--- a/docs/cv_hu.docx
+++ b/docs/cv_hu.docx
@@ -614,7 +614,7 @@
             <w:i/>
             <w:iCs/>
           </w:rPr>
-          <w:t xml:space="preserve">Molekuláris genetika, sejt- és fejlődésbiológia</w:t>
+          <w:t xml:space="preserve">Bioinformatika</w:t>
         </w:r>
       </w:hyperlink>
       <w:r>
@@ -1548,7 +1548,18 @@
         </w:numPr>
       </w:pPr>
       <w:r>
-        <w:t xml:space="preserve">ELTE Molekuláris genetika, sejt- és fejlődésbiológia MSc specializáció felelőse</w:t>
+        <w:t xml:space="preserve">ELTE Bioinformatika MSc specializáció felelőse (2026-)</w:t>
+      </w:r>
+    </w:p>
+    <w:p>
+      <w:pPr>
+        <w:numPr>
+          <w:ilvl w:val="0"/>
+          <w:numId w:val="1013"/>
+        </w:numPr>
+      </w:pPr>
+      <w:r>
+        <w:t xml:space="preserve">ELTE Molekuláris genetika, sejt- és fejlődésbiológia MSc specializáció felelőse (2020-2026)</w:t>
       </w:r>
     </w:p>
     <w:bookmarkEnd w:id="78"/>
@@ -2960,7 +2971,7 @@
           <w:b/>
           <w:bCs/>
         </w:rPr>
-        <w:t xml:space="preserve">874</w:t>
+        <w:t xml:space="preserve">903</w:t>
       </w:r>
     </w:p>
     <w:p>
@@ -3026,7 +3037,7 @@
           <w:rPr>
             <w:rStyle w:val="Hyperlink"/>
           </w:rPr>
-          <w:t xml:space="preserve">A global map of receptor-binding protein compatibility for the programmable design of Klebsiella and Acinetobacter phages</w:t>
+          <w:t xml:space="preserve">A global map of receptor-binding protein compatibility for the programmable design of Klebsiella and Acinetobacter phages.</w:t>
         </w:r>
       </w:hyperlink>
       <w:r>
@@ -3040,7 +3051,7 @@
         <w:t xml:space="preserve">BioRXiv</w:t>
       </w:r>
       <w:r>
-        <w:t xml:space="preserve">.</w:t>
+        <w:t xml:space="preserve">, 2026.02.20.706991.</w:t>
       </w:r>
     </w:p>
     <w:bookmarkEnd w:id="117"/>
@@ -3093,7 +3104,7 @@
           <w:rPr>
             <w:rStyle w:val="Hyperlink"/>
           </w:rPr>
-          <w:t xml:space="preserve">Molecular epidemiology of HIV-1 in Hungary: an evolving contact zone of colliding virus subtypes</w:t>
+          <w:t xml:space="preserve">Molecular epidemiology of HIV-1 in Hungary: an evolving contact zone of colliding virus subtypes.</w:t>
         </w:r>
       </w:hyperlink>
       <w:r>
@@ -3175,7 +3186,7 @@
           <w:b/>
           <w:bCs/>
         </w:rPr>
-        <w:t xml:space="preserve">D1, IF: 15.7, IC: 0</w:t>
+        <w:t xml:space="preserve">D1, IF: 15.7, IC: 1</w:t>
       </w:r>
     </w:p>
     <w:p>
@@ -3233,7 +3244,7 @@
           <w:b/>
           <w:bCs/>
         </w:rPr>
-        <w:t xml:space="preserve">D1, IF: 20.5, IC: 63</w:t>
+        <w:t xml:space="preserve">D1, IF: 20.5, IC: 71</w:t>
       </w:r>
     </w:p>
     <w:bookmarkEnd w:id="121"/>
@@ -3301,7 +3312,7 @@
           <w:b/>
           <w:bCs/>
         </w:rPr>
-        <w:t xml:space="preserve">D1, IF: 45.5, IC: 35</w:t>
+        <w:t xml:space="preserve">D1, IF: 45.5, IC: 42</w:t>
       </w:r>
     </w:p>
     <w:p>
@@ -3547,7 +3558,7 @@
           <w:b/>
           <w:bCs/>
         </w:rPr>
-        <w:t xml:space="preserve">D1, IF: 11, IC: 14 (*megosztott levelező szerző)</w:t>
+        <w:t xml:space="preserve">D1, IF: 11, IC: 15 (*megosztott levelező szerző)</w:t>
       </w:r>
     </w:p>
     <w:p>
@@ -3683,7 +3694,7 @@
           <w:b/>
           <w:bCs/>
         </w:rPr>
-        <w:t xml:space="preserve">D1, IF: 14.7, IC: 32</w:t>
+        <w:t xml:space="preserve">D1, IF: 14.7, IC: 33</w:t>
       </w:r>
     </w:p>
     <w:bookmarkEnd w:id="130"/>
@@ -3861,7 +3872,7 @@
           <w:b/>
           <w:bCs/>
         </w:rPr>
-        <w:t xml:space="preserve">D1, IF: 5.8, IC: 136</w:t>
+        <w:t xml:space="preserve">D1, IF: 5.8, IC: 142</w:t>
       </w:r>
       <w:r>
         <w:rPr>
@@ -3989,7 +4000,7 @@
           <w:b/>
           <w:bCs/>
         </w:rPr>
-        <w:t xml:space="preserve">D1, IF: 5.68, IC: 26</w:t>
+        <w:t xml:space="preserve">D1, IF: 5.68, IC: 27</w:t>
       </w:r>
     </w:p>
     <w:bookmarkEnd w:id="137"/>
@@ -4279,7 +4290,7 @@
           <w:b/>
           <w:bCs/>
         </w:rPr>
-        <w:t xml:space="preserve">D1, IF: 9.1, IC: 19</w:t>
+        <w:t xml:space="preserve">D1, IF: 9.1, IC: 20</w:t>
       </w:r>
     </w:p>
     <w:bookmarkEnd w:id="144"/>
@@ -4348,7 +4359,7 @@
           <w:b/>
           <w:bCs/>
         </w:rPr>
-        <w:t xml:space="preserve">D1, IF: 9.58, IC: 93</w:t>
+        <w:t xml:space="preserve">D1, IF: 9.58, IC: 95</w:t>
       </w:r>
     </w:p>
     <w:bookmarkEnd w:id="146"/>
@@ -4634,7 +4645,7 @@
           <w:b/>
           <w:bCs/>
         </w:rPr>
-        <w:t xml:space="preserve">Q2, IF: 0.6, IC: 60</w:t>
+        <w:t xml:space="preserve">Q2, IF: 0.6, IC: 61</w:t>
       </w:r>
     </w:p>
     <w:p>

--- a/docs/cv_hu.docx
+++ b/docs/cv_hu.docx
@@ -34,13 +34,13 @@
       <w:tr>
         <w:tc>
           <w:tcPr/>
-          <w:bookmarkStart w:id="20" w:name="firstcol"/>
-          <w:bookmarkEnd w:id="20"/>
+          <w:bookmarkStart w:id="9" w:name="firstcol"/>
+          <w:bookmarkEnd w:id="9"/>
           <w:p/>
         </w:tc>
         <w:tc>
           <w:tcPr/>
-          <w:bookmarkStart w:id="24" w:name="secondcol"/>
+          <w:bookmarkStart w:id="13" w:name="secondcol"/>
           <w:p>
             <w:pPr>
               <w:jc w:val="center"/>
@@ -50,18 +50,18 @@
                 <wp:inline>
                   <wp:extent cx="1783080" cy="1720515"/>
                   <wp:effectExtent b="0" l="0" r="0" t="0"/>
-                  <wp:docPr descr="" title="" id="22" name="Picture"/>
+                  <wp:docPr descr="" title="" id="11" name="Picture"/>
                   <a:graphic>
                     <a:graphicData uri="http://schemas.openxmlformats.org/drawingml/2006/picture">
                       <pic:pic>
                         <pic:nvPicPr>
-                          <pic:cNvPr descr="images/Photo.png" id="23" name="Picture"/>
+                          <pic:cNvPr descr="images/Photo.png" id="12" name="Picture"/>
                           <pic:cNvPicPr>
                             <a:picLocks noChangeArrowheads="1" noChangeAspect="1"/>
                           </pic:cNvPicPr>
                         </pic:nvPicPr>
                         <pic:blipFill>
-                          <a:blip r:embed="rId21"/>
+                          <a:blip r:embed="rId10"/>
                           <a:stretch>
                             <a:fillRect/>
                           </a:stretch>
@@ -88,7 +88,7 @@
               </w:drawing>
             </w:r>
           </w:p>
-          <w:bookmarkEnd w:id="24"/>
+          <w:bookmarkEnd w:id="13"/>
         </w:tc>
       </w:tr>
     </w:tbl>
@@ -108,7 +108,7 @@
       <w:pPr>
         <w:pStyle w:val="BodyText"/>
       </w:pPr>
-      <w:hyperlink r:id="rId25">
+      <w:hyperlink r:id="rId14">
         <w:r>
           <w:rPr>
             <w:rStyle w:val="Hyperlink"/>
@@ -143,7 +143,7 @@
       <w:r>
         <w:t xml:space="preserve"> </w:t>
       </w:r>
-      <w:hyperlink r:id="rId26">
+      <w:hyperlink r:id="rId15">
         <w:r>
           <w:rPr>
             <w:rStyle w:val="Hyperlink"/>
@@ -166,7 +166,7 @@
       <w:r>
         <w:t xml:space="preserve"> </w:t>
       </w:r>
-      <w:hyperlink r:id="rId27">
+      <w:hyperlink r:id="rId16">
         <w:r>
           <w:rPr>
             <w:rStyle w:val="Hyperlink"/>
@@ -192,7 +192,7 @@
       <w:r>
         <w:t xml:space="preserve"> </w:t>
       </w:r>
-      <w:hyperlink r:id="rId28">
+      <w:hyperlink r:id="rId17">
         <w:r>
           <w:rPr>
             <w:rStyle w:val="Hyperlink"/>
@@ -215,24 +215,24 @@
       <w:r>
         <w:t xml:space="preserve"> </w:t>
       </w:r>
-      <w:hyperlink r:id="rId32">
+      <w:hyperlink r:id="rId21">
         <w:r>
           <w:drawing>
             <wp:inline>
               <wp:extent cx="228600" cy="228600"/>
               <wp:effectExtent b="0" l="0" r="0" t="0"/>
-              <wp:docPr descr="Researchgate" title="" id="30" name="Picture"/>
+              <wp:docPr descr="Researchgate" title="" id="19" name="Picture"/>
               <a:graphic>
                 <a:graphicData uri="http://schemas.openxmlformats.org/drawingml/2006/picture">
                   <pic:pic>
                     <pic:nvPicPr>
-                      <pic:cNvPr descr="images/ResearchGate_icon_SVG.png" id="31" name="Picture"/>
+                      <pic:cNvPr descr="images/ResearchGate_icon_SVG.png" id="20" name="Picture"/>
                       <pic:cNvPicPr>
                         <a:picLocks noChangeArrowheads="1" noChangeAspect="1"/>
                       </pic:cNvPicPr>
                     </pic:nvPicPr>
                     <pic:blipFill>
-                      <a:blip r:embed="rId29"/>
+                      <a:blip r:embed="rId18"/>
                       <a:stretch>
                         <a:fillRect/>
                       </a:stretch>
@@ -262,24 +262,24 @@
       <w:r>
         <w:t xml:space="preserve"> </w:t>
       </w:r>
-      <w:hyperlink r:id="rId36">
+      <w:hyperlink r:id="rId25">
         <w:r>
           <w:drawing>
             <wp:inline>
               <wp:extent cx="228600" cy="228600"/>
               <wp:effectExtent b="0" l="0" r="0" t="0"/>
-              <wp:docPr descr="ORCiD" title="" id="34" name="Picture"/>
+              <wp:docPr descr="ORCiD" title="" id="23" name="Picture"/>
               <a:graphic>
                 <a:graphicData uri="http://schemas.openxmlformats.org/drawingml/2006/picture">
                   <pic:pic>
                     <pic:nvPicPr>
-                      <pic:cNvPr descr="images/ORCID_iD_32x32.svg.png" id="35" name="Picture"/>
+                      <pic:cNvPr descr="images/ORCID_iD_32x32.svg.png" id="24" name="Picture"/>
                       <pic:cNvPicPr>
                         <a:picLocks noChangeArrowheads="1" noChangeAspect="1"/>
                       </pic:cNvPicPr>
                     </pic:nvPicPr>
                     <pic:blipFill>
-                      <a:blip r:embed="rId33"/>
+                      <a:blip r:embed="rId22"/>
                       <a:stretch>
                         <a:fillRect/>
                       </a:stretch>
@@ -309,24 +309,24 @@
       <w:r>
         <w:t xml:space="preserve"> </w:t>
       </w:r>
-      <w:hyperlink r:id="rId40">
+      <w:hyperlink r:id="rId29">
         <w:r>
           <w:drawing>
             <wp:inline>
               <wp:extent cx="209550" cy="230652"/>
               <wp:effectExtent b="0" l="0" r="0" t="0"/>
-              <wp:docPr descr="ResearcherID" title="" id="38" name="Picture"/>
+              <wp:docPr descr="ResearcherID" title="" id="27" name="Picture"/>
               <a:graphic>
                 <a:graphicData uri="http://schemas.openxmlformats.org/drawingml/2006/picture">
                   <pic:pic>
                     <pic:nvPicPr>
-                      <pic:cNvPr descr="images/web_of_science.png" id="39" name="Picture"/>
+                      <pic:cNvPr descr="images/web_of_science.png" id="28" name="Picture"/>
                       <pic:cNvPicPr>
                         <a:picLocks noChangeArrowheads="1" noChangeAspect="1"/>
                       </pic:cNvPicPr>
                     </pic:nvPicPr>
                     <pic:blipFill>
-                      <a:blip r:embed="rId37"/>
+                      <a:blip r:embed="rId26"/>
                       <a:stretch>
                         <a:fillRect/>
                       </a:stretch>
@@ -356,24 +356,24 @@
       <w:r>
         <w:t xml:space="preserve"> </w:t>
       </w:r>
-      <w:hyperlink r:id="rId44">
+      <w:hyperlink r:id="rId33">
         <w:r>
           <w:drawing>
             <wp:inline>
               <wp:extent cx="228600" cy="228600"/>
               <wp:effectExtent b="0" l="0" r="0" t="0"/>
-              <wp:docPr descr="Scopus" title="" id="42" name="Picture"/>
+              <wp:docPr descr="Scopus" title="" id="31" name="Picture"/>
               <a:graphic>
                 <a:graphicData uri="http://schemas.openxmlformats.org/drawingml/2006/picture">
                   <pic:pic>
                     <pic:nvPicPr>
-                      <pic:cNvPr descr="images/scopus.png" id="43" name="Picture"/>
+                      <pic:cNvPr descr="images/scopus.png" id="32" name="Picture"/>
                       <pic:cNvPicPr>
                         <a:picLocks noChangeArrowheads="1" noChangeAspect="1"/>
                       </pic:cNvPicPr>
                     </pic:nvPicPr>
                     <pic:blipFill>
-                      <a:blip r:embed="rId41"/>
+                      <a:blip r:embed="rId30"/>
                       <a:stretch>
                         <a:fillRect/>
                       </a:stretch>
@@ -403,24 +403,24 @@
       <w:r>
         <w:t xml:space="preserve"> </w:t>
       </w:r>
-      <w:hyperlink r:id="rId48">
+      <w:hyperlink r:id="rId37">
         <w:r>
           <w:drawing>
             <wp:inline>
               <wp:extent cx="228600" cy="228600"/>
               <wp:effectExtent b="0" l="0" r="0" t="0"/>
-              <wp:docPr descr="MTMT" title="" id="46" name="Picture"/>
+              <wp:docPr descr="MTMT" title="" id="35" name="Picture"/>
               <a:graphic>
                 <a:graphicData uri="http://schemas.openxmlformats.org/drawingml/2006/picture">
                   <pic:pic>
                     <pic:nvPicPr>
-                      <pic:cNvPr descr="images/mtmt.jpg" id="47" name="Picture"/>
+                      <pic:cNvPr descr="images/mtmt.jpg" id="36" name="Picture"/>
                       <pic:cNvPicPr>
                         <a:picLocks noChangeArrowheads="1" noChangeAspect="1"/>
                       </pic:cNvPicPr>
                     </pic:nvPicPr>
                     <pic:blipFill>
-                      <a:blip r:embed="rId45"/>
+                      <a:blip r:embed="rId34"/>
                       <a:stretch>
                         <a:fillRect/>
                       </a:stretch>
@@ -450,24 +450,24 @@
       <w:r>
         <w:t xml:space="preserve"> </w:t>
       </w:r>
-      <w:hyperlink r:id="rId52">
+      <w:hyperlink r:id="rId41">
         <w:r>
           <w:drawing>
             <wp:inline>
               <wp:extent cx="228600" cy="228600"/>
               <wp:effectExtent b="0" l="0" r="0" t="0"/>
-              <wp:docPr descr="X (Twitter)" title="" id="50" name="Picture"/>
+              <wp:docPr descr="X (Twitter)" title="" id="39" name="Picture"/>
               <a:graphic>
                 <a:graphicData uri="http://schemas.openxmlformats.org/drawingml/2006/picture">
                   <pic:pic>
                     <pic:nvPicPr>
-                      <pic:cNvPr descr="images/twitter_x_new_logo_square_x_icon.png" id="51" name="Picture"/>
+                      <pic:cNvPr descr="images/twitter_x_new_logo_square_x_icon.png" id="40" name="Picture"/>
                       <pic:cNvPicPr>
                         <a:picLocks noChangeArrowheads="1" noChangeAspect="1"/>
                       </pic:cNvPicPr>
                     </pic:nvPicPr>
                     <pic:blipFill>
-                      <a:blip r:embed="rId49"/>
+                      <a:blip r:embed="rId38"/>
                       <a:stretch>
                         <a:fillRect/>
                       </a:stretch>
@@ -497,24 +497,24 @@
       <w:r>
         <w:t xml:space="preserve"> </w:t>
       </w:r>
-      <w:hyperlink r:id="rId56">
+      <w:hyperlink r:id="rId45">
         <w:r>
           <w:drawing>
             <wp:inline>
               <wp:extent cx="257175" cy="227864"/>
               <wp:effectExtent b="0" l="0" r="0" t="0"/>
-              <wp:docPr descr="BlueSky" title="" id="54" name="Picture"/>
+              <wp:docPr descr="BlueSky" title="" id="43" name="Picture"/>
               <a:graphic>
                 <a:graphicData uri="http://schemas.openxmlformats.org/drawingml/2006/picture">
                   <pic:pic>
                     <pic:nvPicPr>
-                      <pic:cNvPr descr="images/Bluesky_Logo.svg.png" id="55" name="Picture"/>
+                      <pic:cNvPr descr="images/Bluesky_Logo.svg.png" id="44" name="Picture"/>
                       <pic:cNvPicPr>
                         <a:picLocks noChangeArrowheads="1" noChangeAspect="1"/>
                       </pic:cNvPicPr>
                     </pic:nvPicPr>
                     <pic:blipFill>
-                      <a:blip r:embed="rId53"/>
+                      <a:blip r:embed="rId42"/>
                       <a:stretch>
                         <a:fillRect/>
                       </a:stretch>
@@ -542,7 +542,7 @@
         </w:r>
       </w:hyperlink>
     </w:p>
-    <w:bookmarkStart w:id="61" w:name="munkahelyek"/>
+    <w:bookmarkStart w:id="50" w:name="munkahelyek"/>
     <w:p>
       <w:pPr>
         <w:pStyle w:val="Heading1"/>
@@ -551,7 +551,7 @@
         <w:t xml:space="preserve">Munkahelyek</w:t>
       </w:r>
     </w:p>
-    <w:bookmarkStart w:id="59" w:name="aktuális"/>
+    <w:bookmarkStart w:id="48" w:name="aktuális"/>
     <w:p>
       <w:pPr>
         <w:pStyle w:val="Heading2"/>
@@ -607,7 +607,7 @@
       <w:r>
         <w:t xml:space="preserve"> </w:t>
       </w:r>
-      <w:hyperlink r:id="rId57">
+      <w:hyperlink r:id="rId46">
         <w:r>
           <w:rPr>
             <w:rStyle w:val="Hyperlink"/>
@@ -675,7 +675,7 @@
         <w:rPr>
           <w:rStyle w:val="FootnoteReference"/>
         </w:rPr>
-        <w:footnoteReference w:id="58"/>
+        <w:footnoteReference w:id="47"/>
       </w:r>
       <w:r>
         <w:t xml:space="preserve"> </w:t>
@@ -732,8 +732,8 @@
         <w:t xml:space="preserve">2025-től</w:t>
       </w:r>
     </w:p>
-    <w:bookmarkEnd w:id="59"/>
-    <w:bookmarkStart w:id="60" w:name="korábban"/>
+    <w:bookmarkEnd w:id="48"/>
+    <w:bookmarkStart w:id="49" w:name="korábban"/>
     <w:p>
       <w:pPr>
         <w:pStyle w:val="Heading2"/>
@@ -790,9 +790,9 @@
         <w:t xml:space="preserve">2012 - 2014: Különböző hőmérséklethez adaptálódott muslica populációk RNA-Seq adatainak feldolgozása, Christian Schlötterer csoportjában.</w:t>
       </w:r>
     </w:p>
-    <w:bookmarkEnd w:id="60"/>
-    <w:bookmarkEnd w:id="61"/>
-    <w:bookmarkStart w:id="63" w:name="diplomák-és-fokozatok"/>
+    <w:bookmarkEnd w:id="49"/>
+    <w:bookmarkEnd w:id="50"/>
+    <w:bookmarkStart w:id="52" w:name="diplomák-és-fokozatok"/>
     <w:p>
       <w:pPr>
         <w:pStyle w:val="Heading1"/>
@@ -864,834 +864,825 @@
         <w:rPr>
           <w:rStyle w:val="FootnoteReference"/>
         </w:rPr>
-        <w:footnoteReference w:id="62"/>
+        <w:footnoteReference w:id="51"/>
       </w:r>
       <w:r>
         <w:t xml:space="preserve">, Budapest, 2004</w:t>
       </w:r>
     </w:p>
+    <w:bookmarkEnd w:id="52"/>
+    <w:bookmarkStart w:id="55" w:name="díjak-és-ösztöndíjak"/>
+    <w:p>
+      <w:pPr>
+        <w:pStyle w:val="Heading1"/>
+      </w:pPr>
+      <w:r>
+        <w:t xml:space="preserve">Díjak és Ösztöndíjak</w:t>
+      </w:r>
+    </w:p>
+    <w:p>
+      <w:pPr>
+        <w:pStyle w:val="Compact"/>
+        <w:numPr>
+          <w:ilvl w:val="0"/>
+          <w:numId w:val="1008"/>
+        </w:numPr>
+      </w:pPr>
+      <w:r>
+        <w:t xml:space="preserve">Az ELTE Egyetemi Kiválósági Alap</w:t>
+      </w:r>
+      <w:r>
+        <w:t xml:space="preserve"> </w:t>
+      </w:r>
+      <w:hyperlink r:id="rId53">
+        <w:r>
+          <w:rPr>
+            <w:rStyle w:val="Hyperlink"/>
+          </w:rPr>
+          <w:t xml:space="preserve">Kiemelkedő tudományos publikáció díja</w:t>
+        </w:r>
+      </w:hyperlink>
+      <w:r>
+        <w:t xml:space="preserve">, 2024, Budapest</w:t>
+      </w:r>
+    </w:p>
+    <w:p>
+      <w:pPr>
+        <w:pStyle w:val="Compact"/>
+        <w:numPr>
+          <w:ilvl w:val="0"/>
+          <w:numId w:val="1008"/>
+        </w:numPr>
+      </w:pPr>
+      <w:r>
+        <w:t xml:space="preserve">Az ELTE Egyetemi Kiválósági Alap</w:t>
+      </w:r>
+      <w:r>
+        <w:t xml:space="preserve"> </w:t>
+      </w:r>
+      <w:hyperlink r:id="rId54">
+        <w:r>
+          <w:rPr>
+            <w:rStyle w:val="Hyperlink"/>
+          </w:rPr>
+          <w:t xml:space="preserve">Kiemelkedő tudományos publikáció díja</w:t>
+        </w:r>
+      </w:hyperlink>
+      <w:r>
+        <w:t xml:space="preserve">, 2022, Budapest</w:t>
+      </w:r>
+    </w:p>
+    <w:p>
+      <w:pPr>
+        <w:pStyle w:val="Compact"/>
+        <w:numPr>
+          <w:ilvl w:val="0"/>
+          <w:numId w:val="1008"/>
+        </w:numPr>
+      </w:pPr>
+      <w:r>
+        <w:t xml:space="preserve">Junior fellowship, Collegium Budapest – Institute for Advanced Study, 2009, Budapest</w:t>
+      </w:r>
+    </w:p>
+    <w:p>
+      <w:pPr>
+        <w:pStyle w:val="Compact"/>
+        <w:numPr>
+          <w:ilvl w:val="0"/>
+          <w:numId w:val="1008"/>
+        </w:numPr>
+      </w:pPr>
+      <w:r>
+        <w:t xml:space="preserve">Az Állatorvostudományi Kar Ösztöndíja, Szent István Egyetem, 2003 - 2004, Budapest</w:t>
+      </w:r>
+    </w:p>
+    <w:p>
+      <w:pPr>
+        <w:pStyle w:val="Compact"/>
+        <w:numPr>
+          <w:ilvl w:val="0"/>
+          <w:numId w:val="1008"/>
+        </w:numPr>
+      </w:pPr>
+      <w:r>
+        <w:t xml:space="preserve">2. helyezés az Állatorvostudományi Kar TDK Konferenciáján, Szent István Egyetem, 2003, Budapest</w:t>
+      </w:r>
+    </w:p>
+    <w:bookmarkEnd w:id="55"/>
+    <w:bookmarkStart w:id="58" w:name="pályázatok"/>
+    <w:p>
+      <w:pPr>
+        <w:pStyle w:val="Heading1"/>
+      </w:pPr>
+      <w:r>
+        <w:t xml:space="preserve">Pályázatok</w:t>
+      </w:r>
+    </w:p>
+    <w:p>
+      <w:pPr>
+        <w:pStyle w:val="Compact"/>
+        <w:numPr>
+          <w:ilvl w:val="0"/>
+          <w:numId w:val="1009"/>
+        </w:numPr>
+      </w:pPr>
+      <w:r>
+        <w:rPr>
+          <w:b/>
+          <w:bCs/>
+        </w:rPr>
+        <w:t xml:space="preserve">Támogatott Kutatócsoportok Programja 2025 - 2027</w:t>
+      </w:r>
+      <w:r>
+        <w:t xml:space="preserve">:</w:t>
+      </w:r>
+      <w:r>
+        <w:t xml:space="preserve"> </w:t>
+      </w:r>
+      <w:r>
+        <w:rPr>
+          <w:i/>
+          <w:iCs/>
+        </w:rPr>
+        <w:t xml:space="preserve">Szerep</w:t>
+      </w:r>
+      <w:r>
+        <w:t xml:space="preserve">: Társpályázó;</w:t>
+      </w:r>
+      <w:r>
+        <w:t xml:space="preserve"> </w:t>
+      </w:r>
+      <w:r>
+        <w:rPr>
+          <w:i/>
+          <w:iCs/>
+        </w:rPr>
+        <w:t xml:space="preserve">Cím</w:t>
+      </w:r>
+      <w:r>
+        <w:t xml:space="preserve">: Genomic surveillance for precision therapies against antibiotic-resistant bacteria;</w:t>
+      </w:r>
+      <w:r>
+        <w:t xml:space="preserve"> </w:t>
+      </w:r>
+      <w:r>
+        <w:rPr>
+          <w:i/>
+          <w:iCs/>
+        </w:rPr>
+        <w:t xml:space="preserve">Vezető kutató</w:t>
+      </w:r>
+      <w:r>
+        <w:t xml:space="preserve">: Papp Balázs;</w:t>
+      </w:r>
+      <w:r>
+        <w:t xml:space="preserve"> </w:t>
+      </w:r>
+      <w:r>
+        <w:rPr>
+          <w:i/>
+          <w:iCs/>
+        </w:rPr>
+        <w:t xml:space="preserve">Szám</w:t>
+      </w:r>
+      <w:r>
+        <w:t xml:space="preserve">: TKCS-2024/66; az ELTE-re elnyert összeg: 30 000 000 Ft</w:t>
+      </w:r>
+    </w:p>
+    <w:p>
+      <w:pPr>
+        <w:pStyle w:val="Compact"/>
+        <w:numPr>
+          <w:ilvl w:val="0"/>
+          <w:numId w:val="1009"/>
+        </w:numPr>
+      </w:pPr>
+      <w:r>
+        <w:rPr>
+          <w:b/>
+          <w:bCs/>
+        </w:rPr>
+        <w:t xml:space="preserve">ELTE nemzetközi online kurzusok megtartására 2025 és 2026</w:t>
+      </w:r>
+      <w:r>
+        <w:t xml:space="preserve">: az</w:t>
+      </w:r>
+      <w:r>
+        <w:t xml:space="preserve"> </w:t>
+      </w:r>
+      <w:r>
+        <w:t xml:space="preserve">“Omikai adatok elemzése GY”</w:t>
+      </w:r>
+      <w:r>
+        <w:t xml:space="preserve"> </w:t>
+      </w:r>
+      <w:r>
+        <w:t xml:space="preserve">bekerült a</w:t>
+      </w:r>
+      <w:r>
+        <w:t xml:space="preserve"> </w:t>
+      </w:r>
+      <w:hyperlink r:id="rId56">
+        <w:r>
+          <w:rPr>
+            <w:rStyle w:val="Hyperlink"/>
+          </w:rPr>
+          <w:t xml:space="preserve">CHARM-EU</w:t>
+        </w:r>
+      </w:hyperlink>
+      <w:r>
+        <w:t xml:space="preserve"> </w:t>
+      </w:r>
+      <w:r>
+        <w:t xml:space="preserve">kurzusai közé ; 2 × 500 000 HUF</w:t>
+      </w:r>
+    </w:p>
+    <w:p>
+      <w:pPr>
+        <w:pStyle w:val="Compact"/>
+        <w:numPr>
+          <w:ilvl w:val="0"/>
+          <w:numId w:val="1009"/>
+        </w:numPr>
+      </w:pPr>
+      <w:r>
+        <w:rPr>
+          <w:b/>
+          <w:bCs/>
+        </w:rPr>
+        <w:t xml:space="preserve">NKFIH OTKA PD 2020 - 2023</w:t>
+      </w:r>
+      <w:r>
+        <w:t xml:space="preserve">:</w:t>
+      </w:r>
+      <w:r>
+        <w:t xml:space="preserve"> </w:t>
+      </w:r>
+      <w:r>
+        <w:rPr>
+          <w:i/>
+          <w:iCs/>
+        </w:rPr>
+        <w:t xml:space="preserve">Szerep</w:t>
+      </w:r>
+      <w:r>
+        <w:t xml:space="preserve">: Vezető kutató;</w:t>
+      </w:r>
+      <w:r>
+        <w:t xml:space="preserve"> </w:t>
+      </w:r>
+      <w:r>
+        <w:rPr>
+          <w:i/>
+          <w:iCs/>
+        </w:rPr>
+        <w:t xml:space="preserve">Cím</w:t>
+      </w:r>
+      <w:r>
+        <w:t xml:space="preserve">: Hogyan jönnek létre a “szuperbaktériumok”? - Rezisztencia- és virulenciagének átadásának szisztematikus vizsgálata a humán mikrobiom és patogén baktériumok között; szám:</w:t>
+      </w:r>
+      <w:r>
+        <w:t xml:space="preserve"> </w:t>
+      </w:r>
+      <w:hyperlink r:id="rId57">
+        <w:r>
+          <w:rPr>
+            <w:rStyle w:val="Hyperlink"/>
+          </w:rPr>
+          <w:t xml:space="preserve">131839</w:t>
+        </w:r>
+      </w:hyperlink>
+      <w:r>
+        <w:t xml:space="preserve">; 25 500 000 Ft</w:t>
+      </w:r>
+    </w:p>
+    <w:p>
+      <w:pPr>
+        <w:pStyle w:val="Compact"/>
+        <w:numPr>
+          <w:ilvl w:val="0"/>
+          <w:numId w:val="1009"/>
+        </w:numPr>
+      </w:pPr>
+      <w:r>
+        <w:rPr>
+          <w:b/>
+          <w:bCs/>
+        </w:rPr>
+        <w:t xml:space="preserve">Kiemelten magas színvonalú oktatási tevékenység támogatása, ELTE 2020</w:t>
+      </w:r>
+      <w:r>
+        <w:t xml:space="preserve">:</w:t>
+      </w:r>
+      <w:r>
+        <w:t xml:space="preserve"> </w:t>
+      </w:r>
+      <w:r>
+        <w:rPr>
+          <w:i/>
+          <w:iCs/>
+        </w:rPr>
+        <w:t xml:space="preserve">Szerep</w:t>
+      </w:r>
+      <w:r>
+        <w:t xml:space="preserve">: Vezető kutató;</w:t>
+      </w:r>
+      <w:r>
+        <w:t xml:space="preserve"> </w:t>
+      </w:r>
+      <w:r>
+        <w:rPr>
+          <w:i/>
+          <w:iCs/>
+        </w:rPr>
+        <w:t xml:space="preserve">Cím</w:t>
+      </w:r>
+      <w:r>
+        <w:t xml:space="preserve">: Számítógépes oktatási termében lévő infrastruktúra fejlesztése; 4 000 000 Ft</w:t>
+      </w:r>
+    </w:p>
+    <w:p>
+      <w:pPr>
+        <w:pStyle w:val="Compact"/>
+        <w:numPr>
+          <w:ilvl w:val="0"/>
+          <w:numId w:val="1009"/>
+        </w:numPr>
+      </w:pPr>
+      <w:r>
+        <w:rPr>
+          <w:b/>
+          <w:bCs/>
+        </w:rPr>
+        <w:t xml:space="preserve">Visegrad 4 Eastern Partnership (V4Eap) 2014 - 2015</w:t>
+      </w:r>
+      <w:r>
+        <w:t xml:space="preserve">:</w:t>
+      </w:r>
+      <w:r>
+        <w:t xml:space="preserve"> </w:t>
+      </w:r>
+      <w:r>
+        <w:rPr>
+          <w:i/>
+          <w:iCs/>
+        </w:rPr>
+        <w:t xml:space="preserve">Szerep</w:t>
+      </w:r>
+      <w:r>
+        <w:t xml:space="preserve">: Témavezető; Zeljko Popovic ösztöndíjához kapcsolódva;</w:t>
+      </w:r>
+      <w:r>
+        <w:t xml:space="preserve"> </w:t>
+      </w:r>
+      <w:r>
+        <w:rPr>
+          <w:i/>
+          <w:iCs/>
+        </w:rPr>
+        <w:t xml:space="preserve">Cím</w:t>
+      </w:r>
+      <w:r>
+        <w:t xml:space="preserve">: DORMANCYbase – developing a database on gene and protein expression during dormancy in animals; 3 000 EUR</w:t>
+      </w:r>
+    </w:p>
+    <w:bookmarkEnd w:id="58"/>
+    <w:bookmarkStart w:id="68" w:name="oktatási-tevékenység"/>
+    <w:p>
+      <w:pPr>
+        <w:pStyle w:val="Heading1"/>
+      </w:pPr>
+      <w:r>
+        <w:t xml:space="preserve">Oktatási Tevékenység</w:t>
+      </w:r>
+    </w:p>
+    <w:bookmarkStart w:id="63" w:name="jelenleg"/>
+    <w:p>
+      <w:pPr>
+        <w:pStyle w:val="Heading2"/>
+      </w:pPr>
+      <w:r>
+        <w:t xml:space="preserve">Jelenleg</w:t>
+      </w:r>
+    </w:p>
+    <w:p>
+      <w:pPr>
+        <w:pStyle w:val="Compact"/>
+        <w:numPr>
+          <w:ilvl w:val="0"/>
+          <w:numId w:val="1010"/>
+        </w:numPr>
+      </w:pPr>
+      <w:hyperlink r:id="rId59">
+        <w:r>
+          <w:rPr>
+            <w:rStyle w:val="Hyperlink"/>
+          </w:rPr>
+          <w:t xml:space="preserve">Bioinformatika</w:t>
+        </w:r>
+      </w:hyperlink>
+      <w:r>
+        <w:t xml:space="preserve"> </w:t>
+      </w:r>
+      <w:r>
+        <w:t xml:space="preserve">(EA, GY; EN) – MSc hallgatóknak</w:t>
+      </w:r>
+    </w:p>
+    <w:p>
+      <w:pPr>
+        <w:pStyle w:val="Compact"/>
+        <w:numPr>
+          <w:ilvl w:val="0"/>
+          <w:numId w:val="1010"/>
+        </w:numPr>
+      </w:pPr>
+      <w:hyperlink r:id="rId60">
+        <w:r>
+          <w:rPr>
+            <w:rStyle w:val="Hyperlink"/>
+          </w:rPr>
+          <w:t xml:space="preserve">Omikai adatok elemzése</w:t>
+        </w:r>
+      </w:hyperlink>
+      <w:r>
+        <w:t xml:space="preserve"> </w:t>
+      </w:r>
+      <w:r>
+        <w:t xml:space="preserve">(GY; EN) – MSc hallgatóknak. A kurzus bekerült a</w:t>
+      </w:r>
+      <w:r>
+        <w:t xml:space="preserve"> </w:t>
+      </w:r>
+      <w:hyperlink r:id="rId56">
+        <w:r>
+          <w:rPr>
+            <w:rStyle w:val="Hyperlink"/>
+          </w:rPr>
+          <w:t xml:space="preserve">CHARM-EU</w:t>
+        </w:r>
+      </w:hyperlink>
+      <w:r>
+        <w:t xml:space="preserve"> </w:t>
+      </w:r>
+      <w:r>
+        <w:t xml:space="preserve">kínálatába is.</w:t>
+      </w:r>
+    </w:p>
+    <w:p>
+      <w:pPr>
+        <w:pStyle w:val="Compact"/>
+        <w:numPr>
+          <w:ilvl w:val="0"/>
+          <w:numId w:val="1010"/>
+        </w:numPr>
+      </w:pPr>
+      <w:hyperlink r:id="rId61">
+        <w:r>
+          <w:rPr>
+            <w:rStyle w:val="Hyperlink"/>
+          </w:rPr>
+          <w:t xml:space="preserve">Haladó R programozás biológusoknak</w:t>
+        </w:r>
+      </w:hyperlink>
+      <w:r>
+        <w:t xml:space="preserve"> </w:t>
+      </w:r>
+      <w:r>
+        <w:t xml:space="preserve">(GY; EN) – MSc hallgatóknak</w:t>
+      </w:r>
+    </w:p>
+    <w:p>
+      <w:pPr>
+        <w:pStyle w:val="Compact"/>
+        <w:numPr>
+          <w:ilvl w:val="0"/>
+          <w:numId w:val="1010"/>
+        </w:numPr>
+      </w:pPr>
+      <w:hyperlink r:id="rId62">
+        <w:r>
+          <w:rPr>
+            <w:rStyle w:val="Hyperlink"/>
+          </w:rPr>
+          <w:t xml:space="preserve">Filogenetika</w:t>
+        </w:r>
+      </w:hyperlink>
+      <w:r>
+        <w:t xml:space="preserve"> </w:t>
+      </w:r>
+      <w:r>
+        <w:t xml:space="preserve">(EA, GY; EN) – MSc hallgatóknak</w:t>
+      </w:r>
+    </w:p>
+    <w:p>
+      <w:pPr>
+        <w:pStyle w:val="Compact"/>
+        <w:numPr>
+          <w:ilvl w:val="0"/>
+          <w:numId w:val="1010"/>
+        </w:numPr>
+      </w:pPr>
+      <w:r>
+        <w:t xml:space="preserve">Bioinformatikai szemináriumok (EA; EN) – PhD hallgatóknak</w:t>
+      </w:r>
+    </w:p>
     <w:bookmarkEnd w:id="63"/>
-    <w:bookmarkStart w:id="66" w:name="díjak-és-ösztöndíjak"/>
+    <w:bookmarkStart w:id="64" w:name="korábban-1"/>
+    <w:p>
+      <w:pPr>
+        <w:pStyle w:val="Heading2"/>
+      </w:pPr>
+      <w:r>
+        <w:t xml:space="preserve">Korábban</w:t>
+      </w:r>
+    </w:p>
+    <w:p>
+      <w:pPr>
+        <w:pStyle w:val="Compact"/>
+        <w:numPr>
+          <w:ilvl w:val="0"/>
+          <w:numId w:val="1011"/>
+        </w:numPr>
+      </w:pPr>
+      <w:r>
+        <w:t xml:space="preserve">Bevezetés a bioinformatikába (EA; HU) – BSc hallgatóknak (a kurzus kidolgozása, jelenleg egy előadás)</w:t>
+      </w:r>
+    </w:p>
+    <w:p>
+      <w:pPr>
+        <w:pStyle w:val="Compact"/>
+        <w:numPr>
+          <w:ilvl w:val="0"/>
+          <w:numId w:val="1011"/>
+        </w:numPr>
+      </w:pPr>
+      <w:r>
+        <w:t xml:space="preserve">Alapozó bioinformatika (EA; HU) – BSc hallgatóknak (a kurzus kidolgozása)</w:t>
+      </w:r>
+    </w:p>
+    <w:p>
+      <w:pPr>
+        <w:pStyle w:val="Compact"/>
+        <w:numPr>
+          <w:ilvl w:val="0"/>
+          <w:numId w:val="1011"/>
+        </w:numPr>
+      </w:pPr>
+      <w:r>
+        <w:t xml:space="preserve">Genetika gyakorlat (néhány GY; HU) – BSc hallgatóknak</w:t>
+      </w:r>
+    </w:p>
+    <w:p>
+      <w:pPr>
+        <w:pStyle w:val="Compact"/>
+        <w:numPr>
+          <w:ilvl w:val="0"/>
+          <w:numId w:val="1011"/>
+        </w:numPr>
+      </w:pPr>
+      <w:r>
+        <w:t xml:space="preserve">Genomika (néhány EA; EN, HU) – MSc hallgatóknak</w:t>
+      </w:r>
+    </w:p>
+    <w:p>
+      <w:pPr>
+        <w:pStyle w:val="Compact"/>
+        <w:numPr>
+          <w:ilvl w:val="0"/>
+          <w:numId w:val="1011"/>
+        </w:numPr>
+      </w:pPr>
+      <w:r>
+        <w:t xml:space="preserve">Molekuláris Evolúció (néhány, EA; HU) – MSc hallgatóknak</w:t>
+      </w:r>
+    </w:p>
+    <w:p>
+      <w:pPr>
+        <w:pStyle w:val="Compact"/>
+        <w:numPr>
+          <w:ilvl w:val="0"/>
+          <w:numId w:val="1011"/>
+        </w:numPr>
+      </w:pPr>
+      <w:r>
+        <w:t xml:space="preserve">Evolúcióbiológia (néhány, EA; HU) – MSc hallgatóknak</w:t>
+      </w:r>
+    </w:p>
+    <w:p>
+      <w:pPr>
+        <w:pStyle w:val="Compact"/>
+        <w:numPr>
+          <w:ilvl w:val="0"/>
+          <w:numId w:val="1011"/>
+        </w:numPr>
+      </w:pPr>
+      <w:r>
+        <w:t xml:space="preserve">Diszkrét matematikai módszerek a biológiában (EA, GY; HU) – MSc és PhD hallgatóknak</w:t>
+      </w:r>
+    </w:p>
+    <w:bookmarkEnd w:id="64"/>
+    <w:bookmarkStart w:id="66" w:name="egyetemi-jegyzet"/>
+    <w:p>
+      <w:pPr>
+        <w:pStyle w:val="Heading2"/>
+      </w:pPr>
+      <w:r>
+        <w:t xml:space="preserve">Egyetemi Jegyzet</w:t>
+      </w:r>
+    </w:p>
+    <w:p>
+      <w:pPr>
+        <w:pStyle w:val="Compact"/>
+        <w:numPr>
+          <w:ilvl w:val="0"/>
+          <w:numId w:val="1012"/>
+        </w:numPr>
+      </w:pPr>
+      <w:hyperlink r:id="rId65">
+        <w:r>
+          <w:rPr>
+            <w:rStyle w:val="Hyperlink"/>
+          </w:rPr>
+          <w:t xml:space="preserve">Genetikai gyakorlatok</w:t>
+        </w:r>
+      </w:hyperlink>
+      <w:r>
+        <w:t xml:space="preserve">: 7. Bioinformatika – Genetikai betegségek megismerése és kimutatása (HU)</w:t>
+      </w:r>
+    </w:p>
+    <w:bookmarkEnd w:id="66"/>
+    <w:bookmarkStart w:id="67" w:name="Xda60c5005483cababa5490ca6d2c778663b5cb2"/>
+    <w:p>
+      <w:pPr>
+        <w:pStyle w:val="Heading2"/>
+      </w:pPr>
+      <w:r>
+        <w:t xml:space="preserve">Egyéb Oktatással Kapcsolatos Tevékenységek</w:t>
+      </w:r>
+    </w:p>
+    <w:p>
+      <w:pPr>
+        <w:numPr>
+          <w:ilvl w:val="0"/>
+          <w:numId w:val="1013"/>
+        </w:numPr>
+      </w:pPr>
+      <w:r>
+        <w:t xml:space="preserve">Doktori disszertáció bíráló (4); Doktori védésen titkár (4); Doktori védésen bizottsági tag (5); Komplex vizsgán vizsgáztató – ELTE, Pázmány Péter Katolikus Egyetem, Magyar Agrár- és Élettudományi Egyetem, Semmelweiss Egyetem, Debreceni Egyetem (6); MSc záróvizsgáztató (5); Országos Tudományos Diákköri Konferencián zsűritag (4)</w:t>
+      </w:r>
+    </w:p>
+    <w:p>
+      <w:pPr>
+        <w:numPr>
+          <w:ilvl w:val="0"/>
+          <w:numId w:val="1013"/>
+        </w:numPr>
+      </w:pPr>
+      <w:r>
+        <w:t xml:space="preserve">ELTE Bioinformatika MSc specializáció felelőse (2026-)</w:t>
+      </w:r>
+    </w:p>
+    <w:p>
+      <w:pPr>
+        <w:numPr>
+          <w:ilvl w:val="0"/>
+          <w:numId w:val="1013"/>
+        </w:numPr>
+      </w:pPr>
+      <w:r>
+        <w:t xml:space="preserve">ELTE Molekuláris genetika, sejt- és fejlődésbiológia MSc specializáció felelőse (2020-2026)</w:t>
+      </w:r>
+    </w:p>
+    <w:bookmarkEnd w:id="67"/>
+    <w:bookmarkEnd w:id="68"/>
+    <w:bookmarkStart w:id="71" w:name="témavezetés-és-mentorálás"/>
     <w:p>
       <w:pPr>
         <w:pStyle w:val="Heading1"/>
       </w:pPr>
       <w:r>
-        <w:t xml:space="preserve">Díjak és Ösztöndíjak</w:t>
-      </w:r>
-    </w:p>
-    <w:p>
-      <w:pPr>
-        <w:pStyle w:val="Compact"/>
-        <w:numPr>
-          <w:ilvl w:val="0"/>
-          <w:numId w:val="1008"/>
-        </w:numPr>
-      </w:pPr>
-      <w:r>
-        <w:t xml:space="preserve">Az ELTE Egyetemi Kiválósági Alap</w:t>
-      </w:r>
-      <w:r>
-        <w:t xml:space="preserve"> </w:t>
-      </w:r>
-      <w:hyperlink r:id="rId64">
-        <w:r>
-          <w:rPr>
-            <w:rStyle w:val="Hyperlink"/>
-          </w:rPr>
-          <w:t xml:space="preserve">Kiemelkedő tudományos publikáció díja</w:t>
-        </w:r>
-      </w:hyperlink>
-      <w:r>
-        <w:t xml:space="preserve">, 2024, Budapest</w:t>
-      </w:r>
-    </w:p>
-    <w:p>
-      <w:pPr>
-        <w:pStyle w:val="Compact"/>
-        <w:numPr>
-          <w:ilvl w:val="0"/>
-          <w:numId w:val="1008"/>
-        </w:numPr>
-      </w:pPr>
-      <w:r>
-        <w:t xml:space="preserve">Az ELTE Egyetemi Kiválósági Alap</w:t>
-      </w:r>
-      <w:r>
-        <w:t xml:space="preserve"> </w:t>
-      </w:r>
-      <w:hyperlink r:id="rId65">
-        <w:r>
-          <w:rPr>
-            <w:rStyle w:val="Hyperlink"/>
-          </w:rPr>
-          <w:t xml:space="preserve">Kiemelkedő tudományos publikáció díja</w:t>
-        </w:r>
-      </w:hyperlink>
-      <w:r>
-        <w:t xml:space="preserve">, 2022, Budapest</w:t>
-      </w:r>
-    </w:p>
-    <w:p>
-      <w:pPr>
-        <w:pStyle w:val="Compact"/>
-        <w:numPr>
-          <w:ilvl w:val="0"/>
-          <w:numId w:val="1008"/>
-        </w:numPr>
-      </w:pPr>
-      <w:r>
-        <w:t xml:space="preserve">Junior fellowship, Collegium Budapest – Institute for Advanced Study, 2009, Budapest</w:t>
-      </w:r>
-    </w:p>
-    <w:p>
-      <w:pPr>
-        <w:pStyle w:val="Compact"/>
-        <w:numPr>
-          <w:ilvl w:val="0"/>
-          <w:numId w:val="1008"/>
-        </w:numPr>
-      </w:pPr>
-      <w:r>
-        <w:t xml:space="preserve">Az Állatorvostudományi Kar Ösztöndíja, Szent István Egyetem, 2003 - 2004, Budapest</w:t>
-      </w:r>
-    </w:p>
-    <w:p>
-      <w:pPr>
-        <w:pStyle w:val="Compact"/>
-        <w:numPr>
-          <w:ilvl w:val="0"/>
-          <w:numId w:val="1008"/>
-        </w:numPr>
-      </w:pPr>
-      <w:r>
-        <w:t xml:space="preserve">2. helyezés az Állatorvostudományi Kar TDK Konferenciáján, Szent István Egyetem, 2003, Budapest</w:t>
-      </w:r>
-    </w:p>
-    <w:bookmarkEnd w:id="66"/>
-    <w:bookmarkStart w:id="69" w:name="pályázatok"/>
+        <w:t xml:space="preserve">Témavezetés és Mentorálás</w:t>
+      </w:r>
+    </w:p>
+    <w:p>
+      <w:pPr>
+        <w:pStyle w:val="Compact"/>
+        <w:numPr>
+          <w:ilvl w:val="0"/>
+          <w:numId w:val="1014"/>
+        </w:numPr>
+      </w:pPr>
+      <w:hyperlink r:id="rId69">
+        <w:r>
+          <w:rPr>
+            <w:rStyle w:val="Hyperlink"/>
+          </w:rPr>
+          <w:t xml:space="preserve">Személyes lap az Országos Doktori Tanács honlapján</w:t>
+        </w:r>
+      </w:hyperlink>
+    </w:p>
+    <w:p>
+      <w:pPr>
+        <w:pStyle w:val="Compact"/>
+        <w:numPr>
+          <w:ilvl w:val="0"/>
+          <w:numId w:val="1014"/>
+        </w:numPr>
+      </w:pPr>
+      <w:r>
+        <w:rPr>
+          <w:b/>
+          <w:bCs/>
+        </w:rPr>
+        <w:t xml:space="preserve">Folyamatban lévő témavezetések</w:t>
+      </w:r>
+      <w:r>
+        <w:t xml:space="preserve">: 2 társ-témavezetett PhD hallgató, 2 MSc, 1 TDK hallgató</w:t>
+      </w:r>
+    </w:p>
+    <w:p>
+      <w:pPr>
+        <w:pStyle w:val="Compact"/>
+        <w:numPr>
+          <w:ilvl w:val="0"/>
+          <w:numId w:val="1014"/>
+        </w:numPr>
+      </w:pPr>
+      <w:r>
+        <w:rPr>
+          <w:b/>
+          <w:bCs/>
+        </w:rPr>
+        <w:t xml:space="preserve">Végzett hallgatók</w:t>
+      </w:r>
+      <w:r>
+        <w:t xml:space="preserve">: 4 társ-témavezetett PhD, 6 MSc, 14 BSc, 9 TDK hallgató – közülük 1 OTDK 2. helyezés</w:t>
+      </w:r>
+    </w:p>
+    <w:p>
+      <w:pPr>
+        <w:pStyle w:val="Compact"/>
+        <w:numPr>
+          <w:ilvl w:val="0"/>
+          <w:numId w:val="1014"/>
+        </w:numPr>
+      </w:pPr>
+      <w:r>
+        <w:rPr>
+          <w:b/>
+          <w:bCs/>
+        </w:rPr>
+        <w:t xml:space="preserve">Mentorálás</w:t>
+      </w:r>
+      <w:r>
+        <w:t xml:space="preserve">: 1 Egyetemi tanulmányokat külföldön folytató magyar hallgatók nyári gyakorlatának támogatása c. pályázattal,</w:t>
+      </w:r>
+      <w:r>
+        <w:t xml:space="preserve"> </w:t>
+      </w:r>
+      <w:hyperlink r:id="rId70">
+        <w:r>
+          <w:rPr>
+            <w:rStyle w:val="Hyperlink"/>
+          </w:rPr>
+          <w:t xml:space="preserve">Szent-Györgyi Mentorprogram</w:t>
+        </w:r>
+      </w:hyperlink>
+      <w:r>
+        <w:t xml:space="preserve"> </w:t>
+      </w:r>
+      <w:r>
+        <w:t xml:space="preserve">mentorálás</w:t>
+      </w:r>
+    </w:p>
+    <w:bookmarkEnd w:id="71"/>
+    <w:bookmarkStart w:id="76" w:name="workshopok"/>
     <w:p>
       <w:pPr>
         <w:pStyle w:val="Heading1"/>
       </w:pPr>
       <w:r>
-        <w:t xml:space="preserve">Pályázatok</w:t>
-      </w:r>
-    </w:p>
-    <w:p>
-      <w:pPr>
-        <w:pStyle w:val="Compact"/>
-        <w:numPr>
-          <w:ilvl w:val="0"/>
-          <w:numId w:val="1009"/>
-        </w:numPr>
-      </w:pPr>
-      <w:r>
-        <w:rPr>
-          <w:b/>
-          <w:bCs/>
-        </w:rPr>
-        <w:t xml:space="preserve">Támogatott Kutatócsoportok Programja 2025 - 2027</w:t>
-      </w:r>
-      <w:r>
-        <w:t xml:space="preserve">:</w:t>
-      </w:r>
-      <w:r>
-        <w:t xml:space="preserve"> </w:t>
-      </w:r>
-      <w:r>
-        <w:rPr>
-          <w:i/>
-          <w:iCs/>
-        </w:rPr>
-        <w:t xml:space="preserve">Szerep</w:t>
-      </w:r>
-      <w:r>
-        <w:t xml:space="preserve">: Társpályázó;</w:t>
-      </w:r>
-      <w:r>
-        <w:t xml:space="preserve"> </w:t>
-      </w:r>
-      <w:r>
-        <w:rPr>
-          <w:i/>
-          <w:iCs/>
-        </w:rPr>
-        <w:t xml:space="preserve">Cím</w:t>
-      </w:r>
-      <w:r>
-        <w:t xml:space="preserve">: Genomic surveillance for precision therapies against antibiotic-resistant bacteria;</w:t>
-      </w:r>
-      <w:r>
-        <w:t xml:space="preserve"> </w:t>
-      </w:r>
-      <w:r>
-        <w:rPr>
-          <w:i/>
-          <w:iCs/>
-        </w:rPr>
-        <w:t xml:space="preserve">Vezető kutató</w:t>
-      </w:r>
-      <w:r>
-        <w:t xml:space="preserve">: Papp Balázs;</w:t>
-      </w:r>
-      <w:r>
-        <w:t xml:space="preserve"> </w:t>
-      </w:r>
-      <w:r>
-        <w:rPr>
-          <w:i/>
-          <w:iCs/>
-        </w:rPr>
-        <w:t xml:space="preserve">Szám</w:t>
-      </w:r>
-      <w:r>
-        <w:t xml:space="preserve">: TKCS-2024/66; az ELTE-re elnyert összeg: 30 000 000 Ft</w:t>
-      </w:r>
-    </w:p>
-    <w:p>
-      <w:pPr>
-        <w:pStyle w:val="Compact"/>
-        <w:numPr>
-          <w:ilvl w:val="0"/>
-          <w:numId w:val="1009"/>
-        </w:numPr>
-      </w:pPr>
-      <w:r>
-        <w:rPr>
-          <w:b/>
-          <w:bCs/>
-        </w:rPr>
-        <w:t xml:space="preserve">ELTE nemzetközi online kurzusok megtartására 2025 és 2026</w:t>
-      </w:r>
-      <w:r>
-        <w:t xml:space="preserve">: az</w:t>
-      </w:r>
-      <w:r>
-        <w:t xml:space="preserve"> </w:t>
-      </w:r>
-      <w:r>
-        <w:t xml:space="preserve">“Omikai adatok elemzése GY”</w:t>
-      </w:r>
-      <w:r>
-        <w:t xml:space="preserve"> </w:t>
-      </w:r>
-      <w:r>
-        <w:t xml:space="preserve">bekerült a</w:t>
-      </w:r>
-      <w:r>
-        <w:t xml:space="preserve"> </w:t>
-      </w:r>
-      <w:hyperlink r:id="rId67">
-        <w:r>
-          <w:rPr>
-            <w:rStyle w:val="Hyperlink"/>
-          </w:rPr>
-          <w:t xml:space="preserve">CHARM-EU</w:t>
-        </w:r>
-      </w:hyperlink>
-      <w:r>
-        <w:t xml:space="preserve"> </w:t>
-      </w:r>
-      <w:r>
-        <w:t xml:space="preserve">kurzusai közé ; 2 × 500 000 HUF</w:t>
-      </w:r>
-    </w:p>
-    <w:p>
-      <w:pPr>
-        <w:pStyle w:val="Compact"/>
-        <w:numPr>
-          <w:ilvl w:val="0"/>
-          <w:numId w:val="1009"/>
-        </w:numPr>
-      </w:pPr>
-      <w:r>
-        <w:rPr>
-          <w:b/>
-          <w:bCs/>
-        </w:rPr>
-        <w:t xml:space="preserve">NKFIH OTKA PD 2020 - 2023</w:t>
-      </w:r>
-      <w:r>
-        <w:t xml:space="preserve">:</w:t>
-      </w:r>
-      <w:r>
-        <w:t xml:space="preserve"> </w:t>
-      </w:r>
-      <w:r>
-        <w:rPr>
-          <w:i/>
-          <w:iCs/>
-        </w:rPr>
-        <w:t xml:space="preserve">Szerep</w:t>
-      </w:r>
-      <w:r>
-        <w:t xml:space="preserve">: Vezető kutató;</w:t>
-      </w:r>
-      <w:r>
-        <w:t xml:space="preserve"> </w:t>
-      </w:r>
-      <w:r>
-        <w:rPr>
-          <w:i/>
-          <w:iCs/>
-        </w:rPr>
-        <w:t xml:space="preserve">Cím</w:t>
-      </w:r>
-      <w:r>
-        <w:t xml:space="preserve">: Hogyan jönnek létre a</w:t>
-      </w:r>
-      <w:r>
-        <w:t xml:space="preserve"> </w:t>
-      </w:r>
-      <w:r>
-        <w:t xml:space="preserve">“szuperbaktériumok”</w:t>
-      </w:r>
-      <w:r>
-        <w:t xml:space="preserve">? - Rezisztencia- és virulenciagének átadásának szisztematikus vizsgálata a humán mikrobiom és patogén baktériumok között; szám:</w:t>
-      </w:r>
-      <w:r>
-        <w:t xml:space="preserve"> </w:t>
-      </w:r>
-      <w:hyperlink r:id="rId68">
-        <w:r>
-          <w:rPr>
-            <w:rStyle w:val="Hyperlink"/>
-          </w:rPr>
-          <w:t xml:space="preserve">131839</w:t>
-        </w:r>
-      </w:hyperlink>
-      <w:r>
-        <w:t xml:space="preserve">; 25 500 000 Ft</w:t>
-      </w:r>
-    </w:p>
-    <w:p>
-      <w:pPr>
-        <w:pStyle w:val="Compact"/>
-        <w:numPr>
-          <w:ilvl w:val="0"/>
-          <w:numId w:val="1009"/>
-        </w:numPr>
-      </w:pPr>
-      <w:r>
-        <w:rPr>
-          <w:b/>
-          <w:bCs/>
-        </w:rPr>
-        <w:t xml:space="preserve">Kiemelten magas színvonalú oktatási tevékenység támogatása, ELTE 2020</w:t>
-      </w:r>
-      <w:r>
-        <w:t xml:space="preserve">:</w:t>
-      </w:r>
-      <w:r>
-        <w:t xml:space="preserve"> </w:t>
-      </w:r>
-      <w:r>
-        <w:rPr>
-          <w:i/>
-          <w:iCs/>
-        </w:rPr>
-        <w:t xml:space="preserve">Szerep</w:t>
-      </w:r>
-      <w:r>
-        <w:t xml:space="preserve">: Vezető kutató;</w:t>
-      </w:r>
-      <w:r>
-        <w:t xml:space="preserve"> </w:t>
-      </w:r>
-      <w:r>
-        <w:rPr>
-          <w:i/>
-          <w:iCs/>
-        </w:rPr>
-        <w:t xml:space="preserve">Cím</w:t>
-      </w:r>
-      <w:r>
-        <w:t xml:space="preserve">: Számítógépes oktatási termében lévő infrastruktúra fejlesztése; 4 000 000 Ft</w:t>
-      </w:r>
-    </w:p>
-    <w:p>
-      <w:pPr>
-        <w:pStyle w:val="Compact"/>
-        <w:numPr>
-          <w:ilvl w:val="0"/>
-          <w:numId w:val="1009"/>
-        </w:numPr>
-      </w:pPr>
-      <w:r>
-        <w:rPr>
-          <w:b/>
-          <w:bCs/>
-        </w:rPr>
-        <w:t xml:space="preserve">Visegrad 4 Eastern Partnership (V4Eap) 2014 - 2015</w:t>
-      </w:r>
-      <w:r>
-        <w:t xml:space="preserve">:</w:t>
-      </w:r>
-      <w:r>
-        <w:t xml:space="preserve"> </w:t>
-      </w:r>
-      <w:r>
-        <w:rPr>
-          <w:i/>
-          <w:iCs/>
-        </w:rPr>
-        <w:t xml:space="preserve">Szerep</w:t>
-      </w:r>
-      <w:r>
-        <w:t xml:space="preserve">: Témavezető; Zeljko Popovic ösztöndíjához kapcsolódva;</w:t>
-      </w:r>
-      <w:r>
-        <w:t xml:space="preserve"> </w:t>
-      </w:r>
-      <w:r>
-        <w:rPr>
-          <w:i/>
-          <w:iCs/>
-        </w:rPr>
-        <w:t xml:space="preserve">Cím</w:t>
-      </w:r>
-      <w:r>
-        <w:t xml:space="preserve">: DORMANCYbase – developing a database on gene and protein expression during dormancy in animals; 3 000 EUR</w:t>
-      </w:r>
-    </w:p>
-    <w:bookmarkEnd w:id="69"/>
-    <w:bookmarkStart w:id="79" w:name="oktatási-tevékenység"/>
-    <w:p>
-      <w:pPr>
-        <w:pStyle w:val="Heading1"/>
-      </w:pPr>
-      <w:r>
-        <w:t xml:space="preserve">Oktatási Tevékenység</w:t>
-      </w:r>
-    </w:p>
-    <w:bookmarkStart w:id="74" w:name="jelenleg"/>
+        <w:t xml:space="preserve">Workshopok</w:t>
+      </w:r>
+    </w:p>
+    <w:bookmarkStart w:id="74" w:name="oktatóként"/>
     <w:p>
       <w:pPr>
         <w:pStyle w:val="Heading2"/>
       </w:pPr>
       <w:r>
-        <w:t xml:space="preserve">Jelenleg</w:t>
-      </w:r>
-    </w:p>
-    <w:p>
-      <w:pPr>
-        <w:pStyle w:val="Compact"/>
-        <w:numPr>
-          <w:ilvl w:val="0"/>
-          <w:numId w:val="1010"/>
-        </w:numPr>
-      </w:pPr>
-      <w:hyperlink r:id="rId70">
-        <w:r>
-          <w:rPr>
-            <w:rStyle w:val="Hyperlink"/>
-          </w:rPr>
-          <w:t xml:space="preserve">Bioinformatika</w:t>
-        </w:r>
-      </w:hyperlink>
-      <w:r>
-        <w:t xml:space="preserve"> </w:t>
-      </w:r>
-      <w:r>
-        <w:t xml:space="preserve">(EA, GY; EN) – MSc hallgatóknak</w:t>
-      </w:r>
-    </w:p>
-    <w:p>
-      <w:pPr>
-        <w:pStyle w:val="Compact"/>
-        <w:numPr>
-          <w:ilvl w:val="0"/>
-          <w:numId w:val="1010"/>
-        </w:numPr>
-      </w:pPr>
-      <w:hyperlink r:id="rId71">
-        <w:r>
-          <w:rPr>
-            <w:rStyle w:val="Hyperlink"/>
-          </w:rPr>
-          <w:t xml:space="preserve">Omikai adatok elemzése</w:t>
-        </w:r>
-      </w:hyperlink>
-      <w:r>
-        <w:t xml:space="preserve"> </w:t>
-      </w:r>
-      <w:r>
-        <w:t xml:space="preserve">(GY; EN) – MSc hallgatóknak. A kurzus bekerült a</w:t>
-      </w:r>
-      <w:r>
-        <w:t xml:space="preserve"> </w:t>
-      </w:r>
-      <w:hyperlink r:id="rId67">
-        <w:r>
-          <w:rPr>
-            <w:rStyle w:val="Hyperlink"/>
-          </w:rPr>
-          <w:t xml:space="preserve">CHARM-EU</w:t>
-        </w:r>
-      </w:hyperlink>
-      <w:r>
-        <w:t xml:space="preserve"> </w:t>
-      </w:r>
-      <w:r>
-        <w:t xml:space="preserve">kínálatába is.</w:t>
-      </w:r>
-    </w:p>
-    <w:p>
-      <w:pPr>
-        <w:pStyle w:val="Compact"/>
-        <w:numPr>
-          <w:ilvl w:val="0"/>
-          <w:numId w:val="1010"/>
+        <w:t xml:space="preserve">Oktatóként</w:t>
+      </w:r>
+    </w:p>
+    <w:p>
+      <w:pPr>
+        <w:pStyle w:val="Compact"/>
+        <w:numPr>
+          <w:ilvl w:val="0"/>
+          <w:numId w:val="1015"/>
         </w:numPr>
       </w:pPr>
       <w:hyperlink r:id="rId72">
-        <w:r>
-          <w:rPr>
-            <w:rStyle w:val="Hyperlink"/>
-          </w:rPr>
-          <w:t xml:space="preserve">Haladó R programozás biológusoknak</w:t>
-        </w:r>
-      </w:hyperlink>
-      <w:r>
-        <w:t xml:space="preserve"> </w:t>
-      </w:r>
-      <w:r>
-        <w:t xml:space="preserve">(GY; EN) – MSc hallgatóknak</w:t>
-      </w:r>
-    </w:p>
-    <w:p>
-      <w:pPr>
-        <w:pStyle w:val="Compact"/>
-        <w:numPr>
-          <w:ilvl w:val="0"/>
-          <w:numId w:val="1010"/>
-        </w:numPr>
-      </w:pPr>
-      <w:hyperlink r:id="rId73">
-        <w:r>
-          <w:rPr>
-            <w:rStyle w:val="Hyperlink"/>
-          </w:rPr>
-          <w:t xml:space="preserve">Filogenetika</w:t>
-        </w:r>
-      </w:hyperlink>
-      <w:r>
-        <w:t xml:space="preserve"> </w:t>
-      </w:r>
-      <w:r>
-        <w:t xml:space="preserve">(EA, GY; EN) – MSc hallgatóknak</w:t>
-      </w:r>
-    </w:p>
-    <w:p>
-      <w:pPr>
-        <w:pStyle w:val="Compact"/>
-        <w:numPr>
-          <w:ilvl w:val="0"/>
-          <w:numId w:val="1010"/>
-        </w:numPr>
-      </w:pPr>
-      <w:r>
-        <w:t xml:space="preserve">Bioinformatikai szemináriumok (EA; EN) – PhD hallgatóknak</w:t>
-      </w:r>
-    </w:p>
-    <w:bookmarkEnd w:id="74"/>
-    <w:bookmarkStart w:id="75" w:name="korábban-1"/>
-    <w:p>
-      <w:pPr>
-        <w:pStyle w:val="Heading2"/>
-      </w:pPr>
-      <w:r>
-        <w:t xml:space="preserve">Korábban</w:t>
-      </w:r>
-    </w:p>
-    <w:p>
-      <w:pPr>
-        <w:pStyle w:val="Compact"/>
-        <w:numPr>
-          <w:ilvl w:val="0"/>
-          <w:numId w:val="1011"/>
-        </w:numPr>
-      </w:pPr>
-      <w:r>
-        <w:t xml:space="preserve">Bevezetés a bioinformatikába (EA; HU) – BSc hallgatóknak (a kurzus kidolgozása, jelenleg egy előadás)</w:t>
-      </w:r>
-    </w:p>
-    <w:p>
-      <w:pPr>
-        <w:pStyle w:val="Compact"/>
-        <w:numPr>
-          <w:ilvl w:val="0"/>
-          <w:numId w:val="1011"/>
-        </w:numPr>
-      </w:pPr>
-      <w:r>
-        <w:t xml:space="preserve">Alapozó bioinformatika (EA; HU) – BSc hallgatóknak (a kurzus kidolgozása)</w:t>
-      </w:r>
-    </w:p>
-    <w:p>
-      <w:pPr>
-        <w:pStyle w:val="Compact"/>
-        <w:numPr>
-          <w:ilvl w:val="0"/>
-          <w:numId w:val="1011"/>
-        </w:numPr>
-      </w:pPr>
-      <w:r>
-        <w:t xml:space="preserve">Genetika gyakorlat (néhány GY; HU) – BSc hallgatóknak</w:t>
-      </w:r>
-    </w:p>
-    <w:p>
-      <w:pPr>
-        <w:pStyle w:val="Compact"/>
-        <w:numPr>
-          <w:ilvl w:val="0"/>
-          <w:numId w:val="1011"/>
-        </w:numPr>
-      </w:pPr>
-      <w:r>
-        <w:t xml:space="preserve">Genomika (néhány EA; EN, HU) – MSc hallgatóknak</w:t>
-      </w:r>
-    </w:p>
-    <w:p>
-      <w:pPr>
-        <w:pStyle w:val="Compact"/>
-        <w:numPr>
-          <w:ilvl w:val="0"/>
-          <w:numId w:val="1011"/>
-        </w:numPr>
-      </w:pPr>
-      <w:r>
-        <w:t xml:space="preserve">Molekuláris Evolúció (néhány, EA; HU) – MSc hallgatóknak</w:t>
-      </w:r>
-    </w:p>
-    <w:p>
-      <w:pPr>
-        <w:pStyle w:val="Compact"/>
-        <w:numPr>
-          <w:ilvl w:val="0"/>
-          <w:numId w:val="1011"/>
-        </w:numPr>
-      </w:pPr>
-      <w:r>
-        <w:t xml:space="preserve">Evolúcióbiológia (néhány, EA; HU) – MSc hallgatóknak</w:t>
-      </w:r>
-    </w:p>
-    <w:p>
-      <w:pPr>
-        <w:pStyle w:val="Compact"/>
-        <w:numPr>
-          <w:ilvl w:val="0"/>
-          <w:numId w:val="1011"/>
-        </w:numPr>
-      </w:pPr>
-      <w:r>
-        <w:t xml:space="preserve">Diszkrét matematikai módszerek a biológiában (EA, GY; HU) – MSc és PhD hallgatóknak</w:t>
-      </w:r>
-    </w:p>
-    <w:bookmarkEnd w:id="75"/>
-    <w:bookmarkStart w:id="77" w:name="egyetemi-jegyzet"/>
-    <w:p>
-      <w:pPr>
-        <w:pStyle w:val="Heading2"/>
-      </w:pPr>
-      <w:r>
-        <w:t xml:space="preserve">Egyetemi Jegyzet</w:t>
-      </w:r>
-    </w:p>
-    <w:p>
-      <w:pPr>
-        <w:pStyle w:val="Compact"/>
-        <w:numPr>
-          <w:ilvl w:val="0"/>
-          <w:numId w:val="1012"/>
-        </w:numPr>
-      </w:pPr>
-      <w:hyperlink r:id="rId76">
-        <w:r>
-          <w:rPr>
-            <w:rStyle w:val="Hyperlink"/>
-          </w:rPr>
-          <w:t xml:space="preserve">Genetikai gyakorlatok</w:t>
-        </w:r>
-      </w:hyperlink>
-      <w:r>
-        <w:t xml:space="preserve">: 7. Bioinformatika – Genetikai betegségek megismerése és kimutatása (HU)</w:t>
-      </w:r>
-    </w:p>
-    <w:bookmarkEnd w:id="77"/>
-    <w:bookmarkStart w:id="78" w:name="Xda60c5005483cababa5490ca6d2c778663b5cb2"/>
-    <w:p>
-      <w:pPr>
-        <w:pStyle w:val="Heading2"/>
-      </w:pPr>
-      <w:r>
-        <w:t xml:space="preserve">Egyéb Oktatással Kapcsolatos Tevékenységek</w:t>
-      </w:r>
-    </w:p>
-    <w:p>
-      <w:pPr>
-        <w:numPr>
-          <w:ilvl w:val="0"/>
-          <w:numId w:val="1013"/>
-        </w:numPr>
-      </w:pPr>
-      <w:r>
-        <w:t xml:space="preserve">Doktori disszertáció bíráló (4); Doktori védésen titkár (4); Doktori védésen bizottsági tag (5); Komplex vizsgán vizsgáztató – ELTE, Pázmány Péter Katolikus Egyetem, Magyar Agrár- és Élettudományi Egyetem, Semmelweiss Egyetem, Debreceni Egyetem (6); MSc záróvizsgáztató (5); Országos Tudományos Diákköri Konferencián zsűritag (4)</w:t>
-      </w:r>
-    </w:p>
-    <w:p>
-      <w:pPr>
-        <w:numPr>
-          <w:ilvl w:val="0"/>
-          <w:numId w:val="1013"/>
-        </w:numPr>
-      </w:pPr>
-      <w:r>
-        <w:t xml:space="preserve">ELTE Bioinformatika MSc specializáció felelőse (2026-)</w:t>
-      </w:r>
-    </w:p>
-    <w:p>
-      <w:pPr>
-        <w:numPr>
-          <w:ilvl w:val="0"/>
-          <w:numId w:val="1013"/>
-        </w:numPr>
-      </w:pPr>
-      <w:r>
-        <w:t xml:space="preserve">ELTE Molekuláris genetika, sejt- és fejlődésbiológia MSc specializáció felelőse (2020-2026)</w:t>
-      </w:r>
-    </w:p>
-    <w:bookmarkEnd w:id="78"/>
-    <w:bookmarkEnd w:id="79"/>
-    <w:bookmarkStart w:id="82" w:name="témavezetés-és-mentorálás"/>
-    <w:p>
-      <w:pPr>
-        <w:pStyle w:val="Heading1"/>
-      </w:pPr>
-      <w:r>
-        <w:t xml:space="preserve">Témavezetés és Mentorálás</w:t>
-      </w:r>
-    </w:p>
-    <w:p>
-      <w:pPr>
-        <w:pStyle w:val="Compact"/>
-        <w:numPr>
-          <w:ilvl w:val="0"/>
-          <w:numId w:val="1014"/>
-        </w:numPr>
-      </w:pPr>
-      <w:hyperlink r:id="rId80">
-        <w:r>
-          <w:rPr>
-            <w:rStyle w:val="Hyperlink"/>
-          </w:rPr>
-          <w:t xml:space="preserve">Személyes lap az Országos Doktori Tanács honlapján</w:t>
-        </w:r>
-      </w:hyperlink>
-    </w:p>
-    <w:p>
-      <w:pPr>
-        <w:pStyle w:val="Compact"/>
-        <w:numPr>
-          <w:ilvl w:val="0"/>
-          <w:numId w:val="1014"/>
-        </w:numPr>
-      </w:pPr>
-      <w:r>
-        <w:rPr>
-          <w:b/>
-          <w:bCs/>
-        </w:rPr>
-        <w:t xml:space="preserve">Folyamatban lévő témavezetések</w:t>
-      </w:r>
-      <w:r>
-        <w:t xml:space="preserve">: 2 társ-témavezetett PhD hallgató, 2 MSc, 1 TDK hallgató</w:t>
-      </w:r>
-    </w:p>
-    <w:p>
-      <w:pPr>
-        <w:pStyle w:val="Compact"/>
-        <w:numPr>
-          <w:ilvl w:val="0"/>
-          <w:numId w:val="1014"/>
-        </w:numPr>
-      </w:pPr>
-      <w:r>
-        <w:rPr>
-          <w:b/>
-          <w:bCs/>
-        </w:rPr>
-        <w:t xml:space="preserve">Végzett hallgatók</w:t>
-      </w:r>
-      <w:r>
-        <w:t xml:space="preserve">: 4 társ-témavezetett PhD, 6 MSc, 14 BSc, 9 TDK hallgató – közülük 1 OTDK 2. helyezés</w:t>
-      </w:r>
-    </w:p>
-    <w:p>
-      <w:pPr>
-        <w:pStyle w:val="Compact"/>
-        <w:numPr>
-          <w:ilvl w:val="0"/>
-          <w:numId w:val="1014"/>
-        </w:numPr>
-      </w:pPr>
-      <w:r>
-        <w:rPr>
-          <w:b/>
-          <w:bCs/>
-        </w:rPr>
-        <w:t xml:space="preserve">Mentorálás</w:t>
-      </w:r>
-      <w:r>
-        <w:t xml:space="preserve">: 1 Egyetemi tanulmányokat külföldön folytató magyar hallgatók nyári gyakorlatának támogatása c. pályázattal,</w:t>
-      </w:r>
-      <w:r>
-        <w:t xml:space="preserve"> </w:t>
-      </w:r>
-      <w:hyperlink r:id="rId81">
-        <w:r>
-          <w:rPr>
-            <w:rStyle w:val="Hyperlink"/>
-          </w:rPr>
-          <w:t xml:space="preserve">Szent-Györgyi Mentorprogram</w:t>
-        </w:r>
-      </w:hyperlink>
-      <w:r>
-        <w:t xml:space="preserve"> </w:t>
-      </w:r>
-      <w:r>
-        <w:t xml:space="preserve">mentorálás</w:t>
-      </w:r>
-    </w:p>
-    <w:bookmarkEnd w:id="82"/>
-    <w:bookmarkStart w:id="87" w:name="workshopok"/>
-    <w:p>
-      <w:pPr>
-        <w:pStyle w:val="Heading1"/>
-      </w:pPr>
-      <w:r>
-        <w:t xml:space="preserve">Workshopok</w:t>
-      </w:r>
-    </w:p>
-    <w:bookmarkStart w:id="85" w:name="oktatóként"/>
-    <w:p>
-      <w:pPr>
-        <w:pStyle w:val="Heading2"/>
-      </w:pPr>
-      <w:r>
-        <w:t xml:space="preserve">Oktatóként</w:t>
-      </w:r>
-    </w:p>
-    <w:p>
-      <w:pPr>
-        <w:pStyle w:val="Compact"/>
-        <w:numPr>
-          <w:ilvl w:val="0"/>
-          <w:numId w:val="1015"/>
-        </w:numPr>
-      </w:pPr>
-      <w:hyperlink r:id="rId83">
         <w:r>
           <w:rPr>
             <w:rStyle w:val="Hyperlink"/>
@@ -1713,7 +1704,7 @@
           <w:numId w:val="1015"/>
         </w:numPr>
       </w:pPr>
-      <w:hyperlink r:id="rId84">
+      <w:hyperlink r:id="rId73">
         <w:r>
           <w:rPr>
             <w:rStyle w:val="Hyperlink"/>
@@ -1727,180 +1718,742 @@
         <w:t xml:space="preserve">, 2014 Vet-Med Uni Bécs, Ausztria: RNA-Seq adatelemzés gyakorlat</w:t>
       </w:r>
     </w:p>
+    <w:bookmarkEnd w:id="74"/>
+    <w:bookmarkStart w:id="75" w:name="részvevőként"/>
+    <w:p>
+      <w:pPr>
+        <w:pStyle w:val="Heading2"/>
+      </w:pPr>
+      <w:r>
+        <w:t xml:space="preserve">Részvevőként</w:t>
+      </w:r>
+    </w:p>
+    <w:p>
+      <w:pPr>
+        <w:pStyle w:val="Compact"/>
+        <w:numPr>
+          <w:ilvl w:val="0"/>
+          <w:numId w:val="1016"/>
+        </w:numPr>
+      </w:pPr>
+      <w:r>
+        <w:rPr>
+          <w:i/>
+          <w:iCs/>
+        </w:rPr>
+        <w:t xml:space="preserve">EMBO Training: Laboratory Leadership Course</w:t>
+      </w:r>
+      <w:r>
+        <w:t xml:space="preserve">, 2024, Budapest</w:t>
+      </w:r>
+    </w:p>
+    <w:p>
+      <w:pPr>
+        <w:pStyle w:val="Compact"/>
+        <w:numPr>
+          <w:ilvl w:val="0"/>
+          <w:numId w:val="1016"/>
+        </w:numPr>
+      </w:pPr>
+      <w:r>
+        <w:rPr>
+          <w:i/>
+          <w:iCs/>
+        </w:rPr>
+        <w:t xml:space="preserve">An R Reproducibility Toolkit for the practical researcher</w:t>
+      </w:r>
+      <w:r>
+        <w:t xml:space="preserve">, 2022, online</w:t>
+      </w:r>
+    </w:p>
+    <w:p>
+      <w:pPr>
+        <w:pStyle w:val="Compact"/>
+        <w:numPr>
+          <w:ilvl w:val="0"/>
+          <w:numId w:val="1016"/>
+        </w:numPr>
+      </w:pPr>
+      <w:r>
+        <w:rPr>
+          <w:i/>
+          <w:iCs/>
+        </w:rPr>
+        <w:t xml:space="preserve">8th International Course in Microbial Ecology – Microbiome Metagenome Analysis</w:t>
+      </w:r>
+      <w:r>
+        <w:t xml:space="preserve">, 2017, CNR-ISE, Verbania, I</w:t>
+      </w:r>
+    </w:p>
+    <w:p>
+      <w:pPr>
+        <w:pStyle w:val="Compact"/>
+        <w:numPr>
+          <w:ilvl w:val="0"/>
+          <w:numId w:val="1016"/>
+        </w:numPr>
+      </w:pPr>
+      <w:r>
+        <w:rPr>
+          <w:i/>
+          <w:iCs/>
+        </w:rPr>
+        <w:t xml:space="preserve">EMBO course: Bioinformatics and Comparative Genome Analyses</w:t>
+      </w:r>
+      <w:r>
+        <w:t xml:space="preserve">, 2011, Inst. Pasteur Paris, F</w:t>
+      </w:r>
+    </w:p>
+    <w:p>
+      <w:pPr>
+        <w:pStyle w:val="Compact"/>
+        <w:numPr>
+          <w:ilvl w:val="0"/>
+          <w:numId w:val="1016"/>
+        </w:numPr>
+      </w:pPr>
+      <w:r>
+        <w:rPr>
+          <w:i/>
+          <w:iCs/>
+        </w:rPr>
+        <w:t xml:space="preserve">Computational Phyloinformatics Course</w:t>
+      </w:r>
+      <w:r>
+        <w:t xml:space="preserve">, 2008, Duke Univ., Durham, NC, USA</w:t>
+      </w:r>
+    </w:p>
+    <w:p>
+      <w:pPr>
+        <w:pStyle w:val="Compact"/>
+        <w:numPr>
+          <w:ilvl w:val="0"/>
+          <w:numId w:val="1016"/>
+        </w:numPr>
+      </w:pPr>
+      <w:r>
+        <w:rPr>
+          <w:i/>
+          <w:iCs/>
+        </w:rPr>
+        <w:t xml:space="preserve">Workshop on Molecular Evolution</w:t>
+      </w:r>
+      <w:r>
+        <w:t xml:space="preserve">, 2006, Marine Biological Lab., Woods Hole, MA, USA</w:t>
+      </w:r>
+    </w:p>
+    <w:bookmarkEnd w:id="75"/>
+    <w:bookmarkEnd w:id="76"/>
+    <w:bookmarkStart w:id="83" w:name="tagságok"/>
+    <w:p>
+      <w:pPr>
+        <w:pStyle w:val="Heading1"/>
+      </w:pPr>
+      <w:r>
+        <w:t xml:space="preserve">Tagságok</w:t>
+      </w:r>
+    </w:p>
+    <w:p>
+      <w:pPr>
+        <w:pStyle w:val="Compact"/>
+        <w:numPr>
+          <w:ilvl w:val="0"/>
+          <w:numId w:val="1017"/>
+        </w:numPr>
+      </w:pPr>
+      <w:hyperlink r:id="rId77">
+        <w:r>
+          <w:rPr>
+            <w:rStyle w:val="Hyperlink"/>
+          </w:rPr>
+          <w:t xml:space="preserve">Magyar Bioinformatikai Társaság</w:t>
+        </w:r>
+      </w:hyperlink>
+      <w:r>
+        <w:t xml:space="preserve">: 2016 –</w:t>
+      </w:r>
+      <w:r>
+        <w:t xml:space="preserve"> </w:t>
+      </w:r>
+      <w:r>
+        <w:rPr>
+          <w:b/>
+          <w:bCs/>
+        </w:rPr>
+        <w:t xml:space="preserve">elnökségi tag</w:t>
+      </w:r>
+      <w:r>
+        <w:t xml:space="preserve">, 2006 – tag</w:t>
+      </w:r>
+    </w:p>
+    <w:p>
+      <w:pPr>
+        <w:pStyle w:val="Compact"/>
+        <w:numPr>
+          <w:ilvl w:val="0"/>
+          <w:numId w:val="1017"/>
+        </w:numPr>
+      </w:pPr>
+      <w:hyperlink r:id="rId78">
+        <w:r>
+          <w:rPr>
+            <w:rStyle w:val="Hyperlink"/>
+          </w:rPr>
+          <w:t xml:space="preserve">Magyar Tudományos Akadémia, Bioinformatikai Osztályközi Tudományos Bizottság</w:t>
+        </w:r>
+      </w:hyperlink>
+      <w:r>
+        <w:t xml:space="preserve">: 2021 –</w:t>
+      </w:r>
+      <w:r>
+        <w:t xml:space="preserve"> </w:t>
+      </w:r>
+      <w:r>
+        <w:rPr>
+          <w:b/>
+          <w:bCs/>
+        </w:rPr>
+        <w:t xml:space="preserve">szavazati jogú bizottsági tag</w:t>
+      </w:r>
+    </w:p>
+    <w:p>
+      <w:pPr>
+        <w:pStyle w:val="Compact"/>
+        <w:numPr>
+          <w:ilvl w:val="0"/>
+          <w:numId w:val="1017"/>
+        </w:numPr>
+      </w:pPr>
+      <w:r>
+        <w:t xml:space="preserve">Vezető kutató az</w:t>
+      </w:r>
+      <w:r>
+        <w:t xml:space="preserve"> </w:t>
+      </w:r>
+      <w:hyperlink r:id="rId79">
+        <w:r>
+          <w:rPr>
+            <w:rStyle w:val="Hyperlink"/>
+          </w:rPr>
+          <w:t xml:space="preserve">Elixir Europe magyarországi szervezetében</w:t>
+        </w:r>
+      </w:hyperlink>
+      <w:r>
+        <w:t xml:space="preserve">: 2023 –</w:t>
+      </w:r>
+    </w:p>
+    <w:p>
+      <w:pPr>
+        <w:pStyle w:val="Compact"/>
+        <w:numPr>
+          <w:ilvl w:val="0"/>
+          <w:numId w:val="1017"/>
+        </w:numPr>
+      </w:pPr>
+      <w:hyperlink r:id="rId80">
+        <w:r>
+          <w:rPr>
+            <w:rStyle w:val="Hyperlink"/>
+          </w:rPr>
+          <w:t xml:space="preserve">Tudományos Számítások Intézete Egyesület</w:t>
+        </w:r>
+      </w:hyperlink>
+      <w:r>
+        <w:t xml:space="preserve"> </w:t>
+      </w:r>
+      <w:r>
+        <w:t xml:space="preserve">(SciComp): 2024 – tag</w:t>
+      </w:r>
+    </w:p>
+    <w:p>
+      <w:pPr>
+        <w:pStyle w:val="Compact"/>
+        <w:numPr>
+          <w:ilvl w:val="0"/>
+          <w:numId w:val="1017"/>
+        </w:numPr>
+      </w:pPr>
+      <w:r>
+        <w:t xml:space="preserve">Magyar Tudományos Akadémia Köztestülete: 2013 – tag (azonosító:</w:t>
+      </w:r>
+      <w:r>
+        <w:t xml:space="preserve"> </w:t>
+      </w:r>
+      <w:hyperlink r:id="rId81">
+        <w:r>
+          <w:rPr>
+            <w:rStyle w:val="Hyperlink"/>
+          </w:rPr>
+          <w:t xml:space="preserve">31344</w:t>
+        </w:r>
+      </w:hyperlink>
+      <w:r>
+        <w:t xml:space="preserve">)</w:t>
+      </w:r>
+    </w:p>
+    <w:p>
+      <w:pPr>
+        <w:pStyle w:val="Compact"/>
+        <w:numPr>
+          <w:ilvl w:val="0"/>
+          <w:numId w:val="1017"/>
+        </w:numPr>
+      </w:pPr>
+      <w:hyperlink r:id="rId82">
+        <w:r>
+          <w:rPr>
+            <w:rStyle w:val="Hyperlink"/>
+          </w:rPr>
+          <w:t xml:space="preserve">ELTE Természettudományi Kar Etikai Bizottságának</w:t>
+        </w:r>
+      </w:hyperlink>
+      <w:r>
+        <w:t xml:space="preserve"> </w:t>
+      </w:r>
+      <w:r>
+        <w:rPr>
+          <w:b/>
+          <w:bCs/>
+        </w:rPr>
+        <w:t xml:space="preserve">elnöke</w:t>
+      </w:r>
+      <w:r>
+        <w:t xml:space="preserve"> </w:t>
+      </w:r>
+      <w:r>
+        <w:t xml:space="preserve">(2025 – )</w:t>
+      </w:r>
+    </w:p>
+    <w:bookmarkEnd w:id="83"/>
+    <w:bookmarkStart w:id="84" w:name="idegen-nyelvek"/>
+    <w:p>
+      <w:pPr>
+        <w:pStyle w:val="Heading1"/>
+      </w:pPr>
+      <w:r>
+        <w:t xml:space="preserve">Idegen Nyelvek</w:t>
+      </w:r>
+    </w:p>
+    <w:p>
+      <w:pPr>
+        <w:pStyle w:val="Compact"/>
+        <w:numPr>
+          <w:ilvl w:val="0"/>
+          <w:numId w:val="1018"/>
+        </w:numPr>
+      </w:pPr>
+      <w:r>
+        <w:t xml:space="preserve">Angol – tárgyalási szint (C1, középfokú nyelvvizsga)</w:t>
+      </w:r>
+    </w:p>
+    <w:p>
+      <w:pPr>
+        <w:pStyle w:val="Compact"/>
+        <w:numPr>
+          <w:ilvl w:val="0"/>
+          <w:numId w:val="1018"/>
+        </w:numPr>
+      </w:pPr>
+      <w:r>
+        <w:t xml:space="preserve">Olasz – alapfokú nyelvvizsga</w:t>
+      </w:r>
+    </w:p>
+    <w:bookmarkEnd w:id="84"/>
+    <w:bookmarkStart w:id="85" w:name="érdeklődési-területek"/>
+    <w:p>
+      <w:pPr>
+        <w:pStyle w:val="Heading1"/>
+      </w:pPr>
+      <w:r>
+        <w:t xml:space="preserve">Érdeklődési Területek</w:t>
+      </w:r>
+    </w:p>
+    <w:p>
+      <w:pPr>
+        <w:pStyle w:val="Compact"/>
+        <w:numPr>
+          <w:ilvl w:val="0"/>
+          <w:numId w:val="1019"/>
+        </w:numPr>
+      </w:pPr>
+      <w:r>
+        <w:t xml:space="preserve">Bioinformatika</w:t>
+      </w:r>
+    </w:p>
+    <w:p>
+      <w:pPr>
+        <w:pStyle w:val="Compact"/>
+        <w:numPr>
+          <w:ilvl w:val="0"/>
+          <w:numId w:val="1019"/>
+        </w:numPr>
+      </w:pPr>
+      <w:r>
+        <w:t xml:space="preserve">Evolúcióbiológia</w:t>
+      </w:r>
+    </w:p>
+    <w:p>
+      <w:pPr>
+        <w:pStyle w:val="Compact"/>
+        <w:numPr>
+          <w:ilvl w:val="0"/>
+          <w:numId w:val="1019"/>
+        </w:numPr>
+      </w:pPr>
+      <w:r>
+        <w:t xml:space="preserve">Antibiotikum-rezisztencia</w:t>
+      </w:r>
+    </w:p>
+    <w:p>
+      <w:pPr>
+        <w:pStyle w:val="Compact"/>
+        <w:numPr>
+          <w:ilvl w:val="0"/>
+          <w:numId w:val="1019"/>
+        </w:numPr>
+      </w:pPr>
+      <w:r>
+        <w:t xml:space="preserve">Összehasonlító genomika</w:t>
+      </w:r>
+    </w:p>
+    <w:p>
+      <w:pPr>
+        <w:pStyle w:val="Compact"/>
+        <w:numPr>
+          <w:ilvl w:val="0"/>
+          <w:numId w:val="1019"/>
+        </w:numPr>
+      </w:pPr>
+      <w:r>
+        <w:t xml:space="preserve">Molekuláris filogenetika</w:t>
+      </w:r>
+    </w:p>
+    <w:p>
+      <w:pPr>
+        <w:pStyle w:val="Compact"/>
+        <w:numPr>
+          <w:ilvl w:val="0"/>
+          <w:numId w:val="1019"/>
+        </w:numPr>
+      </w:pPr>
+      <w:r>
+        <w:t xml:space="preserve">Metagenomika</w:t>
+      </w:r>
+    </w:p>
+    <w:p>
+      <w:pPr>
+        <w:pStyle w:val="Compact"/>
+        <w:numPr>
+          <w:ilvl w:val="0"/>
+          <w:numId w:val="1019"/>
+        </w:numPr>
+      </w:pPr>
+      <w:r>
+        <w:t xml:space="preserve">Transzkriptomika</w:t>
+      </w:r>
+    </w:p>
+    <w:p>
+      <w:pPr>
+        <w:pStyle w:val="Compact"/>
+        <w:numPr>
+          <w:ilvl w:val="0"/>
+          <w:numId w:val="1019"/>
+        </w:numPr>
+      </w:pPr>
+      <w:r>
+        <w:t xml:space="preserve">Transzkripciós szabályozás</w:t>
+      </w:r>
+    </w:p>
+    <w:p>
+      <w:pPr>
+        <w:pStyle w:val="Compact"/>
+        <w:numPr>
+          <w:ilvl w:val="0"/>
+          <w:numId w:val="1019"/>
+        </w:numPr>
+      </w:pPr>
+      <w:r>
+        <w:t xml:space="preserve">Adatelemzés</w:t>
+      </w:r>
+    </w:p>
     <w:bookmarkEnd w:id="85"/>
-    <w:bookmarkStart w:id="86" w:name="részvevőként"/>
-    <w:p>
-      <w:pPr>
-        <w:pStyle w:val="Heading2"/>
-      </w:pPr>
-      <w:r>
-        <w:t xml:space="preserve">Részvevőként</w:t>
-      </w:r>
-    </w:p>
-    <w:p>
-      <w:pPr>
-        <w:pStyle w:val="Compact"/>
-        <w:numPr>
-          <w:ilvl w:val="0"/>
-          <w:numId w:val="1016"/>
-        </w:numPr>
-      </w:pPr>
-      <w:r>
-        <w:rPr>
-          <w:i/>
-          <w:iCs/>
-        </w:rPr>
-        <w:t xml:space="preserve">EMBO Training: Laboratory Leadership Course</w:t>
-      </w:r>
-      <w:r>
-        <w:t xml:space="preserve">, 2024, Budapest</w:t>
-      </w:r>
-    </w:p>
-    <w:p>
-      <w:pPr>
-        <w:pStyle w:val="Compact"/>
-        <w:numPr>
-          <w:ilvl w:val="0"/>
-          <w:numId w:val="1016"/>
-        </w:numPr>
-      </w:pPr>
-      <w:r>
-        <w:rPr>
-          <w:i/>
-          <w:iCs/>
-        </w:rPr>
-        <w:t xml:space="preserve">An R Reproducibility Toolkit for the practical researcher</w:t>
-      </w:r>
-      <w:r>
-        <w:t xml:space="preserve">, 2022, online</w:t>
-      </w:r>
-    </w:p>
-    <w:p>
-      <w:pPr>
-        <w:pStyle w:val="Compact"/>
-        <w:numPr>
-          <w:ilvl w:val="0"/>
-          <w:numId w:val="1016"/>
-        </w:numPr>
-      </w:pPr>
-      <w:r>
-        <w:rPr>
-          <w:i/>
-          <w:iCs/>
-        </w:rPr>
-        <w:t xml:space="preserve">8th International Course in Microbial Ecology – Microbiome Metagenome Analysis</w:t>
-      </w:r>
-      <w:r>
-        <w:t xml:space="preserve">, 2017, CNR-ISE, Verbania, I</w:t>
-      </w:r>
-    </w:p>
-    <w:p>
-      <w:pPr>
-        <w:pStyle w:val="Compact"/>
-        <w:numPr>
-          <w:ilvl w:val="0"/>
-          <w:numId w:val="1016"/>
-        </w:numPr>
-      </w:pPr>
-      <w:r>
-        <w:rPr>
-          <w:i/>
-          <w:iCs/>
-        </w:rPr>
-        <w:t xml:space="preserve">EMBO course: Bioinformatics and Comparative Genome Analyses</w:t>
-      </w:r>
-      <w:r>
-        <w:t xml:space="preserve">, 2011, Inst. Pasteur Paris, F</w:t>
-      </w:r>
-    </w:p>
-    <w:p>
-      <w:pPr>
-        <w:pStyle w:val="Compact"/>
-        <w:numPr>
-          <w:ilvl w:val="0"/>
-          <w:numId w:val="1016"/>
-        </w:numPr>
-      </w:pPr>
-      <w:r>
-        <w:rPr>
-          <w:i/>
-          <w:iCs/>
-        </w:rPr>
-        <w:t xml:space="preserve">Computational Phyloinformatics Course</w:t>
-      </w:r>
-      <w:r>
-        <w:t xml:space="preserve">, 2008, Duke Univ., Durham, NC, USA</w:t>
-      </w:r>
-    </w:p>
-    <w:p>
-      <w:pPr>
-        <w:pStyle w:val="Compact"/>
-        <w:numPr>
-          <w:ilvl w:val="0"/>
-          <w:numId w:val="1016"/>
-        </w:numPr>
-      </w:pPr>
-      <w:r>
-        <w:rPr>
-          <w:i/>
-          <w:iCs/>
-        </w:rPr>
-        <w:t xml:space="preserve">Workshop on Molecular Evolution</w:t>
-      </w:r>
-      <w:r>
-        <w:t xml:space="preserve">, 2006, Marine Biological Lab., Woods Hole, MA, USA</w:t>
+    <w:bookmarkStart w:id="86" w:name="szakmai-készségek"/>
+    <w:p>
+      <w:pPr>
+        <w:pStyle w:val="Heading1"/>
+      </w:pPr>
+      <w:r>
+        <w:t xml:space="preserve">Szakmai Készségek</w:t>
+      </w:r>
+    </w:p>
+    <w:p>
+      <w:pPr>
+        <w:pStyle w:val="Compact"/>
+        <w:numPr>
+          <w:ilvl w:val="0"/>
+          <w:numId w:val="1020"/>
+        </w:numPr>
+      </w:pPr>
+      <w:r>
+        <w:t xml:space="preserve">Különböző bioinformatikai módszerek, szoftverek és pipeline-ok professzionális használata és fejlesztése.</w:t>
+      </w:r>
+    </w:p>
+    <w:p>
+      <w:pPr>
+        <w:pStyle w:val="Compact"/>
+        <w:numPr>
+          <w:ilvl w:val="0"/>
+          <w:numId w:val="1020"/>
+        </w:numPr>
+      </w:pPr>
+      <w:r>
+        <w:t xml:space="preserve">R programozási nyelv – professzionális szint</w:t>
+      </w:r>
+    </w:p>
+    <w:p>
+      <w:pPr>
+        <w:pStyle w:val="Compact"/>
+        <w:numPr>
+          <w:ilvl w:val="0"/>
+          <w:numId w:val="1020"/>
+        </w:numPr>
+      </w:pPr>
+      <w:r>
+        <w:t xml:space="preserve">Linux Shell szkriptek – haladó szint</w:t>
       </w:r>
     </w:p>
     <w:bookmarkEnd w:id="86"/>
-    <w:bookmarkEnd w:id="87"/>
-    <w:bookmarkStart w:id="94" w:name="tagságok"/>
+    <w:bookmarkStart w:id="88" w:name="Xf9c0201c6222d6fcdb0007b6a2f0ff9a87a0216"/>
     <w:p>
       <w:pPr>
         <w:pStyle w:val="Heading1"/>
       </w:pPr>
       <w:r>
-        <w:t xml:space="preserve">Tagságok</w:t>
-      </w:r>
-    </w:p>
-    <w:p>
-      <w:pPr>
-        <w:pStyle w:val="Compact"/>
-        <w:numPr>
-          <w:ilvl w:val="0"/>
-          <w:numId w:val="1017"/>
-        </w:numPr>
-      </w:pPr>
-      <w:hyperlink r:id="rId88">
-        <w:r>
-          <w:rPr>
-            <w:rStyle w:val="Hyperlink"/>
-          </w:rPr>
-          <w:t xml:space="preserve">Magyar Bioinformatikai Társaság</w:t>
-        </w:r>
-      </w:hyperlink>
-      <w:r>
-        <w:t xml:space="preserve">: 2016 –</w:t>
-      </w:r>
-      <w:r>
-        <w:t xml:space="preserve"> </w:t>
-      </w:r>
-      <w:r>
-        <w:rPr>
-          <w:b/>
-          <w:bCs/>
-        </w:rPr>
-        <w:t xml:space="preserve">elnökségi tag</w:t>
-      </w:r>
-      <w:r>
-        <w:t xml:space="preserve">, 2006 – tag</w:t>
-      </w:r>
-    </w:p>
-    <w:p>
-      <w:pPr>
-        <w:pStyle w:val="Compact"/>
-        <w:numPr>
-          <w:ilvl w:val="0"/>
-          <w:numId w:val="1017"/>
+        <w:t xml:space="preserve">Bírálói és Konferencia Szervezői Tevékenység</w:t>
+      </w:r>
+    </w:p>
+    <w:p>
+      <w:pPr>
+        <w:pStyle w:val="Compact"/>
+        <w:numPr>
+          <w:ilvl w:val="0"/>
+          <w:numId w:val="1021"/>
+        </w:numPr>
+      </w:pPr>
+      <w:r>
+        <w:t xml:space="preserve">Bírálat készítés a következő folyóiratokban:</w:t>
+      </w:r>
+      <w:r>
+        <w:t xml:space="preserve"> </w:t>
+      </w:r>
+      <w:r>
+        <w:rPr>
+          <w:i/>
+          <w:iCs/>
+        </w:rPr>
+        <w:t xml:space="preserve">Brief. Bioinformatics</w:t>
+      </w:r>
+      <w:r>
+        <w:t xml:space="preserve"> </w:t>
+      </w:r>
+      <w:r>
+        <w:t xml:space="preserve">(3);</w:t>
+      </w:r>
+      <w:r>
+        <w:t xml:space="preserve"> </w:t>
+      </w:r>
+      <w:r>
+        <w:rPr>
+          <w:i/>
+          <w:iCs/>
+        </w:rPr>
+        <w:t xml:space="preserve">Evol. Biol.</w:t>
+      </w:r>
+      <w:r>
+        <w:t xml:space="preserve"> </w:t>
+      </w:r>
+      <w:r>
+        <w:t xml:space="preserve">(1);</w:t>
+      </w:r>
+      <w:r>
+        <w:t xml:space="preserve"> </w:t>
+      </w:r>
+      <w:r>
+        <w:rPr>
+          <w:i/>
+          <w:iCs/>
+        </w:rPr>
+        <w:t xml:space="preserve">Genome Biol. Evol.</w:t>
+      </w:r>
+      <w:r>
+        <w:t xml:space="preserve"> </w:t>
+      </w:r>
+      <w:r>
+        <w:t xml:space="preserve">(1);</w:t>
+      </w:r>
+      <w:r>
+        <w:t xml:space="preserve"> </w:t>
+      </w:r>
+      <w:r>
+        <w:rPr>
+          <w:i/>
+          <w:iCs/>
+        </w:rPr>
+        <w:t xml:space="preserve">J. Math. Chem.</w:t>
+      </w:r>
+      <w:r>
+        <w:t xml:space="preserve"> </w:t>
+      </w:r>
+      <w:r>
+        <w:t xml:space="preserve">(4);</w:t>
+      </w:r>
+      <w:r>
+        <w:t xml:space="preserve"> </w:t>
+      </w:r>
+      <w:r>
+        <w:rPr>
+          <w:i/>
+          <w:iCs/>
+        </w:rPr>
+        <w:t xml:space="preserve">Mol. Ecol.</w:t>
+      </w:r>
+      <w:r>
+        <w:t xml:space="preserve"> </w:t>
+      </w:r>
+      <w:r>
+        <w:t xml:space="preserve">(1);</w:t>
+      </w:r>
+      <w:r>
+        <w:t xml:space="preserve"> </w:t>
+      </w:r>
+      <w:r>
+        <w:rPr>
+          <w:i/>
+          <w:iCs/>
+        </w:rPr>
+        <w:t xml:space="preserve">Mol. Phylogenetics Evol.</w:t>
+      </w:r>
+      <w:r>
+        <w:t xml:space="preserve"> </w:t>
+      </w:r>
+      <w:r>
+        <w:t xml:space="preserve">(1);</w:t>
+      </w:r>
+      <w:r>
+        <w:t xml:space="preserve"> </w:t>
+      </w:r>
+      <w:r>
+        <w:rPr>
+          <w:i/>
+          <w:iCs/>
+        </w:rPr>
+        <w:t xml:space="preserve">Sci. Rep.</w:t>
+      </w:r>
+      <w:r>
+        <w:t xml:space="preserve"> </w:t>
+      </w:r>
+      <w:r>
+        <w:t xml:space="preserve">(1);</w:t>
+      </w:r>
+      <w:r>
+        <w:t xml:space="preserve"> </w:t>
+      </w:r>
+      <w:r>
+        <w:rPr>
+          <w:i/>
+          <w:iCs/>
+        </w:rPr>
+        <w:t xml:space="preserve">Opusc. Zool.</w:t>
+      </w:r>
+      <w:r>
+        <w:t xml:space="preserve"> </w:t>
+      </w:r>
+      <w:r>
+        <w:t xml:space="preserve">(1);</w:t>
+      </w:r>
+      <w:r>
+        <w:t xml:space="preserve"> </w:t>
+      </w:r>
+      <w:r>
+        <w:rPr>
+          <w:i/>
+          <w:iCs/>
+        </w:rPr>
+        <w:t xml:space="preserve">Plos One</w:t>
+      </w:r>
+      <w:r>
+        <w:t xml:space="preserve"> </w:t>
+      </w:r>
+      <w:r>
+        <w:t xml:space="preserve">(2)</w:t>
+      </w:r>
+    </w:p>
+    <w:p>
+      <w:pPr>
+        <w:pStyle w:val="Compact"/>
+        <w:numPr>
+          <w:ilvl w:val="0"/>
+          <w:numId w:val="1021"/>
+        </w:numPr>
+      </w:pPr>
+      <w:r>
+        <w:t xml:space="preserve">Bírálat: PhD disszertáció: (4), pályázatok: NKFI OTKA (3)</w:t>
+      </w:r>
+    </w:p>
+    <w:p>
+      <w:pPr>
+        <w:pStyle w:val="Compact"/>
+        <w:numPr>
+          <w:ilvl w:val="0"/>
+          <w:numId w:val="1021"/>
+        </w:numPr>
+      </w:pPr>
+      <w:r>
+        <w:t xml:space="preserve">OTDK zsűri tag (4)</w:t>
+      </w:r>
+    </w:p>
+    <w:p>
+      <w:pPr>
+        <w:pStyle w:val="Compact"/>
+        <w:numPr>
+          <w:ilvl w:val="0"/>
+          <w:numId w:val="1021"/>
+        </w:numPr>
+      </w:pPr>
+      <w:r>
+        <w:t xml:space="preserve">Tudományos szervezőbizottsági tagként konferencia szervezés:</w:t>
+      </w:r>
+      <w:r>
+        <w:t xml:space="preserve"> </w:t>
+      </w:r>
+      <w:hyperlink r:id="rId87">
+        <w:r>
+          <w:rPr>
+            <w:rStyle w:val="Hyperlink"/>
+          </w:rPr>
+          <w:t xml:space="preserve">A Magyar Élettani Társaság (MÉT), a Magyar Biofizikai Társaság (MBFT), Magyar Mikrocirkulációs és Vaszkuláris Biológiai Társaság (MMVBT) és a Magyar Bioinformatikai Társaság (MABIT) Közös Konferenciája</w:t>
+        </w:r>
+      </w:hyperlink>
+      <w:r>
+        <w:t xml:space="preserve">, 2025. szep. 2-5, Szeged</w:t>
+      </w:r>
+    </w:p>
+    <w:bookmarkEnd w:id="88"/>
+    <w:bookmarkStart w:id="93" w:name="tudománynépszerűsítés"/>
+    <w:p>
+      <w:pPr>
+        <w:pStyle w:val="Heading1"/>
+      </w:pPr>
+      <w:r>
+        <w:t xml:space="preserve">Tudománynépszerűsítés</w:t>
+      </w:r>
+    </w:p>
+    <w:p>
+      <w:pPr>
+        <w:pStyle w:val="Compact"/>
+        <w:numPr>
+          <w:ilvl w:val="0"/>
+          <w:numId w:val="1022"/>
         </w:numPr>
       </w:pPr>
       <w:hyperlink r:id="rId89">
@@ -1908,836 +2461,274 @@
           <w:rPr>
             <w:rStyle w:val="Hyperlink"/>
           </w:rPr>
-          <w:t xml:space="preserve">Magyar Tudományos Akadémia, Bioinformatikai Osztályközi Tudományos Bizottság</w:t>
-        </w:r>
-      </w:hyperlink>
-      <w:r>
-        <w:t xml:space="preserve">: 2021 –</w:t>
-      </w:r>
-      <w:r>
-        <w:t xml:space="preserve"> </w:t>
-      </w:r>
-      <w:r>
-        <w:rPr>
-          <w:b/>
-          <w:bCs/>
-        </w:rPr>
-        <w:t xml:space="preserve">szavazati jogú bizottsági tag</w:t>
-      </w:r>
-    </w:p>
-    <w:p>
-      <w:pPr>
-        <w:pStyle w:val="Compact"/>
-        <w:numPr>
-          <w:ilvl w:val="0"/>
-          <w:numId w:val="1017"/>
-        </w:numPr>
-      </w:pPr>
-      <w:r>
-        <w:t xml:space="preserve">Vezető kutató az</w:t>
-      </w:r>
-      <w:r>
-        <w:t xml:space="preserve"> </w:t>
-      </w:r>
+          <w:t xml:space="preserve">ELTEFeszt TTK előadás</w:t>
+        </w:r>
+      </w:hyperlink>
+      <w:r>
+        <w:t xml:space="preserve">: Lesz-e a coliból szuperbaktérium? 2022, Budapest</w:t>
+      </w:r>
+    </w:p>
+    <w:p>
+      <w:pPr>
+        <w:pStyle w:val="Compact"/>
+        <w:numPr>
+          <w:ilvl w:val="0"/>
+          <w:numId w:val="1022"/>
+        </w:numPr>
+      </w:pPr>
       <w:hyperlink r:id="rId90">
         <w:r>
           <w:rPr>
             <w:rStyle w:val="Hyperlink"/>
           </w:rPr>
-          <w:t xml:space="preserve">Elixir Europe magyarországi szervezetében</w:t>
-        </w:r>
-      </w:hyperlink>
-      <w:r>
-        <w:t xml:space="preserve">: 2023 –</w:t>
-      </w:r>
-    </w:p>
-    <w:p>
-      <w:pPr>
-        <w:pStyle w:val="Compact"/>
-        <w:numPr>
-          <w:ilvl w:val="0"/>
-          <w:numId w:val="1017"/>
-        </w:numPr>
-      </w:pPr>
+          <w:t xml:space="preserve">A magyarországi COVID-járványt meghatározó vírusváltozatok genetikai vizsgálata</w:t>
+        </w:r>
+      </w:hyperlink>
+      <w:r>
+        <w:t xml:space="preserve"> </w:t>
+      </w:r>
+      <w:r>
+        <w:t xml:space="preserve">weboldal létrehozása</w:t>
+      </w:r>
+    </w:p>
+    <w:p>
+      <w:pPr>
+        <w:pStyle w:val="Compact"/>
+        <w:numPr>
+          <w:ilvl w:val="0"/>
+          <w:numId w:val="1022"/>
+        </w:numPr>
+      </w:pPr>
+      <w:r>
+        <w:t xml:space="preserve">Tudományok Fővárosa előadás:</w:t>
+      </w:r>
+      <w:r>
+        <w:t xml:space="preserve"> </w:t>
+      </w:r>
       <w:hyperlink r:id="rId91">
         <w:r>
           <w:rPr>
             <w:rStyle w:val="Hyperlink"/>
           </w:rPr>
-          <w:t xml:space="preserve">Tudományos Számítások Intézete Egyesület</w:t>
-        </w:r>
-      </w:hyperlink>
-      <w:r>
-        <w:t xml:space="preserve"> </w:t>
-      </w:r>
-      <w:r>
-        <w:t xml:space="preserve">(SciComp): 2024 – tag</w:t>
-      </w:r>
-    </w:p>
-    <w:p>
-      <w:pPr>
-        <w:pStyle w:val="Compact"/>
-        <w:numPr>
-          <w:ilvl w:val="0"/>
-          <w:numId w:val="1017"/>
-        </w:numPr>
-      </w:pPr>
-      <w:r>
-        <w:t xml:space="preserve">Magyar Tudományos Akadémia Köztestülete: 2013 – tag (azonosító:</w:t>
-      </w:r>
-      <w:r>
-        <w:t xml:space="preserve"> </w:t>
-      </w:r>
+          <w:t xml:space="preserve">A magyar koronavírus genomok evolúciós vizsgálata</w:t>
+        </w:r>
+      </w:hyperlink>
+      <w:r>
+        <w:t xml:space="preserve">, 2020, Budapest</w:t>
+      </w:r>
+    </w:p>
+    <w:p>
+      <w:pPr>
+        <w:pStyle w:val="Compact"/>
+        <w:numPr>
+          <w:ilvl w:val="0"/>
+          <w:numId w:val="1022"/>
+        </w:numPr>
+      </w:pPr>
       <w:hyperlink r:id="rId92">
         <w:r>
           <w:rPr>
             <w:rStyle w:val="Hyperlink"/>
           </w:rPr>
-          <w:t xml:space="preserve">31344</w:t>
-        </w:r>
-      </w:hyperlink>
-      <w:r>
-        <w:t xml:space="preserve">)</w:t>
-      </w:r>
-    </w:p>
-    <w:p>
-      <w:pPr>
-        <w:pStyle w:val="Compact"/>
-        <w:numPr>
-          <w:ilvl w:val="0"/>
-          <w:numId w:val="1017"/>
-        </w:numPr>
-      </w:pPr>
-      <w:hyperlink r:id="rId93">
-        <w:r>
-          <w:rPr>
-            <w:rStyle w:val="Hyperlink"/>
-          </w:rPr>
-          <w:t xml:space="preserve">ELTE Természettudományi Kar Etikai Bizottságának</w:t>
-        </w:r>
-      </w:hyperlink>
-      <w:r>
-        <w:t xml:space="preserve"> </w:t>
-      </w:r>
-      <w:r>
-        <w:rPr>
-          <w:b/>
-          <w:bCs/>
-        </w:rPr>
-        <w:t xml:space="preserve">elnöke</w:t>
-      </w:r>
-      <w:r>
-        <w:t xml:space="preserve"> </w:t>
-      </w:r>
-      <w:r>
-        <w:t xml:space="preserve">(2025 – )</w:t>
-      </w:r>
-    </w:p>
-    <w:bookmarkEnd w:id="94"/>
-    <w:bookmarkStart w:id="95" w:name="idegen-nyelvek"/>
+          <w:t xml:space="preserve">Kutatók Éjszakája előadás</w:t>
+        </w:r>
+      </w:hyperlink>
+      <w:r>
+        <w:t xml:space="preserve">: 2018 és 2020</w:t>
+      </w:r>
+    </w:p>
+    <w:bookmarkEnd w:id="93"/>
+    <w:bookmarkStart w:id="98" w:name="szakmai-weboldalak"/>
     <w:p>
       <w:pPr>
         <w:pStyle w:val="Heading1"/>
       </w:pPr>
       <w:r>
-        <w:t xml:space="preserve">Idegen Nyelvek</w:t>
-      </w:r>
-    </w:p>
-    <w:p>
-      <w:pPr>
-        <w:pStyle w:val="Compact"/>
-        <w:numPr>
-          <w:ilvl w:val="0"/>
-          <w:numId w:val="1018"/>
-        </w:numPr>
-      </w:pPr>
-      <w:r>
-        <w:t xml:space="preserve">Angol – tárgyalási szint (C1, középfokú nyelvvizsga)</w:t>
-      </w:r>
-    </w:p>
-    <w:p>
-      <w:pPr>
-        <w:pStyle w:val="Compact"/>
-        <w:numPr>
-          <w:ilvl w:val="0"/>
-          <w:numId w:val="1018"/>
-        </w:numPr>
-      </w:pPr>
-      <w:r>
-        <w:t xml:space="preserve">Olasz – alapfokú nyelvvizsga</w:t>
-      </w:r>
-    </w:p>
-    <w:bookmarkEnd w:id="95"/>
-    <w:bookmarkStart w:id="96" w:name="érdeklődési-területek"/>
+        <w:t xml:space="preserve">Szakmai Weboldalak</w:t>
+      </w:r>
+    </w:p>
+    <w:p>
+      <w:pPr>
+        <w:pStyle w:val="Compact"/>
+        <w:numPr>
+          <w:ilvl w:val="0"/>
+          <w:numId w:val="1023"/>
+        </w:numPr>
+      </w:pPr>
+      <w:r>
+        <w:t xml:space="preserve">A</w:t>
+      </w:r>
+      <w:r>
+        <w:t xml:space="preserve"> </w:t>
+      </w:r>
+      <w:hyperlink r:id="rId94">
+        <w:r>
+          <w:rPr>
+            <w:rStyle w:val="Hyperlink"/>
+          </w:rPr>
+          <w:t xml:space="preserve">TFLink</w:t>
+        </w:r>
+      </w:hyperlink>
+      <w:r>
+        <w:t xml:space="preserve"> </w:t>
+      </w:r>
+      <w:r>
+        <w:t xml:space="preserve">transzkripciós faktor - célgén adatbázis létrehozásának és fejlesztésének irányítása.</w:t>
+      </w:r>
+    </w:p>
+    <w:p>
+      <w:pPr>
+        <w:pStyle w:val="Compact"/>
+        <w:numPr>
+          <w:ilvl w:val="0"/>
+          <w:numId w:val="1023"/>
+        </w:numPr>
+      </w:pPr>
+      <w:r>
+        <w:t xml:space="preserve">A</w:t>
+      </w:r>
+      <w:r>
+        <w:t xml:space="preserve"> </w:t>
+      </w:r>
+      <w:hyperlink r:id="rId95">
+        <w:r>
+          <w:rPr>
+            <w:rStyle w:val="Hyperlink"/>
+          </w:rPr>
+          <w:t xml:space="preserve">mulea</w:t>
+        </w:r>
+      </w:hyperlink>
+      <w:r>
+        <w:t xml:space="preserve"> </w:t>
+      </w:r>
+      <w:r>
+        <w:t xml:space="preserve">és</w:t>
+      </w:r>
+      <w:r>
+        <w:t xml:space="preserve"> </w:t>
+      </w:r>
+      <w:hyperlink r:id="rId96">
+        <w:r>
+          <w:rPr>
+            <w:rStyle w:val="Hyperlink"/>
+          </w:rPr>
+          <w:t xml:space="preserve">muleaData</w:t>
+        </w:r>
+      </w:hyperlink>
+      <w:r>
+        <w:t xml:space="preserve"> </w:t>
+      </w:r>
+      <w:r>
+        <w:t xml:space="preserve">funkcionális dúsulást vizsgáló</w:t>
+      </w:r>
+      <w:r>
+        <w:t xml:space="preserve"> </w:t>
+      </w:r>
+      <w:r>
+        <w:rPr>
+          <w:i/>
+          <w:iCs/>
+        </w:rPr>
+        <w:t xml:space="preserve">R</w:t>
+      </w:r>
+      <w:r>
+        <w:t xml:space="preserve"> </w:t>
+      </w:r>
+      <w:r>
+        <w:t xml:space="preserve">csomag és adatszett létrehozásának irányítása.</w:t>
+      </w:r>
+    </w:p>
+    <w:p>
+      <w:pPr>
+        <w:pStyle w:val="Compact"/>
+        <w:numPr>
+          <w:ilvl w:val="0"/>
+          <w:numId w:val="1023"/>
+        </w:numPr>
+      </w:pPr>
+      <w:r>
+        <w:t xml:space="preserve">A</w:t>
+      </w:r>
+      <w:r>
+        <w:t xml:space="preserve"> </w:t>
+      </w:r>
+      <w:hyperlink r:id="rId97">
+        <w:r>
+          <w:rPr>
+            <w:rStyle w:val="Hyperlink"/>
+          </w:rPr>
+          <w:t xml:space="preserve">treepruner</w:t>
+        </w:r>
+      </w:hyperlink>
+      <w:r>
+        <w:t xml:space="preserve"> </w:t>
+      </w:r>
+      <w:r>
+        <w:rPr>
+          <w:i/>
+          <w:iCs/>
+        </w:rPr>
+        <w:t xml:space="preserve">R</w:t>
+      </w:r>
+      <w:r>
+        <w:t xml:space="preserve"> </w:t>
+      </w:r>
+      <w:r>
+        <w:t xml:space="preserve">és</w:t>
+      </w:r>
+      <w:r>
+        <w:t xml:space="preserve"> </w:t>
+      </w:r>
+      <w:r>
+        <w:rPr>
+          <w:i/>
+          <w:iCs/>
+        </w:rPr>
+        <w:t xml:space="preserve">Python</w:t>
+      </w:r>
+      <w:r>
+        <w:t xml:space="preserve"> </w:t>
+      </w:r>
+      <w:r>
+        <w:t xml:space="preserve">csomag létrehozásának irányítása, mellyel a filogenetikai fák túlságosan hosszú ágait lehet lemetszeni.</w:t>
+      </w:r>
+    </w:p>
+    <w:bookmarkEnd w:id="98"/>
+    <w:bookmarkStart w:id="156" w:name="publikációk"/>
     <w:p>
       <w:pPr>
         <w:pStyle w:val="Heading1"/>
       </w:pPr>
       <w:r>
-        <w:t xml:space="preserve">Érdeklődési Területek</w:t>
-      </w:r>
-    </w:p>
-    <w:p>
-      <w:pPr>
-        <w:pStyle w:val="Compact"/>
-        <w:numPr>
-          <w:ilvl w:val="0"/>
-          <w:numId w:val="1019"/>
-        </w:numPr>
-      </w:pPr>
-      <w:r>
-        <w:t xml:space="preserve">Bioinformatika</w:t>
-      </w:r>
-    </w:p>
-    <w:p>
-      <w:pPr>
-        <w:pStyle w:val="Compact"/>
-        <w:numPr>
-          <w:ilvl w:val="0"/>
-          <w:numId w:val="1019"/>
-        </w:numPr>
-      </w:pPr>
-      <w:r>
-        <w:t xml:space="preserve">Evolúcióbiológia</w:t>
-      </w:r>
-    </w:p>
-    <w:p>
-      <w:pPr>
-        <w:pStyle w:val="Compact"/>
-        <w:numPr>
-          <w:ilvl w:val="0"/>
-          <w:numId w:val="1019"/>
-        </w:numPr>
-      </w:pPr>
-      <w:r>
-        <w:t xml:space="preserve">Antibiotikum-rezisztencia</w:t>
-      </w:r>
-    </w:p>
-    <w:p>
-      <w:pPr>
-        <w:pStyle w:val="Compact"/>
-        <w:numPr>
-          <w:ilvl w:val="0"/>
-          <w:numId w:val="1019"/>
-        </w:numPr>
-      </w:pPr>
-      <w:r>
-        <w:t xml:space="preserve">Összehasonlító genomika</w:t>
-      </w:r>
-    </w:p>
-    <w:p>
-      <w:pPr>
-        <w:pStyle w:val="Compact"/>
-        <w:numPr>
-          <w:ilvl w:val="0"/>
-          <w:numId w:val="1019"/>
-        </w:numPr>
-      </w:pPr>
-      <w:r>
-        <w:t xml:space="preserve">Molekuláris filogenetika</w:t>
-      </w:r>
-    </w:p>
-    <w:p>
-      <w:pPr>
-        <w:pStyle w:val="Compact"/>
-        <w:numPr>
-          <w:ilvl w:val="0"/>
-          <w:numId w:val="1019"/>
-        </w:numPr>
-      </w:pPr>
-      <w:r>
-        <w:t xml:space="preserve">Metagenomika</w:t>
-      </w:r>
-    </w:p>
-    <w:p>
-      <w:pPr>
-        <w:pStyle w:val="Compact"/>
-        <w:numPr>
-          <w:ilvl w:val="0"/>
-          <w:numId w:val="1019"/>
-        </w:numPr>
-      </w:pPr>
-      <w:r>
-        <w:t xml:space="preserve">Transzkriptomika</w:t>
-      </w:r>
-    </w:p>
-    <w:p>
-      <w:pPr>
-        <w:pStyle w:val="Compact"/>
-        <w:numPr>
-          <w:ilvl w:val="0"/>
-          <w:numId w:val="1019"/>
-        </w:numPr>
-      </w:pPr>
-      <w:r>
-        <w:t xml:space="preserve">Transzkripciós szabályozás</w:t>
-      </w:r>
-    </w:p>
-    <w:p>
-      <w:pPr>
-        <w:pStyle w:val="Compact"/>
-        <w:numPr>
-          <w:ilvl w:val="0"/>
-          <w:numId w:val="1019"/>
-        </w:numPr>
-      </w:pPr>
-      <w:r>
-        <w:t xml:space="preserve">Adatelemzés</w:t>
-      </w:r>
-    </w:p>
-    <w:bookmarkEnd w:id="96"/>
-    <w:bookmarkStart w:id="97" w:name="szakmai-készségek"/>
-    <w:p>
-      <w:pPr>
-        <w:pStyle w:val="Heading1"/>
-      </w:pPr>
-      <w:r>
-        <w:t xml:space="preserve">Szakmai Készségek</w:t>
-      </w:r>
-    </w:p>
-    <w:p>
-      <w:pPr>
-        <w:pStyle w:val="Compact"/>
-        <w:numPr>
-          <w:ilvl w:val="0"/>
-          <w:numId w:val="1020"/>
-        </w:numPr>
-      </w:pPr>
-      <w:r>
-        <w:t xml:space="preserve">Különböző bioinformatikai módszerek, szoftverek és pipeline-ok professzionális használata és fejlesztése.</w:t>
-      </w:r>
-    </w:p>
-    <w:p>
-      <w:pPr>
-        <w:pStyle w:val="Compact"/>
-        <w:numPr>
-          <w:ilvl w:val="0"/>
-          <w:numId w:val="1020"/>
-        </w:numPr>
-      </w:pPr>
-      <w:r>
-        <w:t xml:space="preserve">R programozási nyelv – professzionális szint</w:t>
-      </w:r>
-    </w:p>
-    <w:p>
-      <w:pPr>
-        <w:pStyle w:val="Compact"/>
-        <w:numPr>
-          <w:ilvl w:val="0"/>
-          <w:numId w:val="1020"/>
-        </w:numPr>
-      </w:pPr>
-      <w:r>
-        <w:t xml:space="preserve">Linux Shell szkriptek – haladó szint</w:t>
-      </w:r>
-    </w:p>
-    <w:bookmarkEnd w:id="97"/>
-    <w:bookmarkStart w:id="99" w:name="Xf9c0201c6222d6fcdb0007b6a2f0ff9a87a0216"/>
-    <w:p>
-      <w:pPr>
-        <w:pStyle w:val="Heading1"/>
-      </w:pPr>
-      <w:r>
-        <w:t xml:space="preserve">Bírálói és Konferencia Szervezői Tevékenység</w:t>
-      </w:r>
-    </w:p>
-    <w:p>
-      <w:pPr>
-        <w:pStyle w:val="Compact"/>
-        <w:numPr>
-          <w:ilvl w:val="0"/>
-          <w:numId w:val="1021"/>
-        </w:numPr>
-      </w:pPr>
-      <w:r>
-        <w:t xml:space="preserve">Bírálat készítés a következő folyóiratokban:</w:t>
-      </w:r>
-      <w:r>
-        <w:t xml:space="preserve"> </w:t>
-      </w:r>
-      <w:r>
-        <w:rPr>
-          <w:i/>
-          <w:iCs/>
-        </w:rPr>
-        <w:t xml:space="preserve">Brief. Bioinformatics</w:t>
-      </w:r>
-      <w:r>
-        <w:t xml:space="preserve"> </w:t>
-      </w:r>
-      <w:r>
-        <w:t xml:space="preserve">(3);</w:t>
-      </w:r>
-      <w:r>
-        <w:t xml:space="preserve"> </w:t>
-      </w:r>
-      <w:r>
-        <w:rPr>
-          <w:i/>
-          <w:iCs/>
-        </w:rPr>
-        <w:t xml:space="preserve">Evol. Biol.</w:t>
-      </w:r>
-      <w:r>
-        <w:t xml:space="preserve"> </w:t>
-      </w:r>
-      <w:r>
-        <w:t xml:space="preserve">(1);</w:t>
-      </w:r>
-      <w:r>
-        <w:t xml:space="preserve"> </w:t>
-      </w:r>
-      <w:r>
-        <w:rPr>
-          <w:i/>
-          <w:iCs/>
-        </w:rPr>
-        <w:t xml:space="preserve">Genome Biol. Evol.</w:t>
-      </w:r>
-      <w:r>
-        <w:t xml:space="preserve"> </w:t>
-      </w:r>
-      <w:r>
-        <w:t xml:space="preserve">(1);</w:t>
-      </w:r>
-      <w:r>
-        <w:t xml:space="preserve"> </w:t>
-      </w:r>
-      <w:r>
-        <w:rPr>
-          <w:i/>
-          <w:iCs/>
-        </w:rPr>
-        <w:t xml:space="preserve">J. Math. Chem.</w:t>
-      </w:r>
-      <w:r>
-        <w:t xml:space="preserve"> </w:t>
-      </w:r>
-      <w:r>
-        <w:t xml:space="preserve">(4);</w:t>
-      </w:r>
-      <w:r>
-        <w:t xml:space="preserve"> </w:t>
-      </w:r>
-      <w:r>
-        <w:rPr>
-          <w:i/>
-          <w:iCs/>
-        </w:rPr>
-        <w:t xml:space="preserve">Mol. Ecol.</w:t>
-      </w:r>
-      <w:r>
-        <w:t xml:space="preserve"> </w:t>
-      </w:r>
-      <w:r>
-        <w:t xml:space="preserve">(1);</w:t>
-      </w:r>
-      <w:r>
-        <w:t xml:space="preserve"> </w:t>
-      </w:r>
-      <w:r>
-        <w:rPr>
-          <w:i/>
-          <w:iCs/>
-        </w:rPr>
-        <w:t xml:space="preserve">Mol. Phylogenetics Evol.</w:t>
-      </w:r>
-      <w:r>
-        <w:t xml:space="preserve"> </w:t>
-      </w:r>
-      <w:r>
-        <w:t xml:space="preserve">(1);</w:t>
-      </w:r>
-      <w:r>
-        <w:t xml:space="preserve"> </w:t>
-      </w:r>
-      <w:r>
-        <w:rPr>
-          <w:i/>
-          <w:iCs/>
-        </w:rPr>
-        <w:t xml:space="preserve">Sci. Rep.</w:t>
-      </w:r>
-      <w:r>
-        <w:t xml:space="preserve"> </w:t>
-      </w:r>
-      <w:r>
-        <w:t xml:space="preserve">(1);</w:t>
-      </w:r>
-      <w:r>
-        <w:t xml:space="preserve"> </w:t>
-      </w:r>
-      <w:r>
-        <w:rPr>
-          <w:i/>
-          <w:iCs/>
-        </w:rPr>
-        <w:t xml:space="preserve">Opusc. Zool.</w:t>
-      </w:r>
-      <w:r>
-        <w:t xml:space="preserve"> </w:t>
-      </w:r>
-      <w:r>
-        <w:t xml:space="preserve">(1);</w:t>
-      </w:r>
-      <w:r>
-        <w:t xml:space="preserve"> </w:t>
-      </w:r>
-      <w:r>
-        <w:rPr>
-          <w:i/>
-          <w:iCs/>
-        </w:rPr>
-        <w:t xml:space="preserve">Plos One</w:t>
-      </w:r>
-      <w:r>
-        <w:t xml:space="preserve"> </w:t>
-      </w:r>
-      <w:r>
-        <w:t xml:space="preserve">(2)</w:t>
-      </w:r>
-    </w:p>
-    <w:p>
-      <w:pPr>
-        <w:pStyle w:val="Compact"/>
-        <w:numPr>
-          <w:ilvl w:val="0"/>
-          <w:numId w:val="1021"/>
-        </w:numPr>
-      </w:pPr>
-      <w:r>
-        <w:t xml:space="preserve">Bírálat: PhD disszertáció: (4), pályázatok: NKFI OTKA (3)</w:t>
-      </w:r>
-    </w:p>
-    <w:p>
-      <w:pPr>
-        <w:pStyle w:val="Compact"/>
-        <w:numPr>
-          <w:ilvl w:val="0"/>
-          <w:numId w:val="1021"/>
-        </w:numPr>
-      </w:pPr>
-      <w:r>
-        <w:t xml:space="preserve">OTDK zsűri tag (4)</w:t>
-      </w:r>
-    </w:p>
-    <w:p>
-      <w:pPr>
-        <w:pStyle w:val="Compact"/>
-        <w:numPr>
-          <w:ilvl w:val="0"/>
-          <w:numId w:val="1021"/>
-        </w:numPr>
-      </w:pPr>
-      <w:r>
-        <w:t xml:space="preserve">Tudományos szervezőbizottsági tagként konferencia szervezés:</w:t>
-      </w:r>
-      <w:r>
-        <w:t xml:space="preserve"> </w:t>
-      </w:r>
-      <w:hyperlink r:id="rId98">
-        <w:r>
-          <w:rPr>
-            <w:rStyle w:val="Hyperlink"/>
-          </w:rPr>
-          <w:t xml:space="preserve">A Magyar Élettani Társaság (MÉT), a Magyar Biofizikai Társaság (MBFT), Magyar Mikrocirkulációs és Vaszkuláris Biológiai Társaság (MMVBT) és a Magyar Bioinformatikai Társaság (MABIT) Közös Konferenciája</w:t>
-        </w:r>
-      </w:hyperlink>
-      <w:r>
-        <w:t xml:space="preserve">, 2025. szep. 2-5, Szeged</w:t>
-      </w:r>
-    </w:p>
-    <w:bookmarkEnd w:id="99"/>
-    <w:bookmarkStart w:id="104" w:name="tudománynépszerűsítés"/>
-    <w:p>
-      <w:pPr>
-        <w:pStyle w:val="Heading1"/>
-      </w:pPr>
-      <w:r>
-        <w:t xml:space="preserve">Tudománynépszerűsítés</w:t>
-      </w:r>
-    </w:p>
-    <w:p>
-      <w:pPr>
-        <w:pStyle w:val="Compact"/>
-        <w:numPr>
-          <w:ilvl w:val="0"/>
-          <w:numId w:val="1022"/>
-        </w:numPr>
-      </w:pPr>
-      <w:hyperlink r:id="rId100">
-        <w:r>
-          <w:rPr>
-            <w:rStyle w:val="Hyperlink"/>
-          </w:rPr>
-          <w:t xml:space="preserve">ELTEFeszt TTK előadás</w:t>
-        </w:r>
-      </w:hyperlink>
-      <w:r>
-        <w:t xml:space="preserve">: Lesz-e a coliból szuperbaktérium? 2022, Budapest</w:t>
-      </w:r>
-    </w:p>
-    <w:p>
-      <w:pPr>
-        <w:pStyle w:val="Compact"/>
-        <w:numPr>
-          <w:ilvl w:val="0"/>
-          <w:numId w:val="1022"/>
-        </w:numPr>
-      </w:pPr>
-      <w:hyperlink r:id="rId101">
-        <w:r>
-          <w:rPr>
-            <w:rStyle w:val="Hyperlink"/>
-          </w:rPr>
-          <w:t xml:space="preserve">A magyarországi COVID-járványt meghatározó vírusváltozatok genetikai vizsgálata</w:t>
-        </w:r>
-      </w:hyperlink>
-      <w:r>
-        <w:t xml:space="preserve"> </w:t>
-      </w:r>
-      <w:r>
-        <w:t xml:space="preserve">weboldal létrehozása</w:t>
-      </w:r>
-    </w:p>
-    <w:p>
-      <w:pPr>
-        <w:pStyle w:val="Compact"/>
-        <w:numPr>
-          <w:ilvl w:val="0"/>
-          <w:numId w:val="1022"/>
-        </w:numPr>
-      </w:pPr>
-      <w:r>
-        <w:t xml:space="preserve">Tudományok Fővárosa előadás:</w:t>
-      </w:r>
-      <w:r>
-        <w:t xml:space="preserve"> </w:t>
-      </w:r>
+        <w:t xml:space="preserve">Publikációk</w:t>
+      </w:r>
+    </w:p>
+    <w:p>
+      <w:pPr>
+        <w:pStyle w:val="Compact"/>
+        <w:numPr>
+          <w:ilvl w:val="0"/>
+          <w:numId w:val="1024"/>
+        </w:numPr>
+      </w:pPr>
       <w:hyperlink r:id="rId102">
-        <w:r>
-          <w:rPr>
-            <w:rStyle w:val="Hyperlink"/>
-          </w:rPr>
-          <w:t xml:space="preserve">A magyar koronavírus genomok evolúciós vizsgálata</w:t>
-        </w:r>
-      </w:hyperlink>
-      <w:r>
-        <w:t xml:space="preserve">, 2020, Budapest</w:t>
-      </w:r>
-    </w:p>
-    <w:p>
-      <w:pPr>
-        <w:pStyle w:val="Compact"/>
-        <w:numPr>
-          <w:ilvl w:val="0"/>
-          <w:numId w:val="1022"/>
-        </w:numPr>
-      </w:pPr>
-      <w:hyperlink r:id="rId103">
-        <w:r>
-          <w:rPr>
-            <w:rStyle w:val="Hyperlink"/>
-          </w:rPr>
-          <w:t xml:space="preserve">Kutatók Éjszakája előadás</w:t>
-        </w:r>
-      </w:hyperlink>
-      <w:r>
-        <w:t xml:space="preserve">: 2018 és 2020</w:t>
-      </w:r>
-    </w:p>
-    <w:bookmarkEnd w:id="104"/>
-    <w:bookmarkStart w:id="109" w:name="szakmai-weboldalak"/>
-    <w:p>
-      <w:pPr>
-        <w:pStyle w:val="Heading1"/>
-      </w:pPr>
-      <w:r>
-        <w:t xml:space="preserve">Szakmai Weboldalak</w:t>
-      </w:r>
-    </w:p>
-    <w:p>
-      <w:pPr>
-        <w:pStyle w:val="Compact"/>
-        <w:numPr>
-          <w:ilvl w:val="0"/>
-          <w:numId w:val="1023"/>
-        </w:numPr>
-      </w:pPr>
-      <w:r>
-        <w:t xml:space="preserve">A</w:t>
-      </w:r>
-      <w:r>
-        <w:t xml:space="preserve"> </w:t>
-      </w:r>
-      <w:hyperlink r:id="rId105">
-        <w:r>
-          <w:rPr>
-            <w:rStyle w:val="Hyperlink"/>
-          </w:rPr>
-          <w:t xml:space="preserve">TFLink</w:t>
-        </w:r>
-      </w:hyperlink>
-      <w:r>
-        <w:t xml:space="preserve"> </w:t>
-      </w:r>
-      <w:r>
-        <w:t xml:space="preserve">transzkripciós faktor - célgén adatbázis létrehozásának és fejlesztésének irányítása.</w:t>
-      </w:r>
-    </w:p>
-    <w:p>
-      <w:pPr>
-        <w:pStyle w:val="Compact"/>
-        <w:numPr>
-          <w:ilvl w:val="0"/>
-          <w:numId w:val="1023"/>
-        </w:numPr>
-      </w:pPr>
-      <w:r>
-        <w:t xml:space="preserve">A</w:t>
-      </w:r>
-      <w:r>
-        <w:t xml:space="preserve"> </w:t>
-      </w:r>
-      <w:hyperlink r:id="rId106">
-        <w:r>
-          <w:rPr>
-            <w:rStyle w:val="Hyperlink"/>
-          </w:rPr>
-          <w:t xml:space="preserve">mulea</w:t>
-        </w:r>
-      </w:hyperlink>
-      <w:r>
-        <w:t xml:space="preserve"> </w:t>
-      </w:r>
-      <w:r>
-        <w:t xml:space="preserve">és</w:t>
-      </w:r>
-      <w:r>
-        <w:t xml:space="preserve"> </w:t>
-      </w:r>
-      <w:hyperlink r:id="rId107">
-        <w:r>
-          <w:rPr>
-            <w:rStyle w:val="Hyperlink"/>
-          </w:rPr>
-          <w:t xml:space="preserve">muleaData</w:t>
-        </w:r>
-      </w:hyperlink>
-      <w:r>
-        <w:t xml:space="preserve"> </w:t>
-      </w:r>
-      <w:r>
-        <w:t xml:space="preserve">funkcionális dúsulást vizsgáló</w:t>
-      </w:r>
-      <w:r>
-        <w:t xml:space="preserve"> </w:t>
-      </w:r>
-      <w:r>
-        <w:rPr>
-          <w:i/>
-          <w:iCs/>
-        </w:rPr>
-        <w:t xml:space="preserve">R</w:t>
-      </w:r>
-      <w:r>
-        <w:t xml:space="preserve"> </w:t>
-      </w:r>
-      <w:r>
-        <w:t xml:space="preserve">csomag és adatszett létrehozásának irányítása.</w:t>
-      </w:r>
-    </w:p>
-    <w:p>
-      <w:pPr>
-        <w:pStyle w:val="Compact"/>
-        <w:numPr>
-          <w:ilvl w:val="0"/>
-          <w:numId w:val="1023"/>
-        </w:numPr>
-      </w:pPr>
-      <w:r>
-        <w:t xml:space="preserve">A</w:t>
-      </w:r>
-      <w:r>
-        <w:t xml:space="preserve"> </w:t>
-      </w:r>
-      <w:hyperlink r:id="rId108">
-        <w:r>
-          <w:rPr>
-            <w:rStyle w:val="Hyperlink"/>
-          </w:rPr>
-          <w:t xml:space="preserve">treepruner</w:t>
-        </w:r>
-      </w:hyperlink>
-      <w:r>
-        <w:t xml:space="preserve"> </w:t>
-      </w:r>
-      <w:r>
-        <w:rPr>
-          <w:i/>
-          <w:iCs/>
-        </w:rPr>
-        <w:t xml:space="preserve">R</w:t>
-      </w:r>
-      <w:r>
-        <w:t xml:space="preserve"> </w:t>
-      </w:r>
-      <w:r>
-        <w:t xml:space="preserve">és</w:t>
-      </w:r>
-      <w:r>
-        <w:t xml:space="preserve"> </w:t>
-      </w:r>
-      <w:r>
-        <w:rPr>
-          <w:i/>
-          <w:iCs/>
-        </w:rPr>
-        <w:t xml:space="preserve">Python</w:t>
-      </w:r>
-      <w:r>
-        <w:t xml:space="preserve"> </w:t>
-      </w:r>
-      <w:r>
-        <w:t xml:space="preserve">csomag létrehozásának irányítása, mellyel a filogenetikai fák túlságosan hosszú ágait lehet lemetszeni.</w:t>
-      </w:r>
-    </w:p>
-    <w:bookmarkEnd w:id="109"/>
-    <w:bookmarkStart w:id="167" w:name="publikációk"/>
-    <w:p>
-      <w:pPr>
-        <w:pStyle w:val="Heading1"/>
-      </w:pPr>
-      <w:r>
-        <w:t xml:space="preserve">Publikációk</w:t>
-      </w:r>
-    </w:p>
-    <w:p>
-      <w:pPr>
-        <w:pStyle w:val="Compact"/>
-        <w:numPr>
-          <w:ilvl w:val="0"/>
-          <w:numId w:val="1024"/>
-        </w:numPr>
-      </w:pPr>
-      <w:hyperlink r:id="rId113">
         <w:r>
           <w:drawing>
             <wp:inline>
               <wp:extent cx="228600" cy="228600"/>
               <wp:effectExtent b="0" l="0" r="0" t="0"/>
-              <wp:docPr descr="Google" title="" id="111" name="Picture"/>
+              <wp:docPr descr="Google" title="" id="100" name="Picture"/>
               <a:graphic>
                 <a:graphicData uri="http://schemas.openxmlformats.org/drawingml/2006/picture">
                   <pic:pic>
                     <pic:nvPicPr>
-                      <pic:cNvPr descr="images/Google_Scholar_logo.svg.png" id="112" name="Picture"/>
+                      <pic:cNvPr descr="images/Google_Scholar_logo.svg.png" id="101" name="Picture"/>
                       <pic:cNvPicPr>
                         <a:picLocks noChangeArrowheads="1" noChangeAspect="1"/>
                       </pic:cNvPicPr>
                     </pic:nvPicPr>
                     <pic:blipFill>
-                      <a:blip r:embed="rId110"/>
+                      <a:blip r:embed="rId99"/>
                       <a:stretch>
                         <a:fillRect/>
                       </a:stretch>
@@ -2767,24 +2758,24 @@
       <w:r>
         <w:t xml:space="preserve"> </w:t>
       </w:r>
-      <w:hyperlink r:id="rId48">
+      <w:hyperlink r:id="rId37">
         <w:r>
           <w:drawing>
             <wp:inline>
               <wp:extent cx="228600" cy="228600"/>
               <wp:effectExtent b="0" l="0" r="0" t="0"/>
-              <wp:docPr descr="MTMT" title="" id="114" name="Picture"/>
+              <wp:docPr descr="MTMT" title="" id="103" name="Picture"/>
               <a:graphic>
                 <a:graphicData uri="http://schemas.openxmlformats.org/drawingml/2006/picture">
                   <pic:pic>
                     <pic:nvPicPr>
-                      <pic:cNvPr descr="images/mtmt.jpg" id="115" name="Picture"/>
+                      <pic:cNvPr descr="images/mtmt.jpg" id="104" name="Picture"/>
                       <pic:cNvPicPr>
                         <a:picLocks noChangeArrowheads="1" noChangeAspect="1"/>
                       </pic:cNvPicPr>
                     </pic:nvPicPr>
                     <pic:blipFill>
-                      <a:blip r:embed="rId45"/>
+                      <a:blip r:embed="rId34"/>
                       <a:stretch>
                         <a:fillRect/>
                       </a:stretch>
@@ -2817,7 +2808,7 @@
       <w:r>
         <w:t xml:space="preserve">(</w:t>
       </w:r>
-      <w:hyperlink r:id="rId48">
+      <w:hyperlink r:id="rId37">
         <w:r>
           <w:rPr>
             <w:rStyle w:val="Hyperlink"/>
@@ -2971,7 +2962,7 @@
           <w:b/>
           <w:bCs/>
         </w:rPr>
-        <w:t xml:space="preserve">903</w:t>
+        <w:t xml:space="preserve">941</w:t>
       </w:r>
     </w:p>
     <w:p>
@@ -2996,7 +2987,7 @@
         <w:t xml:space="preserve">18</w:t>
       </w:r>
     </w:p>
-    <w:bookmarkStart w:id="117" w:name="megjelenés-előtt"/>
+    <w:bookmarkStart w:id="106" w:name="megjelenés-előtt"/>
     <w:p>
       <w:pPr>
         <w:pStyle w:val="Heading2"/>
@@ -3032,7 +3023,7 @@
       <w:r>
         <w:t xml:space="preserve"> </w:t>
       </w:r>
-      <w:hyperlink r:id="rId116">
+      <w:hyperlink r:id="rId105">
         <w:r>
           <w:rPr>
             <w:rStyle w:val="Hyperlink"/>
@@ -3054,8 +3045,8 @@
         <w:t xml:space="preserve">, 2026.02.20.706991.</w:t>
       </w:r>
     </w:p>
-    <w:bookmarkEnd w:id="117"/>
-    <w:bookmarkStart w:id="166" w:name="megjelent"/>
+    <w:bookmarkEnd w:id="106"/>
+    <w:bookmarkStart w:id="155" w:name="megjelent"/>
     <w:p>
       <w:pPr>
         <w:pStyle w:val="Heading2"/>
@@ -3064,7 +3055,7 @@
         <w:t xml:space="preserve">Megjelent</w:t>
       </w:r>
     </w:p>
-    <w:bookmarkStart w:id="121" w:name="section"/>
+    <w:bookmarkStart w:id="110" w:name="section"/>
     <w:p>
       <w:pPr>
         <w:pStyle w:val="Heading3"/>
@@ -3099,7 +3090,7 @@
       <w:r>
         <w:t xml:space="preserve"> </w:t>
       </w:r>
-      <w:hyperlink r:id="rId118">
+      <w:hyperlink r:id="rId107">
         <w:r>
           <w:rPr>
             <w:rStyle w:val="Hyperlink"/>
@@ -3157,7 +3148,7 @@
       <w:r>
         <w:t xml:space="preserve"> </w:t>
       </w:r>
-      <w:hyperlink r:id="rId119">
+      <w:hyperlink r:id="rId108">
         <w:r>
           <w:rPr>
             <w:rStyle w:val="Hyperlink"/>
@@ -3215,7 +3206,7 @@
       <w:r>
         <w:t xml:space="preserve"> </w:t>
       </w:r>
-      <w:hyperlink r:id="rId120">
+      <w:hyperlink r:id="rId109">
         <w:r>
           <w:rPr>
             <w:rStyle w:val="Hyperlink"/>
@@ -3244,11 +3235,11 @@
           <w:b/>
           <w:bCs/>
         </w:rPr>
-        <w:t xml:space="preserve">D1, IF: 20.5, IC: 71</w:t>
-      </w:r>
-    </w:p>
-    <w:bookmarkEnd w:id="121"/>
-    <w:bookmarkStart w:id="125" w:name="section-1"/>
+        <w:t xml:space="preserve">D1, IF: 20.5, IC: 81</w:t>
+      </w:r>
+    </w:p>
+    <w:bookmarkEnd w:id="110"/>
+    <w:bookmarkStart w:id="114" w:name="section-1"/>
     <w:p>
       <w:pPr>
         <w:pStyle w:val="Heading3"/>
@@ -3283,7 +3274,7 @@
       <w:r>
         <w:t xml:space="preserve"> </w:t>
       </w:r>
-      <w:hyperlink r:id="rId122">
+      <w:hyperlink r:id="rId111">
         <w:r>
           <w:rPr>
             <w:rStyle w:val="Hyperlink"/>
@@ -3312,7 +3303,7 @@
           <w:b/>
           <w:bCs/>
         </w:rPr>
-        <w:t xml:space="preserve">D1, IF: 45.5, IC: 42</w:t>
+        <w:t xml:space="preserve">D1, IF: 45.5, IC: 46</w:t>
       </w:r>
     </w:p>
     <w:p>
@@ -3341,7 +3332,7 @@
       <w:r>
         <w:t xml:space="preserve"> </w:t>
       </w:r>
-      <w:hyperlink r:id="rId123">
+      <w:hyperlink r:id="rId112">
         <w:r>
           <w:rPr>
             <w:rStyle w:val="Hyperlink"/>
@@ -3407,7 +3398,7 @@
         </w:rPr>
         <w:t xml:space="preserve"> </w:t>
       </w:r>
-      <w:hyperlink r:id="rId124">
+      <w:hyperlink r:id="rId113">
         <w:r>
           <w:rPr>
             <w:rStyle w:val="Hyperlink"/>
@@ -3432,8 +3423,8 @@
         <w:t xml:space="preserve">szerint. (*levelező szerző)</w:t>
       </w:r>
     </w:p>
-    <w:bookmarkEnd w:id="125"/>
-    <w:bookmarkStart w:id="130" w:name="section-2"/>
+    <w:bookmarkEnd w:id="114"/>
+    <w:bookmarkStart w:id="119" w:name="section-2"/>
     <w:p>
       <w:pPr>
         <w:pStyle w:val="Heading3"/>
@@ -3471,7 +3462,7 @@
       <w:r>
         <w:t xml:space="preserve"> </w:t>
       </w:r>
-      <w:hyperlink r:id="rId126">
+      <w:hyperlink r:id="rId115">
         <w:r>
           <w:rPr>
             <w:rStyle w:val="Hyperlink"/>
@@ -3529,7 +3520,7 @@
       <w:r>
         <w:t xml:space="preserve"> </w:t>
       </w:r>
-      <w:hyperlink r:id="rId127">
+      <w:hyperlink r:id="rId116">
         <w:r>
           <w:rPr>
             <w:rStyle w:val="Hyperlink"/>
@@ -3587,7 +3578,7 @@
       <w:r>
         <w:t xml:space="preserve"> </w:t>
       </w:r>
-      <w:hyperlink r:id="rId128">
+      <w:hyperlink r:id="rId117">
         <w:r>
           <w:rPr>
             <w:rStyle w:val="Hyperlink"/>
@@ -3616,7 +3607,7 @@
           <w:b/>
           <w:bCs/>
         </w:rPr>
-        <w:t xml:space="preserve">Q1, IF: 3.9, IC: 18</w:t>
+        <w:t xml:space="preserve">Q1, IF: 3.9, IC: 19</w:t>
       </w:r>
     </w:p>
     <w:p>
@@ -3645,7 +3636,7 @@
       <w:r>
         <w:t xml:space="preserve"> </w:t>
       </w:r>
-      <w:hyperlink r:id="rId129">
+      <w:hyperlink r:id="rId118">
         <w:r>
           <w:rPr>
             <w:rStyle w:val="Hyperlink"/>
@@ -3697,8 +3688,8 @@
         <w:t xml:space="preserve">D1, IF: 14.7, IC: 33</w:t>
       </w:r>
     </w:p>
-    <w:bookmarkEnd w:id="130"/>
-    <w:bookmarkStart w:id="135" w:name="section-3"/>
+    <w:bookmarkEnd w:id="119"/>
+    <w:bookmarkStart w:id="124" w:name="section-3"/>
     <w:p>
       <w:pPr>
         <w:pStyle w:val="Heading3"/>
@@ -3727,7 +3718,7 @@
       <w:r>
         <w:t xml:space="preserve"> </w:t>
       </w:r>
-      <w:hyperlink r:id="rId131">
+      <w:hyperlink r:id="rId120">
         <w:r>
           <w:rPr>
             <w:rStyle w:val="Hyperlink"/>
@@ -3756,7 +3747,7 @@
           <w:b/>
           <w:bCs/>
         </w:rPr>
-        <w:t xml:space="preserve">D1, IF: 5.3, IC: 4</w:t>
+        <w:t xml:space="preserve">D1, IF: 5.3, IC: 6</w:t>
       </w:r>
     </w:p>
     <w:p>
@@ -3785,7 +3776,7 @@
       <w:r>
         <w:t xml:space="preserve"> </w:t>
       </w:r>
-      <w:hyperlink r:id="rId132">
+      <w:hyperlink r:id="rId121">
         <w:r>
           <w:rPr>
             <w:rStyle w:val="Hyperlink"/>
@@ -3814,7 +3805,7 @@
           <w:b/>
           <w:bCs/>
         </w:rPr>
-        <w:t xml:space="preserve">D1, IF: 14.9, IC: 37</w:t>
+        <w:t xml:space="preserve">D1, IF: 14.9, IC: 39</w:t>
       </w:r>
     </w:p>
     <w:p>
@@ -3843,7 +3834,7 @@
       <w:r>
         <w:t xml:space="preserve"> </w:t>
       </w:r>
-      <w:hyperlink r:id="rId133">
+      <w:hyperlink r:id="rId122">
         <w:r>
           <w:rPr>
             <w:rStyle w:val="Hyperlink"/>
@@ -3872,44 +3863,16 @@
           <w:b/>
           <w:bCs/>
         </w:rPr>
-        <w:t xml:space="preserve">D1, IF: 5.8, IC: 142</w:t>
-      </w:r>
-      <w:r>
-        <w:rPr>
-          <w:b/>
-          <w:bCs/>
-        </w:rPr>
-        <w:t xml:space="preserve"> </w:t>
-      </w:r>
-      <w:r>
-        <w:rPr>
-          <w:b/>
-          <w:bCs/>
-        </w:rPr>
-        <w:t xml:space="preserve">“High impact paper”</w:t>
-      </w:r>
-      <w:r>
-        <w:rPr>
-          <w:b/>
-          <w:bCs/>
-        </w:rPr>
-        <w:t xml:space="preserve"> </w:t>
-      </w:r>
-      <w:r>
-        <w:rPr>
-          <w:b/>
-          <w:bCs/>
-        </w:rPr>
-        <w:t xml:space="preserve">a</w:t>
-      </w:r>
-      <w:r>
-        <w:rPr>
-          <w:b/>
-          <w:bCs/>
-        </w:rPr>
-        <w:t xml:space="preserve"> </w:t>
-      </w:r>
-      <w:hyperlink r:id="rId134">
+        <w:t xml:space="preserve">D1, IF: 5.8, IC: 150 “High impact paper” a</w:t>
+      </w:r>
+      <w:r>
+        <w:rPr>
+          <w:b/>
+          <w:bCs/>
+        </w:rPr>
+        <w:t xml:space="preserve"> </w:t>
+      </w:r>
+      <w:hyperlink r:id="rId123">
         <w:r>
           <w:rPr>
             <w:rStyle w:val="Hyperlink"/>
@@ -3934,8 +3897,8 @@
         <w:t xml:space="preserve">szerint. (*levelező szerző)</w:t>
       </w:r>
     </w:p>
-    <w:bookmarkEnd w:id="135"/>
-    <w:bookmarkStart w:id="137" w:name="section-4"/>
+    <w:bookmarkEnd w:id="124"/>
+    <w:bookmarkStart w:id="126" w:name="section-4"/>
     <w:p>
       <w:pPr>
         <w:pStyle w:val="Heading3"/>
@@ -3971,7 +3934,7 @@
       <w:r>
         <w:t xml:space="preserve"> </w:t>
       </w:r>
-      <w:hyperlink r:id="rId136">
+      <w:hyperlink r:id="rId125">
         <w:r>
           <w:rPr>
             <w:rStyle w:val="Hyperlink"/>
@@ -4000,11 +3963,11 @@
           <w:b/>
           <w:bCs/>
         </w:rPr>
-        <w:t xml:space="preserve">D1, IF: 5.68, IC: 27</w:t>
-      </w:r>
-    </w:p>
-    <w:bookmarkEnd w:id="137"/>
-    <w:bookmarkStart w:id="144" w:name="section-5"/>
+        <w:t xml:space="preserve">D1, IF: 5.68, IC: 28</w:t>
+      </w:r>
+    </w:p>
+    <w:bookmarkEnd w:id="126"/>
+    <w:bookmarkStart w:id="133" w:name="section-5"/>
     <w:p>
       <w:pPr>
         <w:pStyle w:val="Heading3"/>
@@ -4039,7 +4002,7 @@
       <w:r>
         <w:t xml:space="preserve"> </w:t>
       </w:r>
-      <w:hyperlink r:id="rId138">
+      <w:hyperlink r:id="rId127">
         <w:r>
           <w:rPr>
             <w:rStyle w:val="Hyperlink"/>
@@ -4068,7 +4031,7 @@
           <w:b/>
           <w:bCs/>
         </w:rPr>
-        <w:t xml:space="preserve">D1, IF: 12.12, IC: 44</w:t>
+        <w:t xml:space="preserve">D1, IF: 12.12, IC: 45</w:t>
       </w:r>
     </w:p>
     <w:p>
@@ -4097,7 +4060,7 @@
       <w:r>
         <w:t xml:space="preserve"> </w:t>
       </w:r>
-      <w:hyperlink r:id="rId139">
+      <w:hyperlink r:id="rId128">
         <w:r>
           <w:rPr>
             <w:rStyle w:val="Hyperlink"/>
@@ -4126,16 +4089,16 @@
           <w:b/>
           <w:bCs/>
         </w:rPr>
-        <w:t xml:space="preserve">D1, IF: 15.54, IC: 101 Craig MacLean ajánlásával</w:t>
-      </w:r>
-      <w:r>
-        <w:rPr>
-          <w:b/>
-          <w:bCs/>
-        </w:rPr>
-        <w:t xml:space="preserve"> </w:t>
-      </w:r>
-      <w:hyperlink r:id="rId140">
+        <w:t xml:space="preserve">D1, IF: 15.54, IC: 104 Craig MacLean ajánlásával</w:t>
+      </w:r>
+      <w:r>
+        <w:rPr>
+          <w:b/>
+          <w:bCs/>
+        </w:rPr>
+        <w:t xml:space="preserve"> </w:t>
+      </w:r>
+      <w:hyperlink r:id="rId129">
         <w:r>
           <w:rPr>
             <w:rStyle w:val="Hyperlink"/>
@@ -4159,7 +4122,7 @@
         </w:rPr>
         <w:t xml:space="preserve"> </w:t>
       </w:r>
-      <w:hyperlink r:id="rId141">
+      <w:hyperlink r:id="rId130">
         <w:r>
           <w:rPr>
             <w:rStyle w:val="Hyperlink"/>
@@ -4203,7 +4166,7 @@
       <w:r>
         <w:t xml:space="preserve"> </w:t>
       </w:r>
-      <w:hyperlink r:id="rId142">
+      <w:hyperlink r:id="rId131">
         <w:r>
           <w:rPr>
             <w:rStyle w:val="Hyperlink"/>
@@ -4261,7 +4224,7 @@
       <w:r>
         <w:t xml:space="preserve"> </w:t>
       </w:r>
-      <w:hyperlink r:id="rId143">
+      <w:hyperlink r:id="rId132">
         <w:r>
           <w:rPr>
             <w:rStyle w:val="Hyperlink"/>
@@ -4290,11 +4253,11 @@
           <w:b/>
           <w:bCs/>
         </w:rPr>
-        <w:t xml:space="preserve">D1, IF: 9.1, IC: 20</w:t>
-      </w:r>
-    </w:p>
-    <w:bookmarkEnd w:id="144"/>
-    <w:bookmarkStart w:id="146" w:name="section-6"/>
+        <w:t xml:space="preserve">D1, IF: 9.1, IC: 21</w:t>
+      </w:r>
+    </w:p>
+    <w:bookmarkEnd w:id="133"/>
+    <w:bookmarkStart w:id="135" w:name="section-6"/>
     <w:p>
       <w:pPr>
         <w:pStyle w:val="Heading3"/>
@@ -4330,7 +4293,7 @@
       <w:r>
         <w:t xml:space="preserve"> </w:t>
       </w:r>
-      <w:hyperlink r:id="rId145">
+      <w:hyperlink r:id="rId134">
         <w:r>
           <w:rPr>
             <w:rStyle w:val="Hyperlink"/>
@@ -4359,11 +4322,11 @@
           <w:b/>
           <w:bCs/>
         </w:rPr>
-        <w:t xml:space="preserve">D1, IF: 9.58, IC: 95</w:t>
-      </w:r>
-    </w:p>
-    <w:bookmarkEnd w:id="146"/>
-    <w:bookmarkStart w:id="150" w:name="section-7"/>
+        <w:t xml:space="preserve">D1, IF: 9.58, IC: 96</w:t>
+      </w:r>
+    </w:p>
+    <w:bookmarkEnd w:id="135"/>
+    <w:bookmarkStart w:id="139" w:name="section-7"/>
     <w:p>
       <w:pPr>
         <w:pStyle w:val="Heading3"/>
@@ -4398,7 +4361,7 @@
       <w:r>
         <w:t xml:space="preserve"> </w:t>
       </w:r>
-      <w:hyperlink r:id="rId147">
+      <w:hyperlink r:id="rId136">
         <w:r>
           <w:rPr>
             <w:rStyle w:val="Hyperlink"/>
@@ -4456,7 +4419,7 @@
       <w:r>
         <w:t xml:space="preserve"> </w:t>
       </w:r>
-      <w:hyperlink r:id="rId148">
+      <w:hyperlink r:id="rId137">
         <w:r>
           <w:rPr>
             <w:rStyle w:val="Hyperlink"/>
@@ -4511,7 +4474,7 @@
           <w:b/>
           <w:bCs/>
         </w:rPr>
-        <w:t xml:space="preserve">Q1, IF: 3.81, IC: 31</w:t>
+        <w:t xml:space="preserve">Q1, IF: 3.81, IC: 32</w:t>
       </w:r>
     </w:p>
     <w:p>
@@ -4540,7 +4503,7 @@
       <w:r>
         <w:t xml:space="preserve"> </w:t>
       </w:r>
-      <w:hyperlink r:id="rId149">
+      <w:hyperlink r:id="rId138">
         <w:r>
           <w:rPr>
             <w:rStyle w:val="Hyperlink"/>
@@ -4572,8 +4535,8 @@
         <w:t xml:space="preserve">Q2, IF: 0.98, IC: 2</w:t>
       </w:r>
     </w:p>
-    <w:bookmarkEnd w:id="150"/>
-    <w:bookmarkStart w:id="154" w:name="section-8"/>
+    <w:bookmarkEnd w:id="139"/>
+    <w:bookmarkStart w:id="143" w:name="section-8"/>
     <w:p>
       <w:pPr>
         <w:pStyle w:val="Heading3"/>
@@ -4608,7 +4571,7 @@
       <w:r>
         <w:t xml:space="preserve"> </w:t>
       </w:r>
-      <w:hyperlink r:id="rId151">
+      <w:hyperlink r:id="rId140">
         <w:r>
           <w:rPr>
             <w:rStyle w:val="Hyperlink"/>
@@ -4645,7 +4608,7 @@
           <w:b/>
           <w:bCs/>
         </w:rPr>
-        <w:t xml:space="preserve">Q2, IF: 0.6, IC: 61</w:t>
+        <w:t xml:space="preserve">Q2, IF: 0.6, IC: 62</w:t>
       </w:r>
     </w:p>
     <w:p>
@@ -4668,7 +4631,7 @@
       <w:r>
         <w:t xml:space="preserve"> </w:t>
       </w:r>
-      <w:hyperlink r:id="rId152">
+      <w:hyperlink r:id="rId141">
         <w:r>
           <w:rPr>
             <w:rStyle w:val="Hyperlink"/>
@@ -4726,7 +4689,7 @@
       <w:r>
         <w:t xml:space="preserve"> </w:t>
       </w:r>
-      <w:hyperlink r:id="rId153">
+      <w:hyperlink r:id="rId142">
         <w:r>
           <w:rPr>
             <w:rStyle w:val="Hyperlink"/>
@@ -4755,11 +4718,11 @@
           <w:b/>
           <w:bCs/>
         </w:rPr>
-        <w:t xml:space="preserve">D1, IF: 4.62, IC: 7</w:t>
-      </w:r>
-    </w:p>
-    <w:bookmarkEnd w:id="154"/>
-    <w:bookmarkStart w:id="156" w:name="section-9"/>
+        <w:t xml:space="preserve">D1, IF: 4.62, IC: 8</w:t>
+      </w:r>
+    </w:p>
+    <w:bookmarkEnd w:id="143"/>
+    <w:bookmarkStart w:id="145" w:name="section-9"/>
     <w:p>
       <w:pPr>
         <w:pStyle w:val="Heading3"/>
@@ -4795,7 +4758,7 @@
       <w:r>
         <w:t xml:space="preserve"> </w:t>
       </w:r>
-      <w:hyperlink r:id="rId155">
+      <w:hyperlink r:id="rId144">
         <w:r>
           <w:rPr>
             <w:rStyle w:val="Hyperlink"/>
@@ -4827,8 +4790,8 @@
         <w:t xml:space="preserve">D1, IF: 5.85, IC: 17</w:t>
       </w:r>
     </w:p>
-    <w:bookmarkEnd w:id="156"/>
-    <w:bookmarkStart w:id="158" w:name="section-10"/>
+    <w:bookmarkEnd w:id="145"/>
+    <w:bookmarkStart w:id="147" w:name="section-10"/>
     <w:p>
       <w:pPr>
         <w:pStyle w:val="Heading3"/>
@@ -4858,7 +4821,7 @@
       <w:r>
         <w:t xml:space="preserve"> </w:t>
       </w:r>
-      <w:hyperlink r:id="rId157">
+      <w:hyperlink r:id="rId146">
         <w:r>
           <w:rPr>
             <w:rStyle w:val="Hyperlink"/>
@@ -4890,8 +4853,8 @@
         <w:t xml:space="preserve">D1, IF: 4.42, IC: 5 (*levelező szerző)</w:t>
       </w:r>
     </w:p>
-    <w:bookmarkEnd w:id="158"/>
-    <w:bookmarkStart w:id="161" w:name="section-11"/>
+    <w:bookmarkEnd w:id="147"/>
+    <w:bookmarkStart w:id="150" w:name="section-11"/>
     <w:p>
       <w:pPr>
         <w:pStyle w:val="Heading3"/>
@@ -4929,7 +4892,7 @@
       <w:r>
         <w:t xml:space="preserve"> </w:t>
       </w:r>
-      <w:hyperlink r:id="rId159">
+      <w:hyperlink r:id="rId148">
         <w:r>
           <w:rPr>
             <w:rStyle w:val="Hyperlink"/>
@@ -5013,7 +4976,7 @@
       <w:r>
         <w:t xml:space="preserve"> </w:t>
       </w:r>
-      <w:hyperlink r:id="rId160">
+      <w:hyperlink r:id="rId149">
         <w:r>
           <w:rPr>
             <w:rStyle w:val="Hyperlink"/>
@@ -5094,11 +5057,11 @@
           <w:b/>
           <w:bCs/>
         </w:rPr>
-        <w:t xml:space="preserve">Q1, IF: 2.78, IC: 27</w:t>
-      </w:r>
-    </w:p>
-    <w:bookmarkEnd w:id="161"/>
-    <w:bookmarkStart w:id="163" w:name="section-12"/>
+        <w:t xml:space="preserve">Q1, IF: 2.78, IC: 28</w:t>
+      </w:r>
+    </w:p>
+    <w:bookmarkEnd w:id="150"/>
+    <w:bookmarkStart w:id="152" w:name="section-12"/>
     <w:p>
       <w:pPr>
         <w:pStyle w:val="Heading3"/>
@@ -5134,7 +5097,7 @@
       <w:r>
         <w:t xml:space="preserve"> </w:t>
       </w:r>
-      <w:hyperlink r:id="rId162">
+      <w:hyperlink r:id="rId151">
         <w:r>
           <w:rPr>
             <w:rStyle w:val="Hyperlink"/>
@@ -5166,8 +5129,8 @@
         <w:t xml:space="preserve">D1, IF: 3.88, IC: 30</w:t>
       </w:r>
     </w:p>
-    <w:bookmarkEnd w:id="163"/>
-    <w:bookmarkStart w:id="165" w:name="section-13"/>
+    <w:bookmarkEnd w:id="152"/>
+    <w:bookmarkStart w:id="154" w:name="section-13"/>
     <w:p>
       <w:pPr>
         <w:pStyle w:val="Heading3"/>
@@ -5197,7 +5160,7 @@
       <w:r>
         <w:t xml:space="preserve"> </w:t>
       </w:r>
-      <w:hyperlink r:id="rId164">
+      <w:hyperlink r:id="rId153">
         <w:r>
           <w:rPr>
             <w:rStyle w:val="Hyperlink"/>
@@ -5229,10 +5192,10 @@
         <w:t xml:space="preserve">Q2, IF: 0.23, IC: 0</w:t>
       </w:r>
     </w:p>
-    <w:bookmarkEnd w:id="165"/>
-    <w:bookmarkEnd w:id="166"/>
-    <w:bookmarkEnd w:id="167"/>
-    <w:bookmarkStart w:id="175" w:name="konferencia-előadások"/>
+    <w:bookmarkEnd w:id="154"/>
+    <w:bookmarkEnd w:id="155"/>
+    <w:bookmarkEnd w:id="156"/>
+    <w:bookmarkStart w:id="164" w:name="konferencia-előadások"/>
     <w:p>
       <w:pPr>
         <w:pStyle w:val="Heading1"/>
@@ -5337,7 +5300,7 @@
       <w:r>
         <w:t xml:space="preserve"> </w:t>
       </w:r>
-      <w:hyperlink r:id="rId168">
+      <w:hyperlink r:id="rId157">
         <w:r>
           <w:rPr>
             <w:rStyle w:val="Hyperlink"/>
@@ -5365,7 +5328,7 @@
       <w:r>
         <w:t xml:space="preserve"> </w:t>
       </w:r>
-      <w:hyperlink r:id="rId169">
+      <w:hyperlink r:id="rId158">
         <w:r>
           <w:rPr>
             <w:rStyle w:val="Hyperlink"/>
@@ -5409,7 +5372,7 @@
       <w:r>
         <w:t xml:space="preserve"> </w:t>
       </w:r>
-      <w:hyperlink r:id="rId170">
+      <w:hyperlink r:id="rId159">
         <w:r>
           <w:rPr>
             <w:rStyle w:val="Hyperlink"/>
@@ -5453,7 +5416,7 @@
       <w:r>
         <w:t xml:space="preserve"> </w:t>
       </w:r>
-      <w:hyperlink r:id="rId171">
+      <w:hyperlink r:id="rId160">
         <w:r>
           <w:rPr>
             <w:rStyle w:val="Hyperlink"/>
@@ -5510,7 +5473,7 @@
       <w:r>
         <w:t xml:space="preserve"> </w:t>
       </w:r>
-      <w:hyperlink r:id="rId172">
+      <w:hyperlink r:id="rId161">
         <w:r>
           <w:rPr>
             <w:rStyle w:val="Hyperlink"/>
@@ -5567,7 +5530,7 @@
       <w:r>
         <w:t xml:space="preserve"> </w:t>
       </w:r>
-      <w:hyperlink r:id="rId173">
+      <w:hyperlink r:id="rId162">
         <w:r>
           <w:rPr>
             <w:rStyle w:val="Hyperlink"/>
@@ -5614,7 +5577,7 @@
       <w:r>
         <w:t xml:space="preserve"> </w:t>
       </w:r>
-      <w:hyperlink r:id="rId174">
+      <w:hyperlink r:id="rId163">
         <w:r>
           <w:rPr>
             <w:rStyle w:val="Hyperlink"/>
@@ -5978,8 +5941,8 @@
         <w:t xml:space="preserve">, szep. 4-9. St. Andrews, UK</w:t>
       </w:r>
     </w:p>
-    <w:bookmarkEnd w:id="175"/>
-    <w:bookmarkStart w:id="176" w:name="egyéb-meghívott-előadások"/>
+    <w:bookmarkEnd w:id="164"/>
+    <w:bookmarkStart w:id="165" w:name="egyéb-meghívott-előadások"/>
     <w:p>
       <w:pPr>
         <w:pStyle w:val="Heading1"/>
@@ -6050,8 +6013,8 @@
         <w:t xml:space="preserve">. The Genome Analysis Centre, feb. 23. Norwich, UK</w:t>
       </w:r>
     </w:p>
-    <w:bookmarkEnd w:id="176"/>
-    <w:bookmarkStart w:id="186" w:name="konferencia-poszter-prezentációk"/>
+    <w:bookmarkEnd w:id="165"/>
+    <w:bookmarkStart w:id="175" w:name="konferencia-poszter-prezentációk"/>
     <w:p>
       <w:pPr>
         <w:pStyle w:val="Heading1"/>
@@ -6112,7 +6075,7 @@
       <w:r>
         <w:t xml:space="preserve"> </w:t>
       </w:r>
-      <w:hyperlink r:id="rId177">
+      <w:hyperlink r:id="rId166">
         <w:r>
           <w:rPr>
             <w:rStyle w:val="Hyperlink"/>
@@ -6169,7 +6132,7 @@
       <w:r>
         <w:t xml:space="preserve"> </w:t>
       </w:r>
-      <w:hyperlink r:id="rId178">
+      <w:hyperlink r:id="rId167">
         <w:r>
           <w:rPr>
             <w:rStyle w:val="Hyperlink"/>
@@ -6213,7 +6176,7 @@
       <w:r>
         <w:t xml:space="preserve"> </w:t>
       </w:r>
-      <w:hyperlink r:id="rId179">
+      <w:hyperlink r:id="rId168">
         <w:r>
           <w:rPr>
             <w:rStyle w:val="Hyperlink"/>
@@ -6241,7 +6204,7 @@
       <w:r>
         <w:t xml:space="preserve"> </w:t>
       </w:r>
-      <w:hyperlink r:id="rId180">
+      <w:hyperlink r:id="rId169">
         <w:r>
           <w:rPr>
             <w:rStyle w:val="Hyperlink"/>
@@ -6298,7 +6261,7 @@
       <w:r>
         <w:t xml:space="preserve"> </w:t>
       </w:r>
-      <w:hyperlink r:id="rId181">
+      <w:hyperlink r:id="rId170">
         <w:r>
           <w:rPr>
             <w:rStyle w:val="Hyperlink"/>
@@ -6342,7 +6305,7 @@
       <w:r>
         <w:t xml:space="preserve"> </w:t>
       </w:r>
-      <w:hyperlink r:id="rId182">
+      <w:hyperlink r:id="rId171">
         <w:r>
           <w:rPr>
             <w:rStyle w:val="Hyperlink"/>
@@ -6370,7 +6333,7 @@
       <w:r>
         <w:t xml:space="preserve"> </w:t>
       </w:r>
-      <w:hyperlink r:id="rId183">
+      <w:hyperlink r:id="rId172">
         <w:r>
           <w:rPr>
             <w:rStyle w:val="Hyperlink"/>
@@ -6411,7 +6374,7 @@
       <w:r>
         <w:t xml:space="preserve"> </w:t>
       </w:r>
-      <w:hyperlink r:id="rId184">
+      <w:hyperlink r:id="rId173">
         <w:r>
           <w:rPr>
             <w:rStyle w:val="Hyperlink"/>
@@ -6476,7 +6439,7 @@
       <w:r>
         <w:t xml:space="preserve"> </w:t>
       </w:r>
-      <w:hyperlink r:id="rId185">
+      <w:hyperlink r:id="rId174">
         <w:r>
           <w:rPr>
             <w:rStyle w:val="Hyperlink"/>
@@ -6531,7 +6494,7 @@
       <w:r>
         <w:t xml:space="preserve"> </w:t>
       </w:r>
-      <w:hyperlink r:id="rId185">
+      <w:hyperlink r:id="rId174">
         <w:r>
           <w:rPr>
             <w:rStyle w:val="Hyperlink"/>
@@ -6663,7 +6626,7 @@
         <w:t xml:space="preserve">, máj. 25-27. Bécs, A</w:t>
       </w:r>
     </w:p>
-    <w:bookmarkEnd w:id="186"/>
+    <w:bookmarkEnd w:id="175"/>
     <w:sectPr>
       <w:footnotePr>
         <w:numRestart w:val="eachSect"/>
@@ -6693,7 +6656,7 @@
       </w:r>
     </w:p>
   </w:footnote>
-  <w:footnote w:id="58">
+  <w:footnote w:id="47">
     <w:p>
       <w:pPr>
         <w:pStyle w:val="FootnoteText"/>
@@ -6712,7 +6675,7 @@
       </w:r>
     </w:p>
   </w:footnote>
-  <w:footnote w:id="62">
+  <w:footnote w:id="51">
     <w:p>
       <w:pPr>
         <w:pStyle w:val="FootnoteText"/>
@@ -7058,10 +7021,10 @@
   <w:docDefaults>
     <w:rPrDefault>
       <w:rPr>
-        <w:rFonts w:asciiTheme="minorHAnsi" w:cstheme="minorBidi" w:eastAsiaTheme="minorHAnsi" w:hAnsiTheme="minorHAnsi"/>
+        <w:rFonts w:asciiTheme="minorHAnsi" w:cstheme="minorBidi" w:eastAsiaTheme="minorEastAsia" w:hAnsiTheme="minorHAnsi"/>
         <w:sz w:val="24"/>
         <w:szCs w:val="24"/>
-        <w:lang w:bidi="ar-SA" w:eastAsia="en-US" w:val="en-US"/>
+        <w:lang w:bidi="ar-SA" w:eastAsia="zh-CN" w:val="en-US"/>
       </w:rPr>
     </w:rPrDefault>
     <w:pPrDefault>
@@ -7602,13 +7565,6 @@
       </w:tblCellMar>
     </w:tblPr>
     <w:tblStylePr w:type="firstRow">
-      <w:tblPr>
-        <w:jc w:val="left"/>
-        <w:tblInd w:type="dxa" w:w="0"/>
-      </w:tblPr>
-      <w:trPr>
-        <w:jc w:val="left"/>
-      </w:trPr>
       <w:tcPr>
         <w:tcBorders>
           <w:bottom w:val="single"/>

--- a/docs/cv_hu.docx
+++ b/docs/cv_hu.docx
@@ -2962,7 +2962,7 @@
           <w:b/>
           <w:bCs/>
         </w:rPr>
-        <w:t xml:space="preserve">941</w:t>
+        <w:t xml:space="preserve">942</w:t>
       </w:r>
     </w:p>
     <w:p>
@@ -3303,7 +3303,7 @@
           <w:b/>
           <w:bCs/>
         </w:rPr>
-        <w:t xml:space="preserve">D1, IF: 45.5, IC: 46</w:t>
+        <w:t xml:space="preserve">D1, IF: 45.5, IC: 47</w:t>
       </w:r>
     </w:p>
     <w:p>

--- a/docs/cv_hu.docx
+++ b/docs/cv_hu.docx
@@ -871,7 +871,7 @@
       </w:r>
     </w:p>
     <w:bookmarkEnd w:id="52"/>
-    <w:bookmarkStart w:id="55" w:name="díjak-és-ösztöndíjak"/>
+    <w:bookmarkStart w:id="56" w:name="díjak-és-ösztöndíjak"/>
     <w:p>
       <w:pPr>
         <w:pStyle w:val="Heading1"/>
@@ -889,12 +889,38 @@
         </w:numPr>
       </w:pPr>
       <w:r>
+        <w:t xml:space="preserve">A Magyar Tudományos Akadémia</w:t>
+      </w:r>
+      <w:r>
+        <w:t xml:space="preserve"> </w:t>
+      </w:r>
+      <w:hyperlink r:id="rId53">
+        <w:r>
+          <w:rPr>
+            <w:rStyle w:val="Hyperlink"/>
+          </w:rPr>
+          <w:t xml:space="preserve">Bolyai János Kutatási Ösztöndíja</w:t>
+        </w:r>
+      </w:hyperlink>
+      <w:r>
+        <w:t xml:space="preserve">, 2026, Budapest</w:t>
+      </w:r>
+    </w:p>
+    <w:p>
+      <w:pPr>
+        <w:pStyle w:val="Compact"/>
+        <w:numPr>
+          <w:ilvl w:val="0"/>
+          <w:numId w:val="1008"/>
+        </w:numPr>
+      </w:pPr>
+      <w:r>
         <w:t xml:space="preserve">Az ELTE Egyetemi Kiválósági Alap</w:t>
       </w:r>
       <w:r>
         <w:t xml:space="preserve"> </w:t>
       </w:r>
-      <w:hyperlink r:id="rId53">
+      <w:hyperlink r:id="rId54">
         <w:r>
           <w:rPr>
             <w:rStyle w:val="Hyperlink"/>
@@ -920,7 +946,7 @@
       <w:r>
         <w:t xml:space="preserve"> </w:t>
       </w:r>
-      <w:hyperlink r:id="rId54">
+      <w:hyperlink r:id="rId55">
         <w:r>
           <w:rPr>
             <w:rStyle w:val="Hyperlink"/>
@@ -968,8 +994,8 @@
         <w:t xml:space="preserve">2. helyezés az Állatorvostudományi Kar TDK Konferenciáján, Szent István Egyetem, 2003, Budapest</w:t>
       </w:r>
     </w:p>
-    <w:bookmarkEnd w:id="55"/>
-    <w:bookmarkStart w:id="58" w:name="pályázatok"/>
+    <w:bookmarkEnd w:id="56"/>
+    <w:bookmarkStart w:id="59" w:name="pályázatok"/>
     <w:p>
       <w:pPr>
         <w:pStyle w:val="Heading1"/>
@@ -1082,7 +1108,7 @@
       <w:r>
         <w:t xml:space="preserve"> </w:t>
       </w:r>
-      <w:hyperlink r:id="rId56">
+      <w:hyperlink r:id="rId57">
         <w:r>
           <w:rPr>
             <w:rStyle w:val="Hyperlink"/>
@@ -1144,533 +1170,533 @@
       <w:r>
         <w:t xml:space="preserve"> </w:t>
       </w:r>
+      <w:hyperlink r:id="rId58">
+        <w:r>
+          <w:rPr>
+            <w:rStyle w:val="Hyperlink"/>
+          </w:rPr>
+          <w:t xml:space="preserve">131839</w:t>
+        </w:r>
+      </w:hyperlink>
+      <w:r>
+        <w:t xml:space="preserve">; 25 500 000 Ft</w:t>
+      </w:r>
+    </w:p>
+    <w:p>
+      <w:pPr>
+        <w:pStyle w:val="Compact"/>
+        <w:numPr>
+          <w:ilvl w:val="0"/>
+          <w:numId w:val="1009"/>
+        </w:numPr>
+      </w:pPr>
+      <w:r>
+        <w:rPr>
+          <w:b/>
+          <w:bCs/>
+        </w:rPr>
+        <w:t xml:space="preserve">Kiemelten magas színvonalú oktatási tevékenység támogatása, ELTE 2020</w:t>
+      </w:r>
+      <w:r>
+        <w:t xml:space="preserve">:</w:t>
+      </w:r>
+      <w:r>
+        <w:t xml:space="preserve"> </w:t>
+      </w:r>
+      <w:r>
+        <w:rPr>
+          <w:i/>
+          <w:iCs/>
+        </w:rPr>
+        <w:t xml:space="preserve">Szerep</w:t>
+      </w:r>
+      <w:r>
+        <w:t xml:space="preserve">: Vezető kutató;</w:t>
+      </w:r>
+      <w:r>
+        <w:t xml:space="preserve"> </w:t>
+      </w:r>
+      <w:r>
+        <w:rPr>
+          <w:i/>
+          <w:iCs/>
+        </w:rPr>
+        <w:t xml:space="preserve">Cím</w:t>
+      </w:r>
+      <w:r>
+        <w:t xml:space="preserve">: Számítógépes oktatási termében lévő infrastruktúra fejlesztése; 4 000 000 Ft</w:t>
+      </w:r>
+    </w:p>
+    <w:p>
+      <w:pPr>
+        <w:pStyle w:val="Compact"/>
+        <w:numPr>
+          <w:ilvl w:val="0"/>
+          <w:numId w:val="1009"/>
+        </w:numPr>
+      </w:pPr>
+      <w:r>
+        <w:rPr>
+          <w:b/>
+          <w:bCs/>
+        </w:rPr>
+        <w:t xml:space="preserve">Visegrad 4 Eastern Partnership (V4Eap) 2014 - 2015</w:t>
+      </w:r>
+      <w:r>
+        <w:t xml:space="preserve">:</w:t>
+      </w:r>
+      <w:r>
+        <w:t xml:space="preserve"> </w:t>
+      </w:r>
+      <w:r>
+        <w:rPr>
+          <w:i/>
+          <w:iCs/>
+        </w:rPr>
+        <w:t xml:space="preserve">Szerep</w:t>
+      </w:r>
+      <w:r>
+        <w:t xml:space="preserve">: Témavezető; Zeljko Popovic ösztöndíjához kapcsolódva;</w:t>
+      </w:r>
+      <w:r>
+        <w:t xml:space="preserve"> </w:t>
+      </w:r>
+      <w:r>
+        <w:rPr>
+          <w:i/>
+          <w:iCs/>
+        </w:rPr>
+        <w:t xml:space="preserve">Cím</w:t>
+      </w:r>
+      <w:r>
+        <w:t xml:space="preserve">: DORMANCYbase – developing a database on gene and protein expression during dormancy in animals; 3 000 EUR</w:t>
+      </w:r>
+    </w:p>
+    <w:bookmarkEnd w:id="59"/>
+    <w:bookmarkStart w:id="69" w:name="oktatási-tevékenység"/>
+    <w:p>
+      <w:pPr>
+        <w:pStyle w:val="Heading1"/>
+      </w:pPr>
+      <w:r>
+        <w:t xml:space="preserve">Oktatási Tevékenység</w:t>
+      </w:r>
+    </w:p>
+    <w:bookmarkStart w:id="64" w:name="jelenleg"/>
+    <w:p>
+      <w:pPr>
+        <w:pStyle w:val="Heading2"/>
+      </w:pPr>
+      <w:r>
+        <w:t xml:space="preserve">Jelenleg</w:t>
+      </w:r>
+    </w:p>
+    <w:p>
+      <w:pPr>
+        <w:pStyle w:val="Compact"/>
+        <w:numPr>
+          <w:ilvl w:val="0"/>
+          <w:numId w:val="1010"/>
+        </w:numPr>
+      </w:pPr>
+      <w:hyperlink r:id="rId60">
+        <w:r>
+          <w:rPr>
+            <w:rStyle w:val="Hyperlink"/>
+          </w:rPr>
+          <w:t xml:space="preserve">Bioinformatika</w:t>
+        </w:r>
+      </w:hyperlink>
+      <w:r>
+        <w:t xml:space="preserve"> </w:t>
+      </w:r>
+      <w:r>
+        <w:t xml:space="preserve">(EA, GY; EN) – MSc hallgatóknak</w:t>
+      </w:r>
+    </w:p>
+    <w:p>
+      <w:pPr>
+        <w:pStyle w:val="Compact"/>
+        <w:numPr>
+          <w:ilvl w:val="0"/>
+          <w:numId w:val="1010"/>
+        </w:numPr>
+      </w:pPr>
+      <w:hyperlink r:id="rId61">
+        <w:r>
+          <w:rPr>
+            <w:rStyle w:val="Hyperlink"/>
+          </w:rPr>
+          <w:t xml:space="preserve">Omikai adatok elemzése</w:t>
+        </w:r>
+      </w:hyperlink>
+      <w:r>
+        <w:t xml:space="preserve"> </w:t>
+      </w:r>
+      <w:r>
+        <w:t xml:space="preserve">(GY; EN) – MSc hallgatóknak. A kurzus bekerült a</w:t>
+      </w:r>
+      <w:r>
+        <w:t xml:space="preserve"> </w:t>
+      </w:r>
       <w:hyperlink r:id="rId57">
         <w:r>
           <w:rPr>
             <w:rStyle w:val="Hyperlink"/>
           </w:rPr>
-          <w:t xml:space="preserve">131839</w:t>
-        </w:r>
-      </w:hyperlink>
-      <w:r>
-        <w:t xml:space="preserve">; 25 500 000 Ft</w:t>
-      </w:r>
-    </w:p>
-    <w:p>
-      <w:pPr>
-        <w:pStyle w:val="Compact"/>
-        <w:numPr>
-          <w:ilvl w:val="0"/>
-          <w:numId w:val="1009"/>
-        </w:numPr>
-      </w:pPr>
-      <w:r>
-        <w:rPr>
-          <w:b/>
-          <w:bCs/>
-        </w:rPr>
-        <w:t xml:space="preserve">Kiemelten magas színvonalú oktatási tevékenység támogatása, ELTE 2020</w:t>
-      </w:r>
-      <w:r>
-        <w:t xml:space="preserve">:</w:t>
-      </w:r>
-      <w:r>
-        <w:t xml:space="preserve"> </w:t>
-      </w:r>
-      <w:r>
-        <w:rPr>
-          <w:i/>
-          <w:iCs/>
-        </w:rPr>
-        <w:t xml:space="preserve">Szerep</w:t>
-      </w:r>
-      <w:r>
-        <w:t xml:space="preserve">: Vezető kutató;</w:t>
-      </w:r>
-      <w:r>
-        <w:t xml:space="preserve"> </w:t>
-      </w:r>
-      <w:r>
-        <w:rPr>
-          <w:i/>
-          <w:iCs/>
-        </w:rPr>
-        <w:t xml:space="preserve">Cím</w:t>
-      </w:r>
-      <w:r>
-        <w:t xml:space="preserve">: Számítógépes oktatási termében lévő infrastruktúra fejlesztése; 4 000 000 Ft</w:t>
-      </w:r>
-    </w:p>
-    <w:p>
-      <w:pPr>
-        <w:pStyle w:val="Compact"/>
-        <w:numPr>
-          <w:ilvl w:val="0"/>
-          <w:numId w:val="1009"/>
-        </w:numPr>
-      </w:pPr>
-      <w:r>
-        <w:rPr>
-          <w:b/>
-          <w:bCs/>
-        </w:rPr>
-        <w:t xml:space="preserve">Visegrad 4 Eastern Partnership (V4Eap) 2014 - 2015</w:t>
-      </w:r>
-      <w:r>
-        <w:t xml:space="preserve">:</w:t>
-      </w:r>
-      <w:r>
-        <w:t xml:space="preserve"> </w:t>
-      </w:r>
-      <w:r>
-        <w:rPr>
-          <w:i/>
-          <w:iCs/>
-        </w:rPr>
-        <w:t xml:space="preserve">Szerep</w:t>
-      </w:r>
-      <w:r>
-        <w:t xml:space="preserve">: Témavezető; Zeljko Popovic ösztöndíjához kapcsolódva;</w:t>
-      </w:r>
-      <w:r>
-        <w:t xml:space="preserve"> </w:t>
-      </w:r>
-      <w:r>
-        <w:rPr>
-          <w:i/>
-          <w:iCs/>
-        </w:rPr>
-        <w:t xml:space="preserve">Cím</w:t>
-      </w:r>
-      <w:r>
-        <w:t xml:space="preserve">: DORMANCYbase – developing a database on gene and protein expression during dormancy in animals; 3 000 EUR</w:t>
-      </w:r>
-    </w:p>
-    <w:bookmarkEnd w:id="58"/>
-    <w:bookmarkStart w:id="68" w:name="oktatási-tevékenység"/>
+          <w:t xml:space="preserve">CHARM-EU</w:t>
+        </w:r>
+      </w:hyperlink>
+      <w:r>
+        <w:t xml:space="preserve"> </w:t>
+      </w:r>
+      <w:r>
+        <w:t xml:space="preserve">kínálatába is.</w:t>
+      </w:r>
+    </w:p>
+    <w:p>
+      <w:pPr>
+        <w:pStyle w:val="Compact"/>
+        <w:numPr>
+          <w:ilvl w:val="0"/>
+          <w:numId w:val="1010"/>
+        </w:numPr>
+      </w:pPr>
+      <w:hyperlink r:id="rId62">
+        <w:r>
+          <w:rPr>
+            <w:rStyle w:val="Hyperlink"/>
+          </w:rPr>
+          <w:t xml:space="preserve">Haladó R programozás biológusoknak</w:t>
+        </w:r>
+      </w:hyperlink>
+      <w:r>
+        <w:t xml:space="preserve"> </w:t>
+      </w:r>
+      <w:r>
+        <w:t xml:space="preserve">(GY; EN) – MSc hallgatóknak</w:t>
+      </w:r>
+    </w:p>
+    <w:p>
+      <w:pPr>
+        <w:pStyle w:val="Compact"/>
+        <w:numPr>
+          <w:ilvl w:val="0"/>
+          <w:numId w:val="1010"/>
+        </w:numPr>
+      </w:pPr>
+      <w:hyperlink r:id="rId63">
+        <w:r>
+          <w:rPr>
+            <w:rStyle w:val="Hyperlink"/>
+          </w:rPr>
+          <w:t xml:space="preserve">Filogenetika</w:t>
+        </w:r>
+      </w:hyperlink>
+      <w:r>
+        <w:t xml:space="preserve"> </w:t>
+      </w:r>
+      <w:r>
+        <w:t xml:space="preserve">(EA, GY; EN) – MSc hallgatóknak</w:t>
+      </w:r>
+    </w:p>
+    <w:p>
+      <w:pPr>
+        <w:pStyle w:val="Compact"/>
+        <w:numPr>
+          <w:ilvl w:val="0"/>
+          <w:numId w:val="1010"/>
+        </w:numPr>
+      </w:pPr>
+      <w:r>
+        <w:t xml:space="preserve">Bioinformatikai szemináriumok (EA; EN) – PhD hallgatóknak</w:t>
+      </w:r>
+    </w:p>
+    <w:bookmarkEnd w:id="64"/>
+    <w:bookmarkStart w:id="65" w:name="korábban-1"/>
+    <w:p>
+      <w:pPr>
+        <w:pStyle w:val="Heading2"/>
+      </w:pPr>
+      <w:r>
+        <w:t xml:space="preserve">Korábban</w:t>
+      </w:r>
+    </w:p>
+    <w:p>
+      <w:pPr>
+        <w:pStyle w:val="Compact"/>
+        <w:numPr>
+          <w:ilvl w:val="0"/>
+          <w:numId w:val="1011"/>
+        </w:numPr>
+      </w:pPr>
+      <w:r>
+        <w:t xml:space="preserve">Bevezetés a bioinformatikába (EA; HU) – BSc hallgatóknak (a kurzus kidolgozása, jelenleg egy előadás)</w:t>
+      </w:r>
+    </w:p>
+    <w:p>
+      <w:pPr>
+        <w:pStyle w:val="Compact"/>
+        <w:numPr>
+          <w:ilvl w:val="0"/>
+          <w:numId w:val="1011"/>
+        </w:numPr>
+      </w:pPr>
+      <w:r>
+        <w:t xml:space="preserve">Alapozó bioinformatika (EA; HU) – BSc hallgatóknak (a kurzus kidolgozása)</w:t>
+      </w:r>
+    </w:p>
+    <w:p>
+      <w:pPr>
+        <w:pStyle w:val="Compact"/>
+        <w:numPr>
+          <w:ilvl w:val="0"/>
+          <w:numId w:val="1011"/>
+        </w:numPr>
+      </w:pPr>
+      <w:r>
+        <w:t xml:space="preserve">Genetika gyakorlat (néhány GY; HU) – BSc hallgatóknak</w:t>
+      </w:r>
+    </w:p>
+    <w:p>
+      <w:pPr>
+        <w:pStyle w:val="Compact"/>
+        <w:numPr>
+          <w:ilvl w:val="0"/>
+          <w:numId w:val="1011"/>
+        </w:numPr>
+      </w:pPr>
+      <w:r>
+        <w:t xml:space="preserve">Genomika (néhány EA; EN, HU) – MSc hallgatóknak</w:t>
+      </w:r>
+    </w:p>
+    <w:p>
+      <w:pPr>
+        <w:pStyle w:val="Compact"/>
+        <w:numPr>
+          <w:ilvl w:val="0"/>
+          <w:numId w:val="1011"/>
+        </w:numPr>
+      </w:pPr>
+      <w:r>
+        <w:t xml:space="preserve">Molekuláris Evolúció (néhány, EA; HU) – MSc hallgatóknak</w:t>
+      </w:r>
+    </w:p>
+    <w:p>
+      <w:pPr>
+        <w:pStyle w:val="Compact"/>
+        <w:numPr>
+          <w:ilvl w:val="0"/>
+          <w:numId w:val="1011"/>
+        </w:numPr>
+      </w:pPr>
+      <w:r>
+        <w:t xml:space="preserve">Evolúcióbiológia (néhány, EA; HU) – MSc hallgatóknak</w:t>
+      </w:r>
+    </w:p>
+    <w:p>
+      <w:pPr>
+        <w:pStyle w:val="Compact"/>
+        <w:numPr>
+          <w:ilvl w:val="0"/>
+          <w:numId w:val="1011"/>
+        </w:numPr>
+      </w:pPr>
+      <w:r>
+        <w:t xml:space="preserve">Diszkrét matematikai módszerek a biológiában (EA, GY; HU) – MSc és PhD hallgatóknak</w:t>
+      </w:r>
+    </w:p>
+    <w:bookmarkEnd w:id="65"/>
+    <w:bookmarkStart w:id="67" w:name="egyetemi-jegyzet"/>
+    <w:p>
+      <w:pPr>
+        <w:pStyle w:val="Heading2"/>
+      </w:pPr>
+      <w:r>
+        <w:t xml:space="preserve">Egyetemi Jegyzet</w:t>
+      </w:r>
+    </w:p>
+    <w:p>
+      <w:pPr>
+        <w:pStyle w:val="Compact"/>
+        <w:numPr>
+          <w:ilvl w:val="0"/>
+          <w:numId w:val="1012"/>
+        </w:numPr>
+      </w:pPr>
+      <w:hyperlink r:id="rId66">
+        <w:r>
+          <w:rPr>
+            <w:rStyle w:val="Hyperlink"/>
+          </w:rPr>
+          <w:t xml:space="preserve">Genetikai gyakorlatok</w:t>
+        </w:r>
+      </w:hyperlink>
+      <w:r>
+        <w:t xml:space="preserve">: 7. Bioinformatika – Genetikai betegségek megismerése és kimutatása (HU)</w:t>
+      </w:r>
+    </w:p>
+    <w:bookmarkEnd w:id="67"/>
+    <w:bookmarkStart w:id="68" w:name="Xda60c5005483cababa5490ca6d2c778663b5cb2"/>
+    <w:p>
+      <w:pPr>
+        <w:pStyle w:val="Heading2"/>
+      </w:pPr>
+      <w:r>
+        <w:t xml:space="preserve">Egyéb Oktatással Kapcsolatos Tevékenységek</w:t>
+      </w:r>
+    </w:p>
+    <w:p>
+      <w:pPr>
+        <w:numPr>
+          <w:ilvl w:val="0"/>
+          <w:numId w:val="1013"/>
+        </w:numPr>
+      </w:pPr>
+      <w:r>
+        <w:t xml:space="preserve">Doktori disszertáció bíráló (4); Doktori védésen titkár (4); Doktori védésen bizottsági tag (5); Komplex vizsgán vizsgáztató – ELTE, Pázmány Péter Katolikus Egyetem, Magyar Agrár- és Élettudományi Egyetem, Semmelweiss Egyetem, Debreceni Egyetem (6); MSc záróvizsgáztató (5); Országos Tudományos Diákköri Konferencián zsűritag (4)</w:t>
+      </w:r>
+    </w:p>
+    <w:p>
+      <w:pPr>
+        <w:numPr>
+          <w:ilvl w:val="0"/>
+          <w:numId w:val="1013"/>
+        </w:numPr>
+      </w:pPr>
+      <w:r>
+        <w:t xml:space="preserve">ELTE Bioinformatika MSc specializáció felelőse (2026-)</w:t>
+      </w:r>
+    </w:p>
+    <w:p>
+      <w:pPr>
+        <w:numPr>
+          <w:ilvl w:val="0"/>
+          <w:numId w:val="1013"/>
+        </w:numPr>
+      </w:pPr>
+      <w:r>
+        <w:t xml:space="preserve">ELTE Molekuláris genetika, sejt- és fejlődésbiológia MSc specializáció felelőse (2020-2026)</w:t>
+      </w:r>
+    </w:p>
+    <w:bookmarkEnd w:id="68"/>
+    <w:bookmarkEnd w:id="69"/>
+    <w:bookmarkStart w:id="72" w:name="témavezetés-és-mentorálás"/>
     <w:p>
       <w:pPr>
         <w:pStyle w:val="Heading1"/>
       </w:pPr>
       <w:r>
-        <w:t xml:space="preserve">Oktatási Tevékenység</w:t>
-      </w:r>
-    </w:p>
-    <w:bookmarkStart w:id="63" w:name="jelenleg"/>
+        <w:t xml:space="preserve">Témavezetés és Mentorálás</w:t>
+      </w:r>
+    </w:p>
+    <w:p>
+      <w:pPr>
+        <w:pStyle w:val="Compact"/>
+        <w:numPr>
+          <w:ilvl w:val="0"/>
+          <w:numId w:val="1014"/>
+        </w:numPr>
+      </w:pPr>
+      <w:hyperlink r:id="rId70">
+        <w:r>
+          <w:rPr>
+            <w:rStyle w:val="Hyperlink"/>
+          </w:rPr>
+          <w:t xml:space="preserve">Személyes lap az Országos Doktori Tanács honlapján</w:t>
+        </w:r>
+      </w:hyperlink>
+    </w:p>
+    <w:p>
+      <w:pPr>
+        <w:pStyle w:val="Compact"/>
+        <w:numPr>
+          <w:ilvl w:val="0"/>
+          <w:numId w:val="1014"/>
+        </w:numPr>
+      </w:pPr>
+      <w:r>
+        <w:rPr>
+          <w:b/>
+          <w:bCs/>
+        </w:rPr>
+        <w:t xml:space="preserve">Folyamatban lévő témavezetések</w:t>
+      </w:r>
+      <w:r>
+        <w:t xml:space="preserve">: 2 társ-témavezetett PhD hallgató, 2 MSc, 1 TDK hallgató</w:t>
+      </w:r>
+    </w:p>
+    <w:p>
+      <w:pPr>
+        <w:pStyle w:val="Compact"/>
+        <w:numPr>
+          <w:ilvl w:val="0"/>
+          <w:numId w:val="1014"/>
+        </w:numPr>
+      </w:pPr>
+      <w:r>
+        <w:rPr>
+          <w:b/>
+          <w:bCs/>
+        </w:rPr>
+        <w:t xml:space="preserve">Végzett hallgatók</w:t>
+      </w:r>
+      <w:r>
+        <w:t xml:space="preserve">: 4 társ-témavezetett PhD, 6 MSc, 14 BSc, 9 TDK hallgató – közülük 1 OTDK 2. helyezés</w:t>
+      </w:r>
+    </w:p>
+    <w:p>
+      <w:pPr>
+        <w:pStyle w:val="Compact"/>
+        <w:numPr>
+          <w:ilvl w:val="0"/>
+          <w:numId w:val="1014"/>
+        </w:numPr>
+      </w:pPr>
+      <w:r>
+        <w:rPr>
+          <w:b/>
+          <w:bCs/>
+        </w:rPr>
+        <w:t xml:space="preserve">Mentorálás</w:t>
+      </w:r>
+      <w:r>
+        <w:t xml:space="preserve">: 1 Egyetemi tanulmányokat külföldön folytató magyar hallgatók nyári gyakorlatának támogatása c. pályázattal,</w:t>
+      </w:r>
+      <w:r>
+        <w:t xml:space="preserve"> </w:t>
+      </w:r>
+      <w:hyperlink r:id="rId71">
+        <w:r>
+          <w:rPr>
+            <w:rStyle w:val="Hyperlink"/>
+          </w:rPr>
+          <w:t xml:space="preserve">Szent-Györgyi Mentorprogram</w:t>
+        </w:r>
+      </w:hyperlink>
+      <w:r>
+        <w:t xml:space="preserve"> </w:t>
+      </w:r>
+      <w:r>
+        <w:t xml:space="preserve">mentorálás</w:t>
+      </w:r>
+    </w:p>
+    <w:bookmarkEnd w:id="72"/>
+    <w:bookmarkStart w:id="77" w:name="workshopok"/>
+    <w:p>
+      <w:pPr>
+        <w:pStyle w:val="Heading1"/>
+      </w:pPr>
+      <w:r>
+        <w:t xml:space="preserve">Workshopok</w:t>
+      </w:r>
+    </w:p>
+    <w:bookmarkStart w:id="75" w:name="oktatóként"/>
     <w:p>
       <w:pPr>
         <w:pStyle w:val="Heading2"/>
       </w:pPr>
       <w:r>
-        <w:t xml:space="preserve">Jelenleg</w:t>
-      </w:r>
-    </w:p>
-    <w:p>
-      <w:pPr>
-        <w:pStyle w:val="Compact"/>
-        <w:numPr>
-          <w:ilvl w:val="0"/>
-          <w:numId w:val="1010"/>
-        </w:numPr>
-      </w:pPr>
-      <w:hyperlink r:id="rId59">
-        <w:r>
-          <w:rPr>
-            <w:rStyle w:val="Hyperlink"/>
-          </w:rPr>
-          <w:t xml:space="preserve">Bioinformatika</w:t>
-        </w:r>
-      </w:hyperlink>
-      <w:r>
-        <w:t xml:space="preserve"> </w:t>
-      </w:r>
-      <w:r>
-        <w:t xml:space="preserve">(EA, GY; EN) – MSc hallgatóknak</w:t>
-      </w:r>
-    </w:p>
-    <w:p>
-      <w:pPr>
-        <w:pStyle w:val="Compact"/>
-        <w:numPr>
-          <w:ilvl w:val="0"/>
-          <w:numId w:val="1010"/>
-        </w:numPr>
-      </w:pPr>
-      <w:hyperlink r:id="rId60">
-        <w:r>
-          <w:rPr>
-            <w:rStyle w:val="Hyperlink"/>
-          </w:rPr>
-          <w:t xml:space="preserve">Omikai adatok elemzése</w:t>
-        </w:r>
-      </w:hyperlink>
-      <w:r>
-        <w:t xml:space="preserve"> </w:t>
-      </w:r>
-      <w:r>
-        <w:t xml:space="preserve">(GY; EN) – MSc hallgatóknak. A kurzus bekerült a</w:t>
-      </w:r>
-      <w:r>
-        <w:t xml:space="preserve"> </w:t>
-      </w:r>
-      <w:hyperlink r:id="rId56">
-        <w:r>
-          <w:rPr>
-            <w:rStyle w:val="Hyperlink"/>
-          </w:rPr>
-          <w:t xml:space="preserve">CHARM-EU</w:t>
-        </w:r>
-      </w:hyperlink>
-      <w:r>
-        <w:t xml:space="preserve"> </w:t>
-      </w:r>
-      <w:r>
-        <w:t xml:space="preserve">kínálatába is.</w:t>
-      </w:r>
-    </w:p>
-    <w:p>
-      <w:pPr>
-        <w:pStyle w:val="Compact"/>
-        <w:numPr>
-          <w:ilvl w:val="0"/>
-          <w:numId w:val="1010"/>
-        </w:numPr>
-      </w:pPr>
-      <w:hyperlink r:id="rId61">
-        <w:r>
-          <w:rPr>
-            <w:rStyle w:val="Hyperlink"/>
-          </w:rPr>
-          <w:t xml:space="preserve">Haladó R programozás biológusoknak</w:t>
-        </w:r>
-      </w:hyperlink>
-      <w:r>
-        <w:t xml:space="preserve"> </w:t>
-      </w:r>
-      <w:r>
-        <w:t xml:space="preserve">(GY; EN) – MSc hallgatóknak</w:t>
-      </w:r>
-    </w:p>
-    <w:p>
-      <w:pPr>
-        <w:pStyle w:val="Compact"/>
-        <w:numPr>
-          <w:ilvl w:val="0"/>
-          <w:numId w:val="1010"/>
-        </w:numPr>
-      </w:pPr>
-      <w:hyperlink r:id="rId62">
-        <w:r>
-          <w:rPr>
-            <w:rStyle w:val="Hyperlink"/>
-          </w:rPr>
-          <w:t xml:space="preserve">Filogenetika</w:t>
-        </w:r>
-      </w:hyperlink>
-      <w:r>
-        <w:t xml:space="preserve"> </w:t>
-      </w:r>
-      <w:r>
-        <w:t xml:space="preserve">(EA, GY; EN) – MSc hallgatóknak</w:t>
-      </w:r>
-    </w:p>
-    <w:p>
-      <w:pPr>
-        <w:pStyle w:val="Compact"/>
-        <w:numPr>
-          <w:ilvl w:val="0"/>
-          <w:numId w:val="1010"/>
-        </w:numPr>
-      </w:pPr>
-      <w:r>
-        <w:t xml:space="preserve">Bioinformatikai szemináriumok (EA; EN) – PhD hallgatóknak</w:t>
-      </w:r>
-    </w:p>
-    <w:bookmarkEnd w:id="63"/>
-    <w:bookmarkStart w:id="64" w:name="korábban-1"/>
-    <w:p>
-      <w:pPr>
-        <w:pStyle w:val="Heading2"/>
-      </w:pPr>
-      <w:r>
-        <w:t xml:space="preserve">Korábban</w:t>
-      </w:r>
-    </w:p>
-    <w:p>
-      <w:pPr>
-        <w:pStyle w:val="Compact"/>
-        <w:numPr>
-          <w:ilvl w:val="0"/>
-          <w:numId w:val="1011"/>
-        </w:numPr>
-      </w:pPr>
-      <w:r>
-        <w:t xml:space="preserve">Bevezetés a bioinformatikába (EA; HU) – BSc hallgatóknak (a kurzus kidolgozása, jelenleg egy előadás)</w:t>
-      </w:r>
-    </w:p>
-    <w:p>
-      <w:pPr>
-        <w:pStyle w:val="Compact"/>
-        <w:numPr>
-          <w:ilvl w:val="0"/>
-          <w:numId w:val="1011"/>
-        </w:numPr>
-      </w:pPr>
-      <w:r>
-        <w:t xml:space="preserve">Alapozó bioinformatika (EA; HU) – BSc hallgatóknak (a kurzus kidolgozása)</w:t>
-      </w:r>
-    </w:p>
-    <w:p>
-      <w:pPr>
-        <w:pStyle w:val="Compact"/>
-        <w:numPr>
-          <w:ilvl w:val="0"/>
-          <w:numId w:val="1011"/>
-        </w:numPr>
-      </w:pPr>
-      <w:r>
-        <w:t xml:space="preserve">Genetika gyakorlat (néhány GY; HU) – BSc hallgatóknak</w:t>
-      </w:r>
-    </w:p>
-    <w:p>
-      <w:pPr>
-        <w:pStyle w:val="Compact"/>
-        <w:numPr>
-          <w:ilvl w:val="0"/>
-          <w:numId w:val="1011"/>
-        </w:numPr>
-      </w:pPr>
-      <w:r>
-        <w:t xml:space="preserve">Genomika (néhány EA; EN, HU) – MSc hallgatóknak</w:t>
-      </w:r>
-    </w:p>
-    <w:p>
-      <w:pPr>
-        <w:pStyle w:val="Compact"/>
-        <w:numPr>
-          <w:ilvl w:val="0"/>
-          <w:numId w:val="1011"/>
-        </w:numPr>
-      </w:pPr>
-      <w:r>
-        <w:t xml:space="preserve">Molekuláris Evolúció (néhány, EA; HU) – MSc hallgatóknak</w:t>
-      </w:r>
-    </w:p>
-    <w:p>
-      <w:pPr>
-        <w:pStyle w:val="Compact"/>
-        <w:numPr>
-          <w:ilvl w:val="0"/>
-          <w:numId w:val="1011"/>
-        </w:numPr>
-      </w:pPr>
-      <w:r>
-        <w:t xml:space="preserve">Evolúcióbiológia (néhány, EA; HU) – MSc hallgatóknak</w:t>
-      </w:r>
-    </w:p>
-    <w:p>
-      <w:pPr>
-        <w:pStyle w:val="Compact"/>
-        <w:numPr>
-          <w:ilvl w:val="0"/>
-          <w:numId w:val="1011"/>
-        </w:numPr>
-      </w:pPr>
-      <w:r>
-        <w:t xml:space="preserve">Diszkrét matematikai módszerek a biológiában (EA, GY; HU) – MSc és PhD hallgatóknak</w:t>
-      </w:r>
-    </w:p>
-    <w:bookmarkEnd w:id="64"/>
-    <w:bookmarkStart w:id="66" w:name="egyetemi-jegyzet"/>
-    <w:p>
-      <w:pPr>
-        <w:pStyle w:val="Heading2"/>
-      </w:pPr>
-      <w:r>
-        <w:t xml:space="preserve">Egyetemi Jegyzet</w:t>
-      </w:r>
-    </w:p>
-    <w:p>
-      <w:pPr>
-        <w:pStyle w:val="Compact"/>
-        <w:numPr>
-          <w:ilvl w:val="0"/>
-          <w:numId w:val="1012"/>
-        </w:numPr>
-      </w:pPr>
-      <w:hyperlink r:id="rId65">
-        <w:r>
-          <w:rPr>
-            <w:rStyle w:val="Hyperlink"/>
-          </w:rPr>
-          <w:t xml:space="preserve">Genetikai gyakorlatok</w:t>
-        </w:r>
-      </w:hyperlink>
-      <w:r>
-        <w:t xml:space="preserve">: 7. Bioinformatika – Genetikai betegségek megismerése és kimutatása (HU)</w:t>
-      </w:r>
-    </w:p>
-    <w:bookmarkEnd w:id="66"/>
-    <w:bookmarkStart w:id="67" w:name="Xda60c5005483cababa5490ca6d2c778663b5cb2"/>
-    <w:p>
-      <w:pPr>
-        <w:pStyle w:val="Heading2"/>
-      </w:pPr>
-      <w:r>
-        <w:t xml:space="preserve">Egyéb Oktatással Kapcsolatos Tevékenységek</w:t>
-      </w:r>
-    </w:p>
-    <w:p>
-      <w:pPr>
-        <w:numPr>
-          <w:ilvl w:val="0"/>
-          <w:numId w:val="1013"/>
-        </w:numPr>
-      </w:pPr>
-      <w:r>
-        <w:t xml:space="preserve">Doktori disszertáció bíráló (4); Doktori védésen titkár (4); Doktori védésen bizottsági tag (5); Komplex vizsgán vizsgáztató – ELTE, Pázmány Péter Katolikus Egyetem, Magyar Agrár- és Élettudományi Egyetem, Semmelweiss Egyetem, Debreceni Egyetem (6); MSc záróvizsgáztató (5); Országos Tudományos Diákköri Konferencián zsűritag (4)</w:t>
-      </w:r>
-    </w:p>
-    <w:p>
-      <w:pPr>
-        <w:numPr>
-          <w:ilvl w:val="0"/>
-          <w:numId w:val="1013"/>
-        </w:numPr>
-      </w:pPr>
-      <w:r>
-        <w:t xml:space="preserve">ELTE Bioinformatika MSc specializáció felelőse (2026-)</w:t>
-      </w:r>
-    </w:p>
-    <w:p>
-      <w:pPr>
-        <w:numPr>
-          <w:ilvl w:val="0"/>
-          <w:numId w:val="1013"/>
-        </w:numPr>
-      </w:pPr>
-      <w:r>
-        <w:t xml:space="preserve">ELTE Molekuláris genetika, sejt- és fejlődésbiológia MSc specializáció felelőse (2020-2026)</w:t>
-      </w:r>
-    </w:p>
-    <w:bookmarkEnd w:id="67"/>
-    <w:bookmarkEnd w:id="68"/>
-    <w:bookmarkStart w:id="71" w:name="témavezetés-és-mentorálás"/>
-    <w:p>
-      <w:pPr>
-        <w:pStyle w:val="Heading1"/>
-      </w:pPr>
-      <w:r>
-        <w:t xml:space="preserve">Témavezetés és Mentorálás</w:t>
-      </w:r>
-    </w:p>
-    <w:p>
-      <w:pPr>
-        <w:pStyle w:val="Compact"/>
-        <w:numPr>
-          <w:ilvl w:val="0"/>
-          <w:numId w:val="1014"/>
-        </w:numPr>
-      </w:pPr>
-      <w:hyperlink r:id="rId69">
-        <w:r>
-          <w:rPr>
-            <w:rStyle w:val="Hyperlink"/>
-          </w:rPr>
-          <w:t xml:space="preserve">Személyes lap az Országos Doktori Tanács honlapján</w:t>
-        </w:r>
-      </w:hyperlink>
-    </w:p>
-    <w:p>
-      <w:pPr>
-        <w:pStyle w:val="Compact"/>
-        <w:numPr>
-          <w:ilvl w:val="0"/>
-          <w:numId w:val="1014"/>
-        </w:numPr>
-      </w:pPr>
-      <w:r>
-        <w:rPr>
-          <w:b/>
-          <w:bCs/>
-        </w:rPr>
-        <w:t xml:space="preserve">Folyamatban lévő témavezetések</w:t>
-      </w:r>
-      <w:r>
-        <w:t xml:space="preserve">: 2 társ-témavezetett PhD hallgató, 2 MSc, 1 TDK hallgató</w:t>
-      </w:r>
-    </w:p>
-    <w:p>
-      <w:pPr>
-        <w:pStyle w:val="Compact"/>
-        <w:numPr>
-          <w:ilvl w:val="0"/>
-          <w:numId w:val="1014"/>
-        </w:numPr>
-      </w:pPr>
-      <w:r>
-        <w:rPr>
-          <w:b/>
-          <w:bCs/>
-        </w:rPr>
-        <w:t xml:space="preserve">Végzett hallgatók</w:t>
-      </w:r>
-      <w:r>
-        <w:t xml:space="preserve">: 4 társ-témavezetett PhD, 6 MSc, 14 BSc, 9 TDK hallgató – közülük 1 OTDK 2. helyezés</w:t>
-      </w:r>
-    </w:p>
-    <w:p>
-      <w:pPr>
-        <w:pStyle w:val="Compact"/>
-        <w:numPr>
-          <w:ilvl w:val="0"/>
-          <w:numId w:val="1014"/>
-        </w:numPr>
-      </w:pPr>
-      <w:r>
-        <w:rPr>
-          <w:b/>
-          <w:bCs/>
-        </w:rPr>
-        <w:t xml:space="preserve">Mentorálás</w:t>
-      </w:r>
-      <w:r>
-        <w:t xml:space="preserve">: 1 Egyetemi tanulmányokat külföldön folytató magyar hallgatók nyári gyakorlatának támogatása c. pályázattal,</w:t>
-      </w:r>
-      <w:r>
-        <w:t xml:space="preserve"> </w:t>
-      </w:r>
-      <w:hyperlink r:id="rId70">
-        <w:r>
-          <w:rPr>
-            <w:rStyle w:val="Hyperlink"/>
-          </w:rPr>
-          <w:t xml:space="preserve">Szent-Györgyi Mentorprogram</w:t>
-        </w:r>
-      </w:hyperlink>
-      <w:r>
-        <w:t xml:space="preserve"> </w:t>
-      </w:r>
-      <w:r>
-        <w:t xml:space="preserve">mentorálás</w:t>
-      </w:r>
-    </w:p>
-    <w:bookmarkEnd w:id="71"/>
-    <w:bookmarkStart w:id="76" w:name="workshopok"/>
-    <w:p>
-      <w:pPr>
-        <w:pStyle w:val="Heading1"/>
-      </w:pPr>
-      <w:r>
-        <w:t xml:space="preserve">Workshopok</w:t>
-      </w:r>
-    </w:p>
-    <w:bookmarkStart w:id="74" w:name="oktatóként"/>
-    <w:p>
-      <w:pPr>
-        <w:pStyle w:val="Heading2"/>
-      </w:pPr>
-      <w:r>
         <w:t xml:space="preserve">Oktatóként</w:t>
       </w:r>
     </w:p>
@@ -1682,7 +1708,7 @@
           <w:numId w:val="1015"/>
         </w:numPr>
       </w:pPr>
-      <w:hyperlink r:id="rId72">
+      <w:hyperlink r:id="rId73">
         <w:r>
           <w:rPr>
             <w:rStyle w:val="Hyperlink"/>
@@ -1704,7 +1730,7 @@
           <w:numId w:val="1015"/>
         </w:numPr>
       </w:pPr>
-      <w:hyperlink r:id="rId73">
+      <w:hyperlink r:id="rId74">
         <w:r>
           <w:rPr>
             <w:rStyle w:val="Hyperlink"/>
@@ -1718,8 +1744,8 @@
         <w:t xml:space="preserve">, 2014 Vet-Med Uni Bécs, Ausztria: RNA-Seq adatelemzés gyakorlat</w:t>
       </w:r>
     </w:p>
-    <w:bookmarkEnd w:id="74"/>
-    <w:bookmarkStart w:id="75" w:name="részvevőként"/>
+    <w:bookmarkEnd w:id="75"/>
+    <w:bookmarkStart w:id="76" w:name="részvevőként"/>
     <w:p>
       <w:pPr>
         <w:pStyle w:val="Heading2"/>
@@ -1842,9 +1868,9 @@
         <w:t xml:space="preserve">, 2006, Marine Biological Lab., Woods Hole, MA, USA</w:t>
       </w:r>
     </w:p>
-    <w:bookmarkEnd w:id="75"/>
     <w:bookmarkEnd w:id="76"/>
-    <w:bookmarkStart w:id="83" w:name="tagságok"/>
+    <w:bookmarkEnd w:id="77"/>
+    <w:bookmarkStart w:id="84" w:name="tagságok"/>
     <w:p>
       <w:pPr>
         <w:pStyle w:val="Heading1"/>
@@ -1861,7 +1887,7 @@
           <w:numId w:val="1017"/>
         </w:numPr>
       </w:pPr>
-      <w:hyperlink r:id="rId77">
+      <w:hyperlink r:id="rId78">
         <w:r>
           <w:rPr>
             <w:rStyle w:val="Hyperlink"/>
@@ -1894,7 +1920,7 @@
           <w:numId w:val="1017"/>
         </w:numPr>
       </w:pPr>
-      <w:hyperlink r:id="rId78">
+      <w:hyperlink r:id="rId79">
         <w:r>
           <w:rPr>
             <w:rStyle w:val="Hyperlink"/>
@@ -1930,7 +1956,7 @@
       <w:r>
         <w:t xml:space="preserve"> </w:t>
       </w:r>
-      <w:hyperlink r:id="rId79">
+      <w:hyperlink r:id="rId80">
         <w:r>
           <w:rPr>
             <w:rStyle w:val="Hyperlink"/>
@@ -1950,7 +1976,7 @@
           <w:numId w:val="1017"/>
         </w:numPr>
       </w:pPr>
-      <w:hyperlink r:id="rId80">
+      <w:hyperlink r:id="rId81">
         <w:r>
           <w:rPr>
             <w:rStyle w:val="Hyperlink"/>
@@ -1979,7 +2005,7 @@
       <w:r>
         <w:t xml:space="preserve"> </w:t>
       </w:r>
-      <w:hyperlink r:id="rId81">
+      <w:hyperlink r:id="rId82">
         <w:r>
           <w:rPr>
             <w:rStyle w:val="Hyperlink"/>
@@ -1999,7 +2025,7 @@
           <w:numId w:val="1017"/>
         </w:numPr>
       </w:pPr>
-      <w:hyperlink r:id="rId82">
+      <w:hyperlink r:id="rId83">
         <w:r>
           <w:rPr>
             <w:rStyle w:val="Hyperlink"/>
@@ -2024,8 +2050,8 @@
         <w:t xml:space="preserve">(2025 – )</w:t>
       </w:r>
     </w:p>
-    <w:bookmarkEnd w:id="83"/>
-    <w:bookmarkStart w:id="84" w:name="idegen-nyelvek"/>
+    <w:bookmarkEnd w:id="84"/>
+    <w:bookmarkStart w:id="85" w:name="idegen-nyelvek"/>
     <w:p>
       <w:pPr>
         <w:pStyle w:val="Heading1"/>
@@ -2058,8 +2084,8 @@
         <w:t xml:space="preserve">Olasz – alapfokú nyelvvizsga</w:t>
       </w:r>
     </w:p>
-    <w:bookmarkEnd w:id="84"/>
-    <w:bookmarkStart w:id="85" w:name="érdeklődési-területek"/>
+    <w:bookmarkEnd w:id="85"/>
+    <w:bookmarkStart w:id="86" w:name="érdeklődési-területek"/>
     <w:p>
       <w:pPr>
         <w:pStyle w:val="Heading1"/>
@@ -2176,8 +2202,8 @@
         <w:t xml:space="preserve">Adatelemzés</w:t>
       </w:r>
     </w:p>
-    <w:bookmarkEnd w:id="85"/>
-    <w:bookmarkStart w:id="86" w:name="szakmai-készségek"/>
+    <w:bookmarkEnd w:id="86"/>
+    <w:bookmarkStart w:id="87" w:name="szakmai-készségek"/>
     <w:p>
       <w:pPr>
         <w:pStyle w:val="Heading1"/>
@@ -2222,8 +2248,8 @@
         <w:t xml:space="preserve">Linux Shell szkriptek – haladó szint</w:t>
       </w:r>
     </w:p>
-    <w:bookmarkEnd w:id="86"/>
-    <w:bookmarkStart w:id="88" w:name="Xf9c0201c6222d6fcdb0007b6a2f0ff9a87a0216"/>
+    <w:bookmarkEnd w:id="87"/>
+    <w:bookmarkStart w:id="89" w:name="Xf9c0201c6222d6fcdb0007b6a2f0ff9a87a0216"/>
     <w:p>
       <w:pPr>
         <w:pStyle w:val="Heading1"/>
@@ -2426,7 +2452,7 @@
       <w:r>
         <w:t xml:space="preserve"> </w:t>
       </w:r>
-      <w:hyperlink r:id="rId87">
+      <w:hyperlink r:id="rId88">
         <w:r>
           <w:rPr>
             <w:rStyle w:val="Hyperlink"/>
@@ -2438,8 +2464,8 @@
         <w:t xml:space="preserve">, 2025. szep. 2-5, Szeged</w:t>
       </w:r>
     </w:p>
-    <w:bookmarkEnd w:id="88"/>
-    <w:bookmarkStart w:id="93" w:name="tudománynépszerűsítés"/>
+    <w:bookmarkEnd w:id="89"/>
+    <w:bookmarkStart w:id="94" w:name="tudománynépszerűsítés"/>
     <w:p>
       <w:pPr>
         <w:pStyle w:val="Heading1"/>
@@ -2456,7 +2482,7 @@
           <w:numId w:val="1022"/>
         </w:numPr>
       </w:pPr>
-      <w:hyperlink r:id="rId89">
+      <w:hyperlink r:id="rId90">
         <w:r>
           <w:rPr>
             <w:rStyle w:val="Hyperlink"/>
@@ -2476,7 +2502,7 @@
           <w:numId w:val="1022"/>
         </w:numPr>
       </w:pPr>
-      <w:hyperlink r:id="rId90">
+      <w:hyperlink r:id="rId91">
         <w:r>
           <w:rPr>
             <w:rStyle w:val="Hyperlink"/>
@@ -2505,7 +2531,7 @@
       <w:r>
         <w:t xml:space="preserve"> </w:t>
       </w:r>
-      <w:hyperlink r:id="rId91">
+      <w:hyperlink r:id="rId92">
         <w:r>
           <w:rPr>
             <w:rStyle w:val="Hyperlink"/>
@@ -2525,7 +2551,7 @@
           <w:numId w:val="1022"/>
         </w:numPr>
       </w:pPr>
-      <w:hyperlink r:id="rId92">
+      <w:hyperlink r:id="rId93">
         <w:r>
           <w:rPr>
             <w:rStyle w:val="Hyperlink"/>
@@ -2537,8 +2563,8 @@
         <w:t xml:space="preserve">: 2018 és 2020</w:t>
       </w:r>
     </w:p>
-    <w:bookmarkEnd w:id="93"/>
-    <w:bookmarkStart w:id="98" w:name="szakmai-weboldalak"/>
+    <w:bookmarkEnd w:id="94"/>
+    <w:bookmarkStart w:id="99" w:name="szakmai-weboldalak"/>
     <w:p>
       <w:pPr>
         <w:pStyle w:val="Heading1"/>
@@ -2561,7 +2587,7 @@
       <w:r>
         <w:t xml:space="preserve"> </w:t>
       </w:r>
-      <w:hyperlink r:id="rId94">
+      <w:hyperlink r:id="rId95">
         <w:r>
           <w:rPr>
             <w:rStyle w:val="Hyperlink"/>
@@ -2590,7 +2616,7 @@
       <w:r>
         <w:t xml:space="preserve"> </w:t>
       </w:r>
-      <w:hyperlink r:id="rId95">
+      <w:hyperlink r:id="rId96">
         <w:r>
           <w:rPr>
             <w:rStyle w:val="Hyperlink"/>
@@ -2607,7 +2633,7 @@
       <w:r>
         <w:t xml:space="preserve"> </w:t>
       </w:r>
-      <w:hyperlink r:id="rId96">
+      <w:hyperlink r:id="rId97">
         <w:r>
           <w:rPr>
             <w:rStyle w:val="Hyperlink"/>
@@ -2652,7 +2678,7 @@
       <w:r>
         <w:t xml:space="preserve"> </w:t>
       </w:r>
-      <w:hyperlink r:id="rId97">
+      <w:hyperlink r:id="rId98">
         <w:r>
           <w:rPr>
             <w:rStyle w:val="Hyperlink"/>
@@ -2693,8 +2719,8 @@
         <w:t xml:space="preserve">csomag létrehozásának irányítása, mellyel a filogenetikai fák túlságosan hosszú ágait lehet lemetszeni.</w:t>
       </w:r>
     </w:p>
-    <w:bookmarkEnd w:id="98"/>
-    <w:bookmarkStart w:id="156" w:name="publikációk"/>
+    <w:bookmarkEnd w:id="99"/>
+    <w:bookmarkStart w:id="157" w:name="publikációk"/>
     <w:p>
       <w:pPr>
         <w:pStyle w:val="Heading1"/>
@@ -2711,24 +2737,24 @@
           <w:numId w:val="1024"/>
         </w:numPr>
       </w:pPr>
-      <w:hyperlink r:id="rId102">
+      <w:hyperlink r:id="rId103">
         <w:r>
           <w:drawing>
             <wp:inline>
               <wp:extent cx="228600" cy="228600"/>
               <wp:effectExtent b="0" l="0" r="0" t="0"/>
-              <wp:docPr descr="Google" title="" id="100" name="Picture"/>
+              <wp:docPr descr="Google" title="" id="101" name="Picture"/>
               <a:graphic>
                 <a:graphicData uri="http://schemas.openxmlformats.org/drawingml/2006/picture">
                   <pic:pic>
                     <pic:nvPicPr>
-                      <pic:cNvPr descr="images/Google_Scholar_logo.svg.png" id="101" name="Picture"/>
+                      <pic:cNvPr descr="images/Google_Scholar_logo.svg.png" id="102" name="Picture"/>
                       <pic:cNvPicPr>
                         <a:picLocks noChangeArrowheads="1" noChangeAspect="1"/>
                       </pic:cNvPicPr>
                     </pic:nvPicPr>
                     <pic:blipFill>
-                      <a:blip r:embed="rId99"/>
+                      <a:blip r:embed="rId100"/>
                       <a:stretch>
                         <a:fillRect/>
                       </a:stretch>
@@ -2764,12 +2790,12 @@
             <wp:inline>
               <wp:extent cx="228600" cy="228600"/>
               <wp:effectExtent b="0" l="0" r="0" t="0"/>
-              <wp:docPr descr="MTMT" title="" id="103" name="Picture"/>
+              <wp:docPr descr="MTMT" title="" id="104" name="Picture"/>
               <a:graphic>
                 <a:graphicData uri="http://schemas.openxmlformats.org/drawingml/2006/picture">
                   <pic:pic>
                     <pic:nvPicPr>
-                      <pic:cNvPr descr="images/mtmt.jpg" id="104" name="Picture"/>
+                      <pic:cNvPr descr="images/mtmt.jpg" id="105" name="Picture"/>
                       <pic:cNvPicPr>
                         <a:picLocks noChangeArrowheads="1" noChangeAspect="1"/>
                       </pic:cNvPicPr>
@@ -2962,7 +2988,7 @@
           <w:b/>
           <w:bCs/>
         </w:rPr>
-        <w:t xml:space="preserve">942</w:t>
+        <w:t xml:space="preserve">975</w:t>
       </w:r>
     </w:p>
     <w:p>
@@ -2987,7 +3013,7 @@
         <w:t xml:space="preserve">18</w:t>
       </w:r>
     </w:p>
-    <w:bookmarkStart w:id="106" w:name="megjelenés-előtt"/>
+    <w:bookmarkStart w:id="107" w:name="megjelenés-előtt"/>
     <w:p>
       <w:pPr>
         <w:pStyle w:val="Heading2"/>
@@ -3023,7 +3049,7 @@
       <w:r>
         <w:t xml:space="preserve"> </w:t>
       </w:r>
-      <w:hyperlink r:id="rId105">
+      <w:hyperlink r:id="rId106">
         <w:r>
           <w:rPr>
             <w:rStyle w:val="Hyperlink"/>
@@ -3045,8 +3071,8 @@
         <w:t xml:space="preserve">, 2026.02.20.706991.</w:t>
       </w:r>
     </w:p>
-    <w:bookmarkEnd w:id="106"/>
-    <w:bookmarkStart w:id="155" w:name="megjelent"/>
+    <w:bookmarkEnd w:id="107"/>
+    <w:bookmarkStart w:id="156" w:name="megjelent"/>
     <w:p>
       <w:pPr>
         <w:pStyle w:val="Heading2"/>
@@ -3055,7 +3081,7 @@
         <w:t xml:space="preserve">Megjelent</w:t>
       </w:r>
     </w:p>
-    <w:bookmarkStart w:id="110" w:name="section"/>
+    <w:bookmarkStart w:id="111" w:name="section"/>
     <w:p>
       <w:pPr>
         <w:pStyle w:val="Heading3"/>
@@ -3090,7 +3116,7 @@
       <w:r>
         <w:t xml:space="preserve"> </w:t>
       </w:r>
-      <w:hyperlink r:id="rId107">
+      <w:hyperlink r:id="rId108">
         <w:r>
           <w:rPr>
             <w:rStyle w:val="Hyperlink"/>
@@ -3148,7 +3174,7 @@
       <w:r>
         <w:t xml:space="preserve"> </w:t>
       </w:r>
-      <w:hyperlink r:id="rId108">
+      <w:hyperlink r:id="rId109">
         <w:r>
           <w:rPr>
             <w:rStyle w:val="Hyperlink"/>
@@ -3206,7 +3232,7 @@
       <w:r>
         <w:t xml:space="preserve"> </w:t>
       </w:r>
-      <w:hyperlink r:id="rId109">
+      <w:hyperlink r:id="rId110">
         <w:r>
           <w:rPr>
             <w:rStyle w:val="Hyperlink"/>
@@ -3235,11 +3261,11 @@
           <w:b/>
           <w:bCs/>
         </w:rPr>
-        <w:t xml:space="preserve">D1, IF: 20.5, IC: 81</w:t>
-      </w:r>
-    </w:p>
-    <w:bookmarkEnd w:id="110"/>
-    <w:bookmarkStart w:id="114" w:name="section-1"/>
+        <w:t xml:space="preserve">D1, IF: 20.5, IC: 92</w:t>
+      </w:r>
+    </w:p>
+    <w:bookmarkEnd w:id="111"/>
+    <w:bookmarkStart w:id="115" w:name="section-1"/>
     <w:p>
       <w:pPr>
         <w:pStyle w:val="Heading3"/>
@@ -3274,7 +3300,7 @@
       <w:r>
         <w:t xml:space="preserve"> </w:t>
       </w:r>
-      <w:hyperlink r:id="rId111">
+      <w:hyperlink r:id="rId112">
         <w:r>
           <w:rPr>
             <w:rStyle w:val="Hyperlink"/>
@@ -3303,7 +3329,7 @@
           <w:b/>
           <w:bCs/>
         </w:rPr>
-        <w:t xml:space="preserve">D1, IF: 45.5, IC: 47</w:t>
+        <w:t xml:space="preserve">D1, IF: 45.5, IC: 52</w:t>
       </w:r>
     </w:p>
     <w:p>
@@ -3332,7 +3358,7 @@
       <w:r>
         <w:t xml:space="preserve"> </w:t>
       </w:r>
-      <w:hyperlink r:id="rId112">
+      <w:hyperlink r:id="rId113">
         <w:r>
           <w:rPr>
             <w:rStyle w:val="Hyperlink"/>
@@ -3398,7 +3424,7 @@
         </w:rPr>
         <w:t xml:space="preserve"> </w:t>
       </w:r>
-      <w:hyperlink r:id="rId113">
+      <w:hyperlink r:id="rId114">
         <w:r>
           <w:rPr>
             <w:rStyle w:val="Hyperlink"/>
@@ -3423,8 +3449,8 @@
         <w:t xml:space="preserve">szerint. (*levelező szerző)</w:t>
       </w:r>
     </w:p>
-    <w:bookmarkEnd w:id="114"/>
-    <w:bookmarkStart w:id="119" w:name="section-2"/>
+    <w:bookmarkEnd w:id="115"/>
+    <w:bookmarkStart w:id="120" w:name="section-2"/>
     <w:p>
       <w:pPr>
         <w:pStyle w:val="Heading3"/>
@@ -3462,7 +3488,7 @@
       <w:r>
         <w:t xml:space="preserve"> </w:t>
       </w:r>
-      <w:hyperlink r:id="rId115">
+      <w:hyperlink r:id="rId116">
         <w:r>
           <w:rPr>
             <w:rStyle w:val="Hyperlink"/>
@@ -3520,7 +3546,7 @@
       <w:r>
         <w:t xml:space="preserve"> </w:t>
       </w:r>
-      <w:hyperlink r:id="rId116">
+      <w:hyperlink r:id="rId117">
         <w:r>
           <w:rPr>
             <w:rStyle w:val="Hyperlink"/>
@@ -3578,7 +3604,7 @@
       <w:r>
         <w:t xml:space="preserve"> </w:t>
       </w:r>
-      <w:hyperlink r:id="rId117">
+      <w:hyperlink r:id="rId118">
         <w:r>
           <w:rPr>
             <w:rStyle w:val="Hyperlink"/>
@@ -3636,7 +3662,7 @@
       <w:r>
         <w:t xml:space="preserve"> </w:t>
       </w:r>
-      <w:hyperlink r:id="rId118">
+      <w:hyperlink r:id="rId119">
         <w:r>
           <w:rPr>
             <w:rStyle w:val="Hyperlink"/>
@@ -3685,11 +3711,11 @@
           <w:b/>
           <w:bCs/>
         </w:rPr>
-        <w:t xml:space="preserve">D1, IF: 14.7, IC: 33</w:t>
-      </w:r>
-    </w:p>
-    <w:bookmarkEnd w:id="119"/>
-    <w:bookmarkStart w:id="124" w:name="section-3"/>
+        <w:t xml:space="preserve">D1, IF: 14.7, IC: 34</w:t>
+      </w:r>
+    </w:p>
+    <w:bookmarkEnd w:id="120"/>
+    <w:bookmarkStart w:id="125" w:name="section-3"/>
     <w:p>
       <w:pPr>
         <w:pStyle w:val="Heading3"/>
@@ -3718,7 +3744,7 @@
       <w:r>
         <w:t xml:space="preserve"> </w:t>
       </w:r>
-      <w:hyperlink r:id="rId120">
+      <w:hyperlink r:id="rId121">
         <w:r>
           <w:rPr>
             <w:rStyle w:val="Hyperlink"/>
@@ -3776,7 +3802,7 @@
       <w:r>
         <w:t xml:space="preserve"> </w:t>
       </w:r>
-      <w:hyperlink r:id="rId121">
+      <w:hyperlink r:id="rId122">
         <w:r>
           <w:rPr>
             <w:rStyle w:val="Hyperlink"/>
@@ -3805,7 +3831,7 @@
           <w:b/>
           <w:bCs/>
         </w:rPr>
-        <w:t xml:space="preserve">D1, IF: 14.9, IC: 39</w:t>
+        <w:t xml:space="preserve">D1, IF: 14.9, IC: 40</w:t>
       </w:r>
     </w:p>
     <w:p>
@@ -3834,7 +3860,7 @@
       <w:r>
         <w:t xml:space="preserve"> </w:t>
       </w:r>
-      <w:hyperlink r:id="rId122">
+      <w:hyperlink r:id="rId123">
         <w:r>
           <w:rPr>
             <w:rStyle w:val="Hyperlink"/>
@@ -3863,16 +3889,16 @@
           <w:b/>
           <w:bCs/>
         </w:rPr>
-        <w:t xml:space="preserve">D1, IF: 5.8, IC: 150 “High impact paper” a</w:t>
-      </w:r>
-      <w:r>
-        <w:rPr>
-          <w:b/>
-          <w:bCs/>
-        </w:rPr>
-        <w:t xml:space="preserve"> </w:t>
-      </w:r>
-      <w:hyperlink r:id="rId123">
+        <w:t xml:space="preserve">D1, IF: 5.8, IC: 160 “High impact paper” a</w:t>
+      </w:r>
+      <w:r>
+        <w:rPr>
+          <w:b/>
+          <w:bCs/>
+        </w:rPr>
+        <w:t xml:space="preserve"> </w:t>
+      </w:r>
+      <w:hyperlink r:id="rId124">
         <w:r>
           <w:rPr>
             <w:rStyle w:val="Hyperlink"/>
@@ -3897,8 +3923,8 @@
         <w:t xml:space="preserve">szerint. (*levelező szerző)</w:t>
       </w:r>
     </w:p>
-    <w:bookmarkEnd w:id="124"/>
-    <w:bookmarkStart w:id="126" w:name="section-4"/>
+    <w:bookmarkEnd w:id="125"/>
+    <w:bookmarkStart w:id="127" w:name="section-4"/>
     <w:p>
       <w:pPr>
         <w:pStyle w:val="Heading3"/>
@@ -3934,7 +3960,7 @@
       <w:r>
         <w:t xml:space="preserve"> </w:t>
       </w:r>
-      <w:hyperlink r:id="rId125">
+      <w:hyperlink r:id="rId126">
         <w:r>
           <w:rPr>
             <w:rStyle w:val="Hyperlink"/>
@@ -3963,11 +3989,11 @@
           <w:b/>
           <w:bCs/>
         </w:rPr>
-        <w:t xml:space="preserve">D1, IF: 5.68, IC: 28</w:t>
-      </w:r>
-    </w:p>
-    <w:bookmarkEnd w:id="126"/>
-    <w:bookmarkStart w:id="133" w:name="section-5"/>
+        <w:t xml:space="preserve">D1, IF: 5.68, IC: 29</w:t>
+      </w:r>
+    </w:p>
+    <w:bookmarkEnd w:id="127"/>
+    <w:bookmarkStart w:id="134" w:name="section-5"/>
     <w:p>
       <w:pPr>
         <w:pStyle w:val="Heading3"/>
@@ -4002,7 +4028,7 @@
       <w:r>
         <w:t xml:space="preserve"> </w:t>
       </w:r>
-      <w:hyperlink r:id="rId127">
+      <w:hyperlink r:id="rId128">
         <w:r>
           <w:rPr>
             <w:rStyle w:val="Hyperlink"/>
@@ -4031,7 +4057,7 @@
           <w:b/>
           <w:bCs/>
         </w:rPr>
-        <w:t xml:space="preserve">D1, IF: 12.12, IC: 45</w:t>
+        <w:t xml:space="preserve">D1, IF: 12.12, IC: 46</w:t>
       </w:r>
     </w:p>
     <w:p>
@@ -4060,7 +4086,7 @@
       <w:r>
         <w:t xml:space="preserve"> </w:t>
       </w:r>
-      <w:hyperlink r:id="rId128">
+      <w:hyperlink r:id="rId129">
         <w:r>
           <w:rPr>
             <w:rStyle w:val="Hyperlink"/>
@@ -4098,7 +4124,7 @@
         </w:rPr>
         <w:t xml:space="preserve"> </w:t>
       </w:r>
-      <w:hyperlink r:id="rId129">
+      <w:hyperlink r:id="rId130">
         <w:r>
           <w:rPr>
             <w:rStyle w:val="Hyperlink"/>
@@ -4122,7 +4148,7 @@
         </w:rPr>
         <w:t xml:space="preserve"> </w:t>
       </w:r>
-      <w:hyperlink r:id="rId130">
+      <w:hyperlink r:id="rId131">
         <w:r>
           <w:rPr>
             <w:rStyle w:val="Hyperlink"/>
@@ -4166,7 +4192,7 @@
       <w:r>
         <w:t xml:space="preserve"> </w:t>
       </w:r>
-      <w:hyperlink r:id="rId131">
+      <w:hyperlink r:id="rId132">
         <w:r>
           <w:rPr>
             <w:rStyle w:val="Hyperlink"/>
@@ -4195,7 +4221,7 @@
           <w:b/>
           <w:bCs/>
         </w:rPr>
-        <w:t xml:space="preserve">D1, IF: 11.06, IC: 48</w:t>
+        <w:t xml:space="preserve">D1, IF: 11.06, IC: 49</w:t>
       </w:r>
     </w:p>
     <w:p>
@@ -4224,7 +4250,7 @@
       <w:r>
         <w:t xml:space="preserve"> </w:t>
       </w:r>
-      <w:hyperlink r:id="rId132">
+      <w:hyperlink r:id="rId133">
         <w:r>
           <w:rPr>
             <w:rStyle w:val="Hyperlink"/>
@@ -4253,11 +4279,11 @@
           <w:b/>
           <w:bCs/>
         </w:rPr>
-        <w:t xml:space="preserve">D1, IF: 9.1, IC: 21</w:t>
-      </w:r>
-    </w:p>
-    <w:bookmarkEnd w:id="133"/>
-    <w:bookmarkStart w:id="135" w:name="section-6"/>
+        <w:t xml:space="preserve">D1, IF: 9.1, IC: 22</w:t>
+      </w:r>
+    </w:p>
+    <w:bookmarkEnd w:id="134"/>
+    <w:bookmarkStart w:id="136" w:name="section-6"/>
     <w:p>
       <w:pPr>
         <w:pStyle w:val="Heading3"/>
@@ -4293,7 +4319,7 @@
       <w:r>
         <w:t xml:space="preserve"> </w:t>
       </w:r>
-      <w:hyperlink r:id="rId134">
+      <w:hyperlink r:id="rId135">
         <w:r>
           <w:rPr>
             <w:rStyle w:val="Hyperlink"/>
@@ -4325,8 +4351,8 @@
         <w:t xml:space="preserve">D1, IF: 9.58, IC: 96</w:t>
       </w:r>
     </w:p>
-    <w:bookmarkEnd w:id="135"/>
-    <w:bookmarkStart w:id="139" w:name="section-7"/>
+    <w:bookmarkEnd w:id="136"/>
+    <w:bookmarkStart w:id="140" w:name="section-7"/>
     <w:p>
       <w:pPr>
         <w:pStyle w:val="Heading3"/>
@@ -4361,7 +4387,7 @@
       <w:r>
         <w:t xml:space="preserve"> </w:t>
       </w:r>
-      <w:hyperlink r:id="rId136">
+      <w:hyperlink r:id="rId137">
         <w:r>
           <w:rPr>
             <w:rStyle w:val="Hyperlink"/>
@@ -4419,7 +4445,7 @@
       <w:r>
         <w:t xml:space="preserve"> </w:t>
       </w:r>
-      <w:hyperlink r:id="rId137">
+      <w:hyperlink r:id="rId138">
         <w:r>
           <w:rPr>
             <w:rStyle w:val="Hyperlink"/>
@@ -4474,7 +4500,7 @@
           <w:b/>
           <w:bCs/>
         </w:rPr>
-        <w:t xml:space="preserve">Q1, IF: 3.81, IC: 32</w:t>
+        <w:t xml:space="preserve">Q1, IF: 3.81, IC: 33</w:t>
       </w:r>
     </w:p>
     <w:p>
@@ -4503,7 +4529,7 @@
       <w:r>
         <w:t xml:space="preserve"> </w:t>
       </w:r>
-      <w:hyperlink r:id="rId138">
+      <w:hyperlink r:id="rId139">
         <w:r>
           <w:rPr>
             <w:rStyle w:val="Hyperlink"/>
@@ -4535,8 +4561,8 @@
         <w:t xml:space="preserve">Q2, IF: 0.98, IC: 2</w:t>
       </w:r>
     </w:p>
-    <w:bookmarkEnd w:id="139"/>
-    <w:bookmarkStart w:id="143" w:name="section-8"/>
+    <w:bookmarkEnd w:id="140"/>
+    <w:bookmarkStart w:id="144" w:name="section-8"/>
     <w:p>
       <w:pPr>
         <w:pStyle w:val="Heading3"/>
@@ -4571,7 +4597,7 @@
       <w:r>
         <w:t xml:space="preserve"> </w:t>
       </w:r>
-      <w:hyperlink r:id="rId140">
+      <w:hyperlink r:id="rId141">
         <w:r>
           <w:rPr>
             <w:rStyle w:val="Hyperlink"/>
@@ -4631,7 +4657,7 @@
       <w:r>
         <w:t xml:space="preserve"> </w:t>
       </w:r>
-      <w:hyperlink r:id="rId141">
+      <w:hyperlink r:id="rId142">
         <w:r>
           <w:rPr>
             <w:rStyle w:val="Hyperlink"/>
@@ -4689,7 +4715,7 @@
       <w:r>
         <w:t xml:space="preserve"> </w:t>
       </w:r>
-      <w:hyperlink r:id="rId142">
+      <w:hyperlink r:id="rId143">
         <w:r>
           <w:rPr>
             <w:rStyle w:val="Hyperlink"/>
@@ -4721,8 +4747,8 @@
         <w:t xml:space="preserve">D1, IF: 4.62, IC: 8</w:t>
       </w:r>
     </w:p>
-    <w:bookmarkEnd w:id="143"/>
-    <w:bookmarkStart w:id="145" w:name="section-9"/>
+    <w:bookmarkEnd w:id="144"/>
+    <w:bookmarkStart w:id="146" w:name="section-9"/>
     <w:p>
       <w:pPr>
         <w:pStyle w:val="Heading3"/>
@@ -4758,7 +4784,7 @@
       <w:r>
         <w:t xml:space="preserve"> </w:t>
       </w:r>
-      <w:hyperlink r:id="rId144">
+      <w:hyperlink r:id="rId145">
         <w:r>
           <w:rPr>
             <w:rStyle w:val="Hyperlink"/>
@@ -4790,8 +4816,8 @@
         <w:t xml:space="preserve">D1, IF: 5.85, IC: 17</w:t>
       </w:r>
     </w:p>
-    <w:bookmarkEnd w:id="145"/>
-    <w:bookmarkStart w:id="147" w:name="section-10"/>
+    <w:bookmarkEnd w:id="146"/>
+    <w:bookmarkStart w:id="148" w:name="section-10"/>
     <w:p>
       <w:pPr>
         <w:pStyle w:val="Heading3"/>
@@ -4821,7 +4847,7 @@
       <w:r>
         <w:t xml:space="preserve"> </w:t>
       </w:r>
-      <w:hyperlink r:id="rId146">
+      <w:hyperlink r:id="rId147">
         <w:r>
           <w:rPr>
             <w:rStyle w:val="Hyperlink"/>
@@ -4853,8 +4879,8 @@
         <w:t xml:space="preserve">D1, IF: 4.42, IC: 5 (*levelező szerző)</w:t>
       </w:r>
     </w:p>
-    <w:bookmarkEnd w:id="147"/>
-    <w:bookmarkStart w:id="150" w:name="section-11"/>
+    <w:bookmarkEnd w:id="148"/>
+    <w:bookmarkStart w:id="151" w:name="section-11"/>
     <w:p>
       <w:pPr>
         <w:pStyle w:val="Heading3"/>
@@ -4892,7 +4918,7 @@
       <w:r>
         <w:t xml:space="preserve"> </w:t>
       </w:r>
-      <w:hyperlink r:id="rId148">
+      <w:hyperlink r:id="rId149">
         <w:r>
           <w:rPr>
             <w:rStyle w:val="Hyperlink"/>
@@ -4976,7 +5002,7 @@
       <w:r>
         <w:t xml:space="preserve"> </w:t>
       </w:r>
-      <w:hyperlink r:id="rId149">
+      <w:hyperlink r:id="rId150">
         <w:r>
           <w:rPr>
             <w:rStyle w:val="Hyperlink"/>
@@ -5060,8 +5086,8 @@
         <w:t xml:space="preserve">Q1, IF: 2.78, IC: 28</w:t>
       </w:r>
     </w:p>
-    <w:bookmarkEnd w:id="150"/>
-    <w:bookmarkStart w:id="152" w:name="section-12"/>
+    <w:bookmarkEnd w:id="151"/>
+    <w:bookmarkStart w:id="153" w:name="section-12"/>
     <w:p>
       <w:pPr>
         <w:pStyle w:val="Heading3"/>
@@ -5097,7 +5123,7 @@
       <w:r>
         <w:t xml:space="preserve"> </w:t>
       </w:r>
-      <w:hyperlink r:id="rId151">
+      <w:hyperlink r:id="rId152">
         <w:r>
           <w:rPr>
             <w:rStyle w:val="Hyperlink"/>
@@ -5129,8 +5155,8 @@
         <w:t xml:space="preserve">D1, IF: 3.88, IC: 30</w:t>
       </w:r>
     </w:p>
-    <w:bookmarkEnd w:id="152"/>
-    <w:bookmarkStart w:id="154" w:name="section-13"/>
+    <w:bookmarkEnd w:id="153"/>
+    <w:bookmarkStart w:id="155" w:name="section-13"/>
     <w:p>
       <w:pPr>
         <w:pStyle w:val="Heading3"/>
@@ -5160,7 +5186,7 @@
       <w:r>
         <w:t xml:space="preserve"> </w:t>
       </w:r>
-      <w:hyperlink r:id="rId153">
+      <w:hyperlink r:id="rId154">
         <w:r>
           <w:rPr>
             <w:rStyle w:val="Hyperlink"/>
@@ -5192,10 +5218,10 @@
         <w:t xml:space="preserve">Q2, IF: 0.23, IC: 0</w:t>
       </w:r>
     </w:p>
-    <w:bookmarkEnd w:id="154"/>
     <w:bookmarkEnd w:id="155"/>
     <w:bookmarkEnd w:id="156"/>
-    <w:bookmarkStart w:id="164" w:name="konferencia-előadások"/>
+    <w:bookmarkEnd w:id="157"/>
+    <w:bookmarkStart w:id="165" w:name="konferencia-előadások"/>
     <w:p>
       <w:pPr>
         <w:pStyle w:val="Heading1"/>
@@ -5300,7 +5326,7 @@
       <w:r>
         <w:t xml:space="preserve"> </w:t>
       </w:r>
-      <w:hyperlink r:id="rId157">
+      <w:hyperlink r:id="rId158">
         <w:r>
           <w:rPr>
             <w:rStyle w:val="Hyperlink"/>
@@ -5328,7 +5354,7 @@
       <w:r>
         <w:t xml:space="preserve"> </w:t>
       </w:r>
-      <w:hyperlink r:id="rId158">
+      <w:hyperlink r:id="rId159">
         <w:r>
           <w:rPr>
             <w:rStyle w:val="Hyperlink"/>
@@ -5372,7 +5398,7 @@
       <w:r>
         <w:t xml:space="preserve"> </w:t>
       </w:r>
-      <w:hyperlink r:id="rId159">
+      <w:hyperlink r:id="rId160">
         <w:r>
           <w:rPr>
             <w:rStyle w:val="Hyperlink"/>
@@ -5416,7 +5442,7 @@
       <w:r>
         <w:t xml:space="preserve"> </w:t>
       </w:r>
-      <w:hyperlink r:id="rId160">
+      <w:hyperlink r:id="rId161">
         <w:r>
           <w:rPr>
             <w:rStyle w:val="Hyperlink"/>
@@ -5473,7 +5499,7 @@
       <w:r>
         <w:t xml:space="preserve"> </w:t>
       </w:r>
-      <w:hyperlink r:id="rId161">
+      <w:hyperlink r:id="rId162">
         <w:r>
           <w:rPr>
             <w:rStyle w:val="Hyperlink"/>
@@ -5530,7 +5556,7 @@
       <w:r>
         <w:t xml:space="preserve"> </w:t>
       </w:r>
-      <w:hyperlink r:id="rId162">
+      <w:hyperlink r:id="rId163">
         <w:r>
           <w:rPr>
             <w:rStyle w:val="Hyperlink"/>
@@ -5577,7 +5603,7 @@
       <w:r>
         <w:t xml:space="preserve"> </w:t>
       </w:r>
-      <w:hyperlink r:id="rId163">
+      <w:hyperlink r:id="rId164">
         <w:r>
           <w:rPr>
             <w:rStyle w:val="Hyperlink"/>
@@ -5941,8 +5967,8 @@
         <w:t xml:space="preserve">, szep. 4-9. St. Andrews, UK</w:t>
       </w:r>
     </w:p>
-    <w:bookmarkEnd w:id="164"/>
-    <w:bookmarkStart w:id="165" w:name="egyéb-meghívott-előadások"/>
+    <w:bookmarkEnd w:id="165"/>
+    <w:bookmarkStart w:id="166" w:name="egyéb-meghívott-előadások"/>
     <w:p>
       <w:pPr>
         <w:pStyle w:val="Heading1"/>
@@ -6013,8 +6039,8 @@
         <w:t xml:space="preserve">. The Genome Analysis Centre, feb. 23. Norwich, UK</w:t>
       </w:r>
     </w:p>
-    <w:bookmarkEnd w:id="165"/>
-    <w:bookmarkStart w:id="175" w:name="konferencia-poszter-prezentációk"/>
+    <w:bookmarkEnd w:id="166"/>
+    <w:bookmarkStart w:id="176" w:name="konferencia-poszter-prezentációk"/>
     <w:p>
       <w:pPr>
         <w:pStyle w:val="Heading1"/>
@@ -6075,7 +6101,7 @@
       <w:r>
         <w:t xml:space="preserve"> </w:t>
       </w:r>
-      <w:hyperlink r:id="rId166">
+      <w:hyperlink r:id="rId167">
         <w:r>
           <w:rPr>
             <w:rStyle w:val="Hyperlink"/>
@@ -6132,7 +6158,7 @@
       <w:r>
         <w:t xml:space="preserve"> </w:t>
       </w:r>
-      <w:hyperlink r:id="rId167">
+      <w:hyperlink r:id="rId168">
         <w:r>
           <w:rPr>
             <w:rStyle w:val="Hyperlink"/>
@@ -6176,7 +6202,7 @@
       <w:r>
         <w:t xml:space="preserve"> </w:t>
       </w:r>
-      <w:hyperlink r:id="rId168">
+      <w:hyperlink r:id="rId169">
         <w:r>
           <w:rPr>
             <w:rStyle w:val="Hyperlink"/>
@@ -6204,7 +6230,7 @@
       <w:r>
         <w:t xml:space="preserve"> </w:t>
       </w:r>
-      <w:hyperlink r:id="rId169">
+      <w:hyperlink r:id="rId170">
         <w:r>
           <w:rPr>
             <w:rStyle w:val="Hyperlink"/>
@@ -6261,7 +6287,7 @@
       <w:r>
         <w:t xml:space="preserve"> </w:t>
       </w:r>
-      <w:hyperlink r:id="rId170">
+      <w:hyperlink r:id="rId171">
         <w:r>
           <w:rPr>
             <w:rStyle w:val="Hyperlink"/>
@@ -6305,7 +6331,7 @@
       <w:r>
         <w:t xml:space="preserve"> </w:t>
       </w:r>
-      <w:hyperlink r:id="rId171">
+      <w:hyperlink r:id="rId172">
         <w:r>
           <w:rPr>
             <w:rStyle w:val="Hyperlink"/>
@@ -6333,7 +6359,7 @@
       <w:r>
         <w:t xml:space="preserve"> </w:t>
       </w:r>
-      <w:hyperlink r:id="rId172">
+      <w:hyperlink r:id="rId173">
         <w:r>
           <w:rPr>
             <w:rStyle w:val="Hyperlink"/>
@@ -6374,7 +6400,7 @@
       <w:r>
         <w:t xml:space="preserve"> </w:t>
       </w:r>
-      <w:hyperlink r:id="rId173">
+      <w:hyperlink r:id="rId174">
         <w:r>
           <w:rPr>
             <w:rStyle w:val="Hyperlink"/>
@@ -6439,7 +6465,7 @@
       <w:r>
         <w:t xml:space="preserve"> </w:t>
       </w:r>
-      <w:hyperlink r:id="rId174">
+      <w:hyperlink r:id="rId175">
         <w:r>
           <w:rPr>
             <w:rStyle w:val="Hyperlink"/>
@@ -6494,7 +6520,7 @@
       <w:r>
         <w:t xml:space="preserve"> </w:t>
       </w:r>
-      <w:hyperlink r:id="rId174">
+      <w:hyperlink r:id="rId175">
         <w:r>
           <w:rPr>
             <w:rStyle w:val="Hyperlink"/>
@@ -6626,7 +6652,7 @@
         <w:t xml:space="preserve">, máj. 25-27. Bécs, A</w:t>
       </w:r>
     </w:p>
-    <w:bookmarkEnd w:id="175"/>
+    <w:bookmarkEnd w:id="176"/>
     <w:sectPr>
       <w:footnotePr>
         <w:numRestart w:val="eachSect"/>

--- a/docs/cv_hu.docx
+++ b/docs/cv_hu.docx
@@ -2988,7 +2988,7 @@
           <w:b/>
           <w:bCs/>
         </w:rPr>
-        <w:t xml:space="preserve">975</w:t>
+        <w:t xml:space="preserve">984</w:t>
       </w:r>
     </w:p>
     <w:p>
@@ -3145,7 +3145,7 @@
           <w:b/>
           <w:bCs/>
         </w:rPr>
-        <w:t xml:space="preserve">Q1, IF: 4.5, IC: 0</w:t>
+        <w:t xml:space="preserve">Q1, IF: 4.5, IC: 1</w:t>
       </w:r>
     </w:p>
     <w:p>
@@ -3261,7 +3261,7 @@
           <w:b/>
           <w:bCs/>
         </w:rPr>
-        <w:t xml:space="preserve">D1, IF: 20.5, IC: 92</w:t>
+        <w:t xml:space="preserve">D1, IF: 20.5, IC: 96</w:t>
       </w:r>
     </w:p>
     <w:bookmarkEnd w:id="111"/>
@@ -3329,7 +3329,7 @@
           <w:b/>
           <w:bCs/>
         </w:rPr>
-        <w:t xml:space="preserve">D1, IF: 45.5, IC: 52</w:t>
+        <w:t xml:space="preserve">D1, IF: 45.5, IC: 54</w:t>
       </w:r>
     </w:p>
     <w:p>
@@ -3387,7 +3387,7 @@
           <w:b/>
           <w:bCs/>
         </w:rPr>
-        <w:t xml:space="preserve">Q1, IF: 2.9, IC: 1</w:t>
+        <w:t xml:space="preserve">Q1, IF: 2.9, IC: 2</w:t>
       </w:r>
       <w:r>
         <w:rPr>
@@ -3773,7 +3773,7 @@
           <w:b/>
           <w:bCs/>
         </w:rPr>
-        <w:t xml:space="preserve">D1, IF: 5.3, IC: 6</w:t>
+        <w:t xml:space="preserve">D1, IF: 5.3, IC: 7</w:t>
       </w:r>
     </w:p>
     <w:p>

--- a/docs/cv_hu.docx
+++ b/docs/cv_hu.docx
@@ -2988,7 +2988,7 @@
           <w:b/>
           <w:bCs/>
         </w:rPr>
-        <w:t xml:space="preserve">984</w:t>
+        <w:t xml:space="preserve">1000</w:t>
       </w:r>
     </w:p>
     <w:p>
@@ -3261,7 +3261,7 @@
           <w:b/>
           <w:bCs/>
         </w:rPr>
-        <w:t xml:space="preserve">D1, IF: 20.5, IC: 96</w:t>
+        <w:t xml:space="preserve">D1, IF: 20.5, IC: 103</w:t>
       </w:r>
     </w:p>
     <w:bookmarkEnd w:id="111"/>
@@ -3329,7 +3329,7 @@
           <w:b/>
           <w:bCs/>
         </w:rPr>
-        <w:t xml:space="preserve">D1, IF: 45.5, IC: 54</w:t>
+        <w:t xml:space="preserve">D1, IF: 45.5, IC: 55</w:t>
       </w:r>
     </w:p>
     <w:p>
@@ -3711,7 +3711,7 @@
           <w:b/>
           <w:bCs/>
         </w:rPr>
-        <w:t xml:space="preserve">D1, IF: 14.7, IC: 34</w:t>
+        <w:t xml:space="preserve">D1, IF: 14.7, IC: 35</w:t>
       </w:r>
     </w:p>
     <w:bookmarkEnd w:id="120"/>
@@ -3889,7 +3889,7 @@
           <w:b/>
           <w:bCs/>
         </w:rPr>
-        <w:t xml:space="preserve">D1, IF: 5.8, IC: 160 “High impact paper” a</w:t>
+        <w:t xml:space="preserve">D1, IF: 5.8, IC: 163 “High impact paper” a</w:t>
       </w:r>
       <w:r>
         <w:rPr>
@@ -4057,7 +4057,7 @@
           <w:b/>
           <w:bCs/>
         </w:rPr>
-        <w:t xml:space="preserve">D1, IF: 12.12, IC: 46</w:t>
+        <w:t xml:space="preserve">D1, IF: 12.12, IC: 49</w:t>
       </w:r>
     </w:p>
     <w:p>
@@ -4221,7 +4221,7 @@
           <w:b/>
           <w:bCs/>
         </w:rPr>
-        <w:t xml:space="preserve">D1, IF: 11.06, IC: 49</w:t>
+        <w:t xml:space="preserve">D1, IF: 11.06, IC: 50</w:t>
       </w:r>
     </w:p>
     <w:p>

--- a/docs/cv_hu.docx
+++ b/docs/cv_hu.docx
@@ -2720,7 +2720,7 @@
       </w:r>
     </w:p>
     <w:bookmarkEnd w:id="99"/>
-    <w:bookmarkStart w:id="157" w:name="publikációk"/>
+    <w:bookmarkStart w:id="158" w:name="publikációk"/>
     <w:p>
       <w:pPr>
         <w:pStyle w:val="Heading1"/>
@@ -2988,7 +2988,7 @@
           <w:b/>
           <w:bCs/>
         </w:rPr>
-        <w:t xml:space="preserve">1000</w:t>
+        <w:t xml:space="preserve">1013</w:t>
       </w:r>
     </w:p>
     <w:p>
@@ -3013,7 +3013,7 @@
         <w:t xml:space="preserve">18</w:t>
       </w:r>
     </w:p>
-    <w:bookmarkStart w:id="107" w:name="megjelenés-előtt"/>
+    <w:bookmarkStart w:id="108" w:name="megjelenés-előtt"/>
     <w:p>
       <w:pPr>
         <w:pStyle w:val="Heading2"/>
@@ -3024,13 +3024,60 @@
     </w:p>
     <w:p>
       <w:pPr>
-        <w:pStyle w:val="Compact"/>
         <w:numPr>
           <w:ilvl w:val="0"/>
           <w:numId w:val="1025"/>
         </w:numPr>
       </w:pPr>
       <w:r>
+        <w:t xml:space="preserve">Szili P, Czikkely MS, Farkas Z, Daruka L, Toldi B, Kurkó E, Vonyó AZ, Csernyák M, Kámán R, Maharramov E, Daraba A, Benedek B, Imre G, Lantos II, Mészáros L, Somogyi Á, Nagy D, Nagy ZF, Grézal G,</w:t>
+      </w:r>
+      <w:r>
+        <w:t xml:space="preserve"> </w:t>
+      </w:r>
+      <w:r>
+        <w:rPr>
+          <w:b/>
+          <w:bCs/>
+        </w:rPr>
+        <w:t xml:space="preserve">Ari E</w:t>
+      </w:r>
+      <w:r>
+        <w:t xml:space="preserve">, Kada N, Papp B, Csenki-Bakos Z, Kaszab E, Kriszt B, Szabó I, Balogh G, Péter M, Gombos I, Pilbat A, Török Z, Varga Z, Czimmerer Z, Csörgő B, Adamecz D, Papp CG, Szilovics Z, Veres É, Gácser A, Madácsy T, Maléth J, Ayaydin F, Farkas A, Tengölics R, Kintses B, Varga V, Haracska L, Juhász S, Pál C (2026)</w:t>
+      </w:r>
+      <w:r>
+        <w:t xml:space="preserve"> </w:t>
+      </w:r>
+      <w:hyperlink r:id="rId106">
+        <w:r>
+          <w:rPr>
+            <w:rStyle w:val="Hyperlink"/>
+          </w:rPr>
+          <w:t xml:space="preserve">A preclinical resistance framework discovers the virulence risks of antibiotics in development</w:t>
+        </w:r>
+      </w:hyperlink>
+      <w:r>
+        <w:t xml:space="preserve"> </w:t>
+      </w:r>
+      <w:r>
+        <w:rPr>
+          <w:i/>
+          <w:iCs/>
+        </w:rPr>
+        <w:t xml:space="preserve">BioRXiv</w:t>
+      </w:r>
+      <w:r>
+        <w:t xml:space="preserve">, 2026.07.20.739514.</w:t>
+      </w:r>
+    </w:p>
+    <w:p>
+      <w:pPr>
+        <w:numPr>
+          <w:ilvl w:val="0"/>
+          <w:numId w:val="1025"/>
+        </w:numPr>
+      </w:pPr>
+      <w:r>
         <w:t xml:space="preserve">Asbóth A, Stirling T, Méhi O, Apjok G, De Sousa VK, Taylor NMI, Mehdi HH, Papp B,</w:t>
       </w:r>
       <w:r>
@@ -3049,7 +3096,7 @@
       <w:r>
         <w:t xml:space="preserve"> </w:t>
       </w:r>
-      <w:hyperlink r:id="rId106">
+      <w:hyperlink r:id="rId107">
         <w:r>
           <w:rPr>
             <w:rStyle w:val="Hyperlink"/>
@@ -3071,8 +3118,8 @@
         <w:t xml:space="preserve">, 2026.02.20.706991.</w:t>
       </w:r>
     </w:p>
-    <w:bookmarkEnd w:id="107"/>
-    <w:bookmarkStart w:id="156" w:name="megjelent"/>
+    <w:bookmarkEnd w:id="108"/>
+    <w:bookmarkStart w:id="157" w:name="megjelent"/>
     <w:p>
       <w:pPr>
         <w:pStyle w:val="Heading2"/>
@@ -3081,7 +3128,7 @@
         <w:t xml:space="preserve">Megjelent</w:t>
       </w:r>
     </w:p>
-    <w:bookmarkStart w:id="111" w:name="section"/>
+    <w:bookmarkStart w:id="112" w:name="section"/>
     <w:p>
       <w:pPr>
         <w:pStyle w:val="Heading3"/>
@@ -3116,7 +3163,7 @@
       <w:r>
         <w:t xml:space="preserve"> </w:t>
       </w:r>
-      <w:hyperlink r:id="rId108">
+      <w:hyperlink r:id="rId109">
         <w:r>
           <w:rPr>
             <w:rStyle w:val="Hyperlink"/>
@@ -3174,7 +3221,7 @@
       <w:r>
         <w:t xml:space="preserve"> </w:t>
       </w:r>
-      <w:hyperlink r:id="rId109">
+      <w:hyperlink r:id="rId110">
         <w:r>
           <w:rPr>
             <w:rStyle w:val="Hyperlink"/>
@@ -3232,7 +3279,7 @@
       <w:r>
         <w:t xml:space="preserve"> </w:t>
       </w:r>
-      <w:hyperlink r:id="rId110">
+      <w:hyperlink r:id="rId111">
         <w:r>
           <w:rPr>
             <w:rStyle w:val="Hyperlink"/>
@@ -3261,11 +3308,11 @@
           <w:b/>
           <w:bCs/>
         </w:rPr>
-        <w:t xml:space="preserve">D1, IF: 20.5, IC: 103</w:t>
-      </w:r>
-    </w:p>
-    <w:bookmarkEnd w:id="111"/>
-    <w:bookmarkStart w:id="115" w:name="section-1"/>
+        <w:t xml:space="preserve">D1, IF: 20.5, IC: 109</w:t>
+      </w:r>
+    </w:p>
+    <w:bookmarkEnd w:id="112"/>
+    <w:bookmarkStart w:id="116" w:name="section-1"/>
     <w:p>
       <w:pPr>
         <w:pStyle w:val="Heading3"/>
@@ -3300,7 +3347,7 @@
       <w:r>
         <w:t xml:space="preserve"> </w:t>
       </w:r>
-      <w:hyperlink r:id="rId112">
+      <w:hyperlink r:id="rId113">
         <w:r>
           <w:rPr>
             <w:rStyle w:val="Hyperlink"/>
@@ -3329,7 +3376,7 @@
           <w:b/>
           <w:bCs/>
         </w:rPr>
-        <w:t xml:space="preserve">D1, IF: 45.5, IC: 55</w:t>
+        <w:t xml:space="preserve">D1, IF: 45.5, IC: 56</w:t>
       </w:r>
     </w:p>
     <w:p>
@@ -3358,7 +3405,7 @@
       <w:r>
         <w:t xml:space="preserve"> </w:t>
       </w:r>
-      <w:hyperlink r:id="rId113">
+      <w:hyperlink r:id="rId114">
         <w:r>
           <w:rPr>
             <w:rStyle w:val="Hyperlink"/>
@@ -3424,7 +3471,7 @@
         </w:rPr>
         <w:t xml:space="preserve"> </w:t>
       </w:r>
-      <w:hyperlink r:id="rId114">
+      <w:hyperlink r:id="rId115">
         <w:r>
           <w:rPr>
             <w:rStyle w:val="Hyperlink"/>
@@ -3449,8 +3496,8 @@
         <w:t xml:space="preserve">szerint. (*levelező szerző)</w:t>
       </w:r>
     </w:p>
-    <w:bookmarkEnd w:id="115"/>
-    <w:bookmarkStart w:id="120" w:name="section-2"/>
+    <w:bookmarkEnd w:id="116"/>
+    <w:bookmarkStart w:id="121" w:name="section-2"/>
     <w:p>
       <w:pPr>
         <w:pStyle w:val="Heading3"/>
@@ -3488,7 +3535,7 @@
       <w:r>
         <w:t xml:space="preserve"> </w:t>
       </w:r>
-      <w:hyperlink r:id="rId116">
+      <w:hyperlink r:id="rId117">
         <w:r>
           <w:rPr>
             <w:rStyle w:val="Hyperlink"/>
@@ -3546,7 +3593,7 @@
       <w:r>
         <w:t xml:space="preserve"> </w:t>
       </w:r>
-      <w:hyperlink r:id="rId117">
+      <w:hyperlink r:id="rId118">
         <w:r>
           <w:rPr>
             <w:rStyle w:val="Hyperlink"/>
@@ -3575,7 +3622,7 @@
           <w:b/>
           <w:bCs/>
         </w:rPr>
-        <w:t xml:space="preserve">D1, IF: 11, IC: 15 (*megosztott levelező szerző)</w:t>
+        <w:t xml:space="preserve">D1, IF: 11, IC: 16 (*megosztott levelező szerző)</w:t>
       </w:r>
     </w:p>
     <w:p>
@@ -3604,7 +3651,7 @@
       <w:r>
         <w:t xml:space="preserve"> </w:t>
       </w:r>
-      <w:hyperlink r:id="rId118">
+      <w:hyperlink r:id="rId119">
         <w:r>
           <w:rPr>
             <w:rStyle w:val="Hyperlink"/>
@@ -3662,7 +3709,7 @@
       <w:r>
         <w:t xml:space="preserve"> </w:t>
       </w:r>
-      <w:hyperlink r:id="rId119">
+      <w:hyperlink r:id="rId120">
         <w:r>
           <w:rPr>
             <w:rStyle w:val="Hyperlink"/>
@@ -3714,8 +3761,8 @@
         <w:t xml:space="preserve">D1, IF: 14.7, IC: 35</w:t>
       </w:r>
     </w:p>
-    <w:bookmarkEnd w:id="120"/>
-    <w:bookmarkStart w:id="125" w:name="section-3"/>
+    <w:bookmarkEnd w:id="121"/>
+    <w:bookmarkStart w:id="126" w:name="section-3"/>
     <w:p>
       <w:pPr>
         <w:pStyle w:val="Heading3"/>
@@ -3744,7 +3791,7 @@
       <w:r>
         <w:t xml:space="preserve"> </w:t>
       </w:r>
-      <w:hyperlink r:id="rId121">
+      <w:hyperlink r:id="rId122">
         <w:r>
           <w:rPr>
             <w:rStyle w:val="Hyperlink"/>
@@ -3802,7 +3849,7 @@
       <w:r>
         <w:t xml:space="preserve"> </w:t>
       </w:r>
-      <w:hyperlink r:id="rId122">
+      <w:hyperlink r:id="rId123">
         <w:r>
           <w:rPr>
             <w:rStyle w:val="Hyperlink"/>
@@ -3831,7 +3878,7 @@
           <w:b/>
           <w:bCs/>
         </w:rPr>
-        <w:t xml:space="preserve">D1, IF: 14.9, IC: 40</w:t>
+        <w:t xml:space="preserve">D1, IF: 14.9, IC: 41</w:t>
       </w:r>
     </w:p>
     <w:p>
@@ -3860,7 +3907,7 @@
       <w:r>
         <w:t xml:space="preserve"> </w:t>
       </w:r>
-      <w:hyperlink r:id="rId123">
+      <w:hyperlink r:id="rId124">
         <w:r>
           <w:rPr>
             <w:rStyle w:val="Hyperlink"/>
@@ -3889,16 +3936,16 @@
           <w:b/>
           <w:bCs/>
         </w:rPr>
-        <w:t xml:space="preserve">D1, IF: 5.8, IC: 163 “High impact paper” a</w:t>
-      </w:r>
-      <w:r>
-        <w:rPr>
-          <w:b/>
-          <w:bCs/>
-        </w:rPr>
-        <w:t xml:space="preserve"> </w:t>
-      </w:r>
-      <w:hyperlink r:id="rId124">
+        <w:t xml:space="preserve">D1, IF: 5.8, IC: 164 “High impact paper” a</w:t>
+      </w:r>
+      <w:r>
+        <w:rPr>
+          <w:b/>
+          <w:bCs/>
+        </w:rPr>
+        <w:t xml:space="preserve"> </w:t>
+      </w:r>
+      <w:hyperlink r:id="rId125">
         <w:r>
           <w:rPr>
             <w:rStyle w:val="Hyperlink"/>
@@ -3923,8 +3970,8 @@
         <w:t xml:space="preserve">szerint. (*levelező szerző)</w:t>
       </w:r>
     </w:p>
-    <w:bookmarkEnd w:id="125"/>
-    <w:bookmarkStart w:id="127" w:name="section-4"/>
+    <w:bookmarkEnd w:id="126"/>
+    <w:bookmarkStart w:id="128" w:name="section-4"/>
     <w:p>
       <w:pPr>
         <w:pStyle w:val="Heading3"/>
@@ -3960,7 +4007,7 @@
       <w:r>
         <w:t xml:space="preserve"> </w:t>
       </w:r>
-      <w:hyperlink r:id="rId126">
+      <w:hyperlink r:id="rId127">
         <w:r>
           <w:rPr>
             <w:rStyle w:val="Hyperlink"/>
@@ -3992,8 +4039,8 @@
         <w:t xml:space="preserve">D1, IF: 5.68, IC: 29</w:t>
       </w:r>
     </w:p>
-    <w:bookmarkEnd w:id="127"/>
-    <w:bookmarkStart w:id="134" w:name="section-5"/>
+    <w:bookmarkEnd w:id="128"/>
+    <w:bookmarkStart w:id="135" w:name="section-5"/>
     <w:p>
       <w:pPr>
         <w:pStyle w:val="Heading3"/>
@@ -4028,7 +4075,7 @@
       <w:r>
         <w:t xml:space="preserve"> </w:t>
       </w:r>
-      <w:hyperlink r:id="rId128">
+      <w:hyperlink r:id="rId129">
         <w:r>
           <w:rPr>
             <w:rStyle w:val="Hyperlink"/>
@@ -4086,7 +4133,7 @@
       <w:r>
         <w:t xml:space="preserve"> </w:t>
       </w:r>
-      <w:hyperlink r:id="rId129">
+      <w:hyperlink r:id="rId130">
         <w:r>
           <w:rPr>
             <w:rStyle w:val="Hyperlink"/>
@@ -4115,16 +4162,16 @@
           <w:b/>
           <w:bCs/>
         </w:rPr>
-        <w:t xml:space="preserve">D1, IF: 15.54, IC: 104 Craig MacLean ajánlásával</w:t>
-      </w:r>
-      <w:r>
-        <w:rPr>
-          <w:b/>
-          <w:bCs/>
-        </w:rPr>
-        <w:t xml:space="preserve"> </w:t>
-      </w:r>
-      <w:hyperlink r:id="rId130">
+        <w:t xml:space="preserve">D1, IF: 15.54, IC: 107 Craig MacLean ajánlásával</w:t>
+      </w:r>
+      <w:r>
+        <w:rPr>
+          <w:b/>
+          <w:bCs/>
+        </w:rPr>
+        <w:t xml:space="preserve"> </w:t>
+      </w:r>
+      <w:hyperlink r:id="rId131">
         <w:r>
           <w:rPr>
             <w:rStyle w:val="Hyperlink"/>
@@ -4148,7 +4195,7 @@
         </w:rPr>
         <w:t xml:space="preserve"> </w:t>
       </w:r>
-      <w:hyperlink r:id="rId131">
+      <w:hyperlink r:id="rId132">
         <w:r>
           <w:rPr>
             <w:rStyle w:val="Hyperlink"/>
@@ -4192,7 +4239,7 @@
       <w:r>
         <w:t xml:space="preserve"> </w:t>
       </w:r>
-      <w:hyperlink r:id="rId132">
+      <w:hyperlink r:id="rId133">
         <w:r>
           <w:rPr>
             <w:rStyle w:val="Hyperlink"/>
@@ -4250,7 +4297,7 @@
       <w:r>
         <w:t xml:space="preserve"> </w:t>
       </w:r>
-      <w:hyperlink r:id="rId133">
+      <w:hyperlink r:id="rId134">
         <w:r>
           <w:rPr>
             <w:rStyle w:val="Hyperlink"/>
@@ -4282,8 +4329,8 @@
         <w:t xml:space="preserve">D1, IF: 9.1, IC: 22</w:t>
       </w:r>
     </w:p>
-    <w:bookmarkEnd w:id="134"/>
-    <w:bookmarkStart w:id="136" w:name="section-6"/>
+    <w:bookmarkEnd w:id="135"/>
+    <w:bookmarkStart w:id="137" w:name="section-6"/>
     <w:p>
       <w:pPr>
         <w:pStyle w:val="Heading3"/>
@@ -4319,7 +4366,7 @@
       <w:r>
         <w:t xml:space="preserve"> </w:t>
       </w:r>
-      <w:hyperlink r:id="rId135">
+      <w:hyperlink r:id="rId136">
         <w:r>
           <w:rPr>
             <w:rStyle w:val="Hyperlink"/>
@@ -4351,8 +4398,8 @@
         <w:t xml:space="preserve">D1, IF: 9.58, IC: 96</w:t>
       </w:r>
     </w:p>
-    <w:bookmarkEnd w:id="136"/>
-    <w:bookmarkStart w:id="140" w:name="section-7"/>
+    <w:bookmarkEnd w:id="137"/>
+    <w:bookmarkStart w:id="141" w:name="section-7"/>
     <w:p>
       <w:pPr>
         <w:pStyle w:val="Heading3"/>
@@ -4387,7 +4434,7 @@
       <w:r>
         <w:t xml:space="preserve"> </w:t>
       </w:r>
-      <w:hyperlink r:id="rId137">
+      <w:hyperlink r:id="rId138">
         <w:r>
           <w:rPr>
             <w:rStyle w:val="Hyperlink"/>
@@ -4445,7 +4492,7 @@
       <w:r>
         <w:t xml:space="preserve"> </w:t>
       </w:r>
-      <w:hyperlink r:id="rId138">
+      <w:hyperlink r:id="rId139">
         <w:r>
           <w:rPr>
             <w:rStyle w:val="Hyperlink"/>
@@ -4529,7 +4576,7 @@
       <w:r>
         <w:t xml:space="preserve"> </w:t>
       </w:r>
-      <w:hyperlink r:id="rId139">
+      <w:hyperlink r:id="rId140">
         <w:r>
           <w:rPr>
             <w:rStyle w:val="Hyperlink"/>
@@ -4561,8 +4608,8 @@
         <w:t xml:space="preserve">Q2, IF: 0.98, IC: 2</w:t>
       </w:r>
     </w:p>
-    <w:bookmarkEnd w:id="140"/>
-    <w:bookmarkStart w:id="144" w:name="section-8"/>
+    <w:bookmarkEnd w:id="141"/>
+    <w:bookmarkStart w:id="145" w:name="section-8"/>
     <w:p>
       <w:pPr>
         <w:pStyle w:val="Heading3"/>
@@ -4597,7 +4644,7 @@
       <w:r>
         <w:t xml:space="preserve"> </w:t>
       </w:r>
-      <w:hyperlink r:id="rId141">
+      <w:hyperlink r:id="rId142">
         <w:r>
           <w:rPr>
             <w:rStyle w:val="Hyperlink"/>
@@ -4657,7 +4704,7 @@
       <w:r>
         <w:t xml:space="preserve"> </w:t>
       </w:r>
-      <w:hyperlink r:id="rId142">
+      <w:hyperlink r:id="rId143">
         <w:r>
           <w:rPr>
             <w:rStyle w:val="Hyperlink"/>
@@ -4715,7 +4762,7 @@
       <w:r>
         <w:t xml:space="preserve"> </w:t>
       </w:r>
-      <w:hyperlink r:id="rId143">
+      <w:hyperlink r:id="rId144">
         <w:r>
           <w:rPr>
             <w:rStyle w:val="Hyperlink"/>
@@ -4747,8 +4794,8 @@
         <w:t xml:space="preserve">D1, IF: 4.62, IC: 8</w:t>
       </w:r>
     </w:p>
-    <w:bookmarkEnd w:id="144"/>
-    <w:bookmarkStart w:id="146" w:name="section-9"/>
+    <w:bookmarkEnd w:id="145"/>
+    <w:bookmarkStart w:id="147" w:name="section-9"/>
     <w:p>
       <w:pPr>
         <w:pStyle w:val="Heading3"/>
@@ -4784,7 +4831,7 @@
       <w:r>
         <w:t xml:space="preserve"> </w:t>
       </w:r>
-      <w:hyperlink r:id="rId145">
+      <w:hyperlink r:id="rId146">
         <w:r>
           <w:rPr>
             <w:rStyle w:val="Hyperlink"/>
@@ -4816,8 +4863,8 @@
         <w:t xml:space="preserve">D1, IF: 5.85, IC: 17</w:t>
       </w:r>
     </w:p>
-    <w:bookmarkEnd w:id="146"/>
-    <w:bookmarkStart w:id="148" w:name="section-10"/>
+    <w:bookmarkEnd w:id="147"/>
+    <w:bookmarkStart w:id="149" w:name="section-10"/>
     <w:p>
       <w:pPr>
         <w:pStyle w:val="Heading3"/>
@@ -4847,7 +4894,7 @@
       <w:r>
         <w:t xml:space="preserve"> </w:t>
       </w:r>
-      <w:hyperlink r:id="rId147">
+      <w:hyperlink r:id="rId148">
         <w:r>
           <w:rPr>
             <w:rStyle w:val="Hyperlink"/>
@@ -4879,8 +4926,8 @@
         <w:t xml:space="preserve">D1, IF: 4.42, IC: 5 (*levelező szerző)</w:t>
       </w:r>
     </w:p>
-    <w:bookmarkEnd w:id="148"/>
-    <w:bookmarkStart w:id="151" w:name="section-11"/>
+    <w:bookmarkEnd w:id="149"/>
+    <w:bookmarkStart w:id="152" w:name="section-11"/>
     <w:p>
       <w:pPr>
         <w:pStyle w:val="Heading3"/>
@@ -4918,7 +4965,7 @@
       <w:r>
         <w:t xml:space="preserve"> </w:t>
       </w:r>
-      <w:hyperlink r:id="rId149">
+      <w:hyperlink r:id="rId150">
         <w:r>
           <w:rPr>
             <w:rStyle w:val="Hyperlink"/>
@@ -5002,7 +5049,7 @@
       <w:r>
         <w:t xml:space="preserve"> </w:t>
       </w:r>
-      <w:hyperlink r:id="rId150">
+      <w:hyperlink r:id="rId151">
         <w:r>
           <w:rPr>
             <w:rStyle w:val="Hyperlink"/>
@@ -5086,8 +5133,8 @@
         <w:t xml:space="preserve">Q1, IF: 2.78, IC: 28</w:t>
       </w:r>
     </w:p>
-    <w:bookmarkEnd w:id="151"/>
-    <w:bookmarkStart w:id="153" w:name="section-12"/>
+    <w:bookmarkEnd w:id="152"/>
+    <w:bookmarkStart w:id="154" w:name="section-12"/>
     <w:p>
       <w:pPr>
         <w:pStyle w:val="Heading3"/>
@@ -5123,7 +5170,7 @@
       <w:r>
         <w:t xml:space="preserve"> </w:t>
       </w:r>
-      <w:hyperlink r:id="rId152">
+      <w:hyperlink r:id="rId153">
         <w:r>
           <w:rPr>
             <w:rStyle w:val="Hyperlink"/>
@@ -5155,8 +5202,8 @@
         <w:t xml:space="preserve">D1, IF: 3.88, IC: 30</w:t>
       </w:r>
     </w:p>
-    <w:bookmarkEnd w:id="153"/>
-    <w:bookmarkStart w:id="155" w:name="section-13"/>
+    <w:bookmarkEnd w:id="154"/>
+    <w:bookmarkStart w:id="156" w:name="section-13"/>
     <w:p>
       <w:pPr>
         <w:pStyle w:val="Heading3"/>
@@ -5186,7 +5233,7 @@
       <w:r>
         <w:t xml:space="preserve"> </w:t>
       </w:r>
-      <w:hyperlink r:id="rId154">
+      <w:hyperlink r:id="rId155">
         <w:r>
           <w:rPr>
             <w:rStyle w:val="Hyperlink"/>
@@ -5218,10 +5265,10 @@
         <w:t xml:space="preserve">Q2, IF: 0.23, IC: 0</w:t>
       </w:r>
     </w:p>
-    <w:bookmarkEnd w:id="155"/>
     <w:bookmarkEnd w:id="156"/>
     <w:bookmarkEnd w:id="157"/>
-    <w:bookmarkStart w:id="165" w:name="konferencia-előadások"/>
+    <w:bookmarkEnd w:id="158"/>
+    <w:bookmarkStart w:id="166" w:name="konferencia-előadások"/>
     <w:p>
       <w:pPr>
         <w:pStyle w:val="Heading1"/>
@@ -5326,7 +5373,7 @@
       <w:r>
         <w:t xml:space="preserve"> </w:t>
       </w:r>
-      <w:hyperlink r:id="rId158">
+      <w:hyperlink r:id="rId159">
         <w:r>
           <w:rPr>
             <w:rStyle w:val="Hyperlink"/>
@@ -5354,7 +5401,7 @@
       <w:r>
         <w:t xml:space="preserve"> </w:t>
       </w:r>
-      <w:hyperlink r:id="rId159">
+      <w:hyperlink r:id="rId160">
         <w:r>
           <w:rPr>
             <w:rStyle w:val="Hyperlink"/>
@@ -5398,7 +5445,7 @@
       <w:r>
         <w:t xml:space="preserve"> </w:t>
       </w:r>
-      <w:hyperlink r:id="rId160">
+      <w:hyperlink r:id="rId161">
         <w:r>
           <w:rPr>
             <w:rStyle w:val="Hyperlink"/>
@@ -5442,7 +5489,7 @@
       <w:r>
         <w:t xml:space="preserve"> </w:t>
       </w:r>
-      <w:hyperlink r:id="rId161">
+      <w:hyperlink r:id="rId162">
         <w:r>
           <w:rPr>
             <w:rStyle w:val="Hyperlink"/>
@@ -5499,7 +5546,7 @@
       <w:r>
         <w:t xml:space="preserve"> </w:t>
       </w:r>
-      <w:hyperlink r:id="rId162">
+      <w:hyperlink r:id="rId163">
         <w:r>
           <w:rPr>
             <w:rStyle w:val="Hyperlink"/>
@@ -5556,7 +5603,7 @@
       <w:r>
         <w:t xml:space="preserve"> </w:t>
       </w:r>
-      <w:hyperlink r:id="rId163">
+      <w:hyperlink r:id="rId164">
         <w:r>
           <w:rPr>
             <w:rStyle w:val="Hyperlink"/>
@@ -5603,7 +5650,7 @@
       <w:r>
         <w:t xml:space="preserve"> </w:t>
       </w:r>
-      <w:hyperlink r:id="rId164">
+      <w:hyperlink r:id="rId165">
         <w:r>
           <w:rPr>
             <w:rStyle w:val="Hyperlink"/>
@@ -5967,8 +6014,8 @@
         <w:t xml:space="preserve">, szep. 4-9. St. Andrews, UK</w:t>
       </w:r>
     </w:p>
-    <w:bookmarkEnd w:id="165"/>
-    <w:bookmarkStart w:id="166" w:name="egyéb-meghívott-előadások"/>
+    <w:bookmarkEnd w:id="166"/>
+    <w:bookmarkStart w:id="167" w:name="egyéb-meghívott-előadások"/>
     <w:p>
       <w:pPr>
         <w:pStyle w:val="Heading1"/>
@@ -6039,8 +6086,8 @@
         <w:t xml:space="preserve">. The Genome Analysis Centre, feb. 23. Norwich, UK</w:t>
       </w:r>
     </w:p>
-    <w:bookmarkEnd w:id="166"/>
-    <w:bookmarkStart w:id="176" w:name="konferencia-poszter-prezentációk"/>
+    <w:bookmarkEnd w:id="167"/>
+    <w:bookmarkStart w:id="177" w:name="konferencia-poszter-prezentációk"/>
     <w:p>
       <w:pPr>
         <w:pStyle w:val="Heading1"/>
@@ -6101,7 +6148,7 @@
       <w:r>
         <w:t xml:space="preserve"> </w:t>
       </w:r>
-      <w:hyperlink r:id="rId167">
+      <w:hyperlink r:id="rId168">
         <w:r>
           <w:rPr>
             <w:rStyle w:val="Hyperlink"/>
@@ -6158,7 +6205,7 @@
       <w:r>
         <w:t xml:space="preserve"> </w:t>
       </w:r>
-      <w:hyperlink r:id="rId168">
+      <w:hyperlink r:id="rId169">
         <w:r>
           <w:rPr>
             <w:rStyle w:val="Hyperlink"/>
@@ -6202,7 +6249,7 @@
       <w:r>
         <w:t xml:space="preserve"> </w:t>
       </w:r>
-      <w:hyperlink r:id="rId169">
+      <w:hyperlink r:id="rId170">
         <w:r>
           <w:rPr>
             <w:rStyle w:val="Hyperlink"/>
@@ -6230,7 +6277,7 @@
       <w:r>
         <w:t xml:space="preserve"> </w:t>
       </w:r>
-      <w:hyperlink r:id="rId170">
+      <w:hyperlink r:id="rId171">
         <w:r>
           <w:rPr>
             <w:rStyle w:val="Hyperlink"/>
@@ -6287,7 +6334,7 @@
       <w:r>
         <w:t xml:space="preserve"> </w:t>
       </w:r>
-      <w:hyperlink r:id="rId171">
+      <w:hyperlink r:id="rId172">
         <w:r>
           <w:rPr>
             <w:rStyle w:val="Hyperlink"/>
@@ -6331,7 +6378,7 @@
       <w:r>
         <w:t xml:space="preserve"> </w:t>
       </w:r>
-      <w:hyperlink r:id="rId172">
+      <w:hyperlink r:id="rId173">
         <w:r>
           <w:rPr>
             <w:rStyle w:val="Hyperlink"/>
@@ -6359,7 +6406,7 @@
       <w:r>
         <w:t xml:space="preserve"> </w:t>
       </w:r>
-      <w:hyperlink r:id="rId173">
+      <w:hyperlink r:id="rId174">
         <w:r>
           <w:rPr>
             <w:rStyle w:val="Hyperlink"/>
@@ -6400,7 +6447,7 @@
       <w:r>
         <w:t xml:space="preserve"> </w:t>
       </w:r>
-      <w:hyperlink r:id="rId174">
+      <w:hyperlink r:id="rId175">
         <w:r>
           <w:rPr>
             <w:rStyle w:val="Hyperlink"/>
@@ -6465,7 +6512,7 @@
       <w:r>
         <w:t xml:space="preserve"> </w:t>
       </w:r>
-      <w:hyperlink r:id="rId175">
+      <w:hyperlink r:id="rId176">
         <w:r>
           <w:rPr>
             <w:rStyle w:val="Hyperlink"/>
@@ -6520,7 +6567,7 @@
       <w:r>
         <w:t xml:space="preserve"> </w:t>
       </w:r>
-      <w:hyperlink r:id="rId175">
+      <w:hyperlink r:id="rId176">
         <w:r>
           <w:rPr>
             <w:rStyle w:val="Hyperlink"/>
@@ -6652,7 +6699,7 @@
         <w:t xml:space="preserve">, máj. 25-27. Bécs, A</w:t>
       </w:r>
     </w:p>
-    <w:bookmarkEnd w:id="176"/>
+    <w:bookmarkEnd w:id="177"/>
     <w:sectPr>
       <w:footnotePr>
         <w:numRestart w:val="eachSect"/>

--- a/docs/cv_hu.docx
+++ b/docs/cv_hu.docx
@@ -2988,7 +2988,7 @@
           <w:b/>
           <w:bCs/>
         </w:rPr>
-        <w:t xml:space="preserve">1013</w:t>
+        <w:t xml:space="preserve">1019</w:t>
       </w:r>
     </w:p>
     <w:p>
@@ -3250,7 +3250,7 @@
           <w:b/>
           <w:bCs/>
         </w:rPr>
-        <w:t xml:space="preserve">D1, IF: 15.7, IC: 1</w:t>
+        <w:t xml:space="preserve">D1, IF: 15.7, IC: 2</w:t>
       </w:r>
     </w:p>
     <w:p>
@@ -3308,7 +3308,7 @@
           <w:b/>
           <w:bCs/>
         </w:rPr>
-        <w:t xml:space="preserve">D1, IF: 20.5, IC: 109</w:t>
+        <w:t xml:space="preserve">D1, IF: 20.5, IC: 112</w:t>
       </w:r>
     </w:p>
     <w:bookmarkEnd w:id="112"/>
@@ -3936,7 +3936,7 @@
           <w:b/>
           <w:bCs/>
         </w:rPr>
-        <w:t xml:space="preserve">D1, IF: 5.8, IC: 164 “High impact paper” a</w:t>
+        <w:t xml:space="preserve">D1, IF: 5.8, IC: 166 “High impact paper” a</w:t>
       </w:r>
       <w:r>
         <w:rPr>

--- a/docs/cv_hu.docx
+++ b/docs/cv_hu.docx
@@ -2564,7 +2564,7 @@
       </w:r>
     </w:p>
     <w:bookmarkEnd w:id="94"/>
-    <w:bookmarkStart w:id="99" w:name="szakmai-weboldalak"/>
+    <w:bookmarkStart w:id="100" w:name="szakmai-weboldalak"/>
     <w:p>
       <w:pPr>
         <w:pStyle w:val="Heading1"/>
@@ -2678,24 +2678,26 @@
       <w:r>
         <w:t xml:space="preserve"> </w:t>
       </w:r>
+      <w:r>
+        <w:rPr>
+          <w:i/>
+          <w:iCs/>
+        </w:rPr>
+        <w:t xml:space="preserve">treetune</w:t>
+      </w:r>
+      <w:r>
+        <w:t xml:space="preserve"> </w:t>
+      </w:r>
       <w:hyperlink r:id="rId98">
         <w:r>
           <w:rPr>
             <w:rStyle w:val="Hyperlink"/>
-          </w:rPr>
-          <w:t xml:space="preserve">treepruner</w:t>
-        </w:r>
-      </w:hyperlink>
-      <w:r>
-        <w:t xml:space="preserve"> </w:t>
-      </w:r>
-      <w:r>
-        <w:rPr>
-          <w:i/>
-          <w:iCs/>
-        </w:rPr>
-        <w:t xml:space="preserve">R</w:t>
-      </w:r>
+            <w:i/>
+            <w:iCs/>
+          </w:rPr>
+          <w:t xml:space="preserve">R</w:t>
+        </w:r>
+      </w:hyperlink>
       <w:r>
         <w:t xml:space="preserve"> </w:t>
       </w:r>
@@ -2705,13 +2707,16 @@
       <w:r>
         <w:t xml:space="preserve"> </w:t>
       </w:r>
-      <w:r>
-        <w:rPr>
-          <w:i/>
-          <w:iCs/>
-        </w:rPr>
-        <w:t xml:space="preserve">Python</w:t>
-      </w:r>
+      <w:hyperlink r:id="rId99">
+        <w:r>
+          <w:rPr>
+            <w:rStyle w:val="Hyperlink"/>
+            <w:i/>
+            <w:iCs/>
+          </w:rPr>
+          <w:t xml:space="preserve">Python</w:t>
+        </w:r>
+      </w:hyperlink>
       <w:r>
         <w:t xml:space="preserve"> </w:t>
       </w:r>
@@ -2719,8 +2724,8 @@
         <w:t xml:space="preserve">csomag létrehozásának irányítása, mellyel a filogenetikai fák túlságosan hosszú ágait lehet lemetszeni.</w:t>
       </w:r>
     </w:p>
-    <w:bookmarkEnd w:id="99"/>
-    <w:bookmarkStart w:id="158" w:name="publikációk"/>
+    <w:bookmarkEnd w:id="100"/>
+    <w:bookmarkStart w:id="159" w:name="publikációk"/>
     <w:p>
       <w:pPr>
         <w:pStyle w:val="Heading1"/>
@@ -2737,24 +2742,24 @@
           <w:numId w:val="1024"/>
         </w:numPr>
       </w:pPr>
-      <w:hyperlink r:id="rId103">
+      <w:hyperlink r:id="rId104">
         <w:r>
           <w:drawing>
             <wp:inline>
               <wp:extent cx="228600" cy="228600"/>
               <wp:effectExtent b="0" l="0" r="0" t="0"/>
-              <wp:docPr descr="Google" title="" id="101" name="Picture"/>
+              <wp:docPr descr="Google" title="" id="102" name="Picture"/>
               <a:graphic>
                 <a:graphicData uri="http://schemas.openxmlformats.org/drawingml/2006/picture">
                   <pic:pic>
                     <pic:nvPicPr>
-                      <pic:cNvPr descr="images/Google_Scholar_logo.svg.png" id="102" name="Picture"/>
+                      <pic:cNvPr descr="images/Google_Scholar_logo.svg.png" id="103" name="Picture"/>
                       <pic:cNvPicPr>
                         <a:picLocks noChangeArrowheads="1" noChangeAspect="1"/>
                       </pic:cNvPicPr>
                     </pic:nvPicPr>
                     <pic:blipFill>
-                      <a:blip r:embed="rId100"/>
+                      <a:blip r:embed="rId101"/>
                       <a:stretch>
                         <a:fillRect/>
                       </a:stretch>
@@ -2790,12 +2795,12 @@
             <wp:inline>
               <wp:extent cx="228600" cy="228600"/>
               <wp:effectExtent b="0" l="0" r="0" t="0"/>
-              <wp:docPr descr="MTMT" title="" id="104" name="Picture"/>
+              <wp:docPr descr="MTMT" title="" id="105" name="Picture"/>
               <a:graphic>
                 <a:graphicData uri="http://schemas.openxmlformats.org/drawingml/2006/picture">
                   <pic:pic>
                     <pic:nvPicPr>
-                      <pic:cNvPr descr="images/mtmt.jpg" id="105" name="Picture"/>
+                      <pic:cNvPr descr="images/mtmt.jpg" id="106" name="Picture"/>
                       <pic:cNvPicPr>
                         <a:picLocks noChangeArrowheads="1" noChangeAspect="1"/>
                       </pic:cNvPicPr>
@@ -3013,7 +3018,7 @@
         <w:t xml:space="preserve">18</w:t>
       </w:r>
     </w:p>
-    <w:bookmarkStart w:id="108" w:name="megjelenés-előtt"/>
+    <w:bookmarkStart w:id="109" w:name="megjelenés-előtt"/>
     <w:p>
       <w:pPr>
         <w:pStyle w:val="Heading2"/>
@@ -3048,7 +3053,7 @@
       <w:r>
         <w:t xml:space="preserve"> </w:t>
       </w:r>
-      <w:hyperlink r:id="rId106">
+      <w:hyperlink r:id="rId107">
         <w:r>
           <w:rPr>
             <w:rStyle w:val="Hyperlink"/>
@@ -3096,7 +3101,7 @@
       <w:r>
         <w:t xml:space="preserve"> </w:t>
       </w:r>
-      <w:hyperlink r:id="rId107">
+      <w:hyperlink r:id="rId108">
         <w:r>
           <w:rPr>
             <w:rStyle w:val="Hyperlink"/>
@@ -3118,8 +3123,8 @@
         <w:t xml:space="preserve">, 2026.02.20.706991.</w:t>
       </w:r>
     </w:p>
-    <w:bookmarkEnd w:id="108"/>
-    <w:bookmarkStart w:id="157" w:name="megjelent"/>
+    <w:bookmarkEnd w:id="109"/>
+    <w:bookmarkStart w:id="158" w:name="megjelent"/>
     <w:p>
       <w:pPr>
         <w:pStyle w:val="Heading2"/>
@@ -3128,7 +3133,7 @@
         <w:t xml:space="preserve">Megjelent</w:t>
       </w:r>
     </w:p>
-    <w:bookmarkStart w:id="112" w:name="section"/>
+    <w:bookmarkStart w:id="113" w:name="section"/>
     <w:p>
       <w:pPr>
         <w:pStyle w:val="Heading3"/>
@@ -3163,7 +3168,7 @@
       <w:r>
         <w:t xml:space="preserve"> </w:t>
       </w:r>
-      <w:hyperlink r:id="rId109">
+      <w:hyperlink r:id="rId110">
         <w:r>
           <w:rPr>
             <w:rStyle w:val="Hyperlink"/>
@@ -3221,7 +3226,7 @@
       <w:r>
         <w:t xml:space="preserve"> </w:t>
       </w:r>
-      <w:hyperlink r:id="rId110">
+      <w:hyperlink r:id="rId111">
         <w:r>
           <w:rPr>
             <w:rStyle w:val="Hyperlink"/>
@@ -3279,7 +3284,7 @@
       <w:r>
         <w:t xml:space="preserve"> </w:t>
       </w:r>
-      <w:hyperlink r:id="rId111">
+      <w:hyperlink r:id="rId112">
         <w:r>
           <w:rPr>
             <w:rStyle w:val="Hyperlink"/>
@@ -3311,8 +3316,8 @@
         <w:t xml:space="preserve">D1, IF: 20.5, IC: 112</w:t>
       </w:r>
     </w:p>
-    <w:bookmarkEnd w:id="112"/>
-    <w:bookmarkStart w:id="116" w:name="section-1"/>
+    <w:bookmarkEnd w:id="113"/>
+    <w:bookmarkStart w:id="117" w:name="section-1"/>
     <w:p>
       <w:pPr>
         <w:pStyle w:val="Heading3"/>
@@ -3347,7 +3352,7 @@
       <w:r>
         <w:t xml:space="preserve"> </w:t>
       </w:r>
-      <w:hyperlink r:id="rId113">
+      <w:hyperlink r:id="rId114">
         <w:r>
           <w:rPr>
             <w:rStyle w:val="Hyperlink"/>
@@ -3405,7 +3410,7 @@
       <w:r>
         <w:t xml:space="preserve"> </w:t>
       </w:r>
-      <w:hyperlink r:id="rId114">
+      <w:hyperlink r:id="rId115">
         <w:r>
           <w:rPr>
             <w:rStyle w:val="Hyperlink"/>
@@ -3471,7 +3476,7 @@
         </w:rPr>
         <w:t xml:space="preserve"> </w:t>
       </w:r>
-      <w:hyperlink r:id="rId115">
+      <w:hyperlink r:id="rId116">
         <w:r>
           <w:rPr>
             <w:rStyle w:val="Hyperlink"/>
@@ -3496,8 +3501,8 @@
         <w:t xml:space="preserve">szerint. (*levelező szerző)</w:t>
       </w:r>
     </w:p>
-    <w:bookmarkEnd w:id="116"/>
-    <w:bookmarkStart w:id="121" w:name="section-2"/>
+    <w:bookmarkEnd w:id="117"/>
+    <w:bookmarkStart w:id="122" w:name="section-2"/>
     <w:p>
       <w:pPr>
         <w:pStyle w:val="Heading3"/>
@@ -3535,7 +3540,7 @@
       <w:r>
         <w:t xml:space="preserve"> </w:t>
       </w:r>
-      <w:hyperlink r:id="rId117">
+      <w:hyperlink r:id="rId118">
         <w:r>
           <w:rPr>
             <w:rStyle w:val="Hyperlink"/>
@@ -3593,7 +3598,7 @@
       <w:r>
         <w:t xml:space="preserve"> </w:t>
       </w:r>
-      <w:hyperlink r:id="rId118">
+      <w:hyperlink r:id="rId119">
         <w:r>
           <w:rPr>
             <w:rStyle w:val="Hyperlink"/>
@@ -3651,7 +3656,7 @@
       <w:r>
         <w:t xml:space="preserve"> </w:t>
       </w:r>
-      <w:hyperlink r:id="rId119">
+      <w:hyperlink r:id="rId120">
         <w:r>
           <w:rPr>
             <w:rStyle w:val="Hyperlink"/>
@@ -3709,7 +3714,7 @@
       <w:r>
         <w:t xml:space="preserve"> </w:t>
       </w:r>
-      <w:hyperlink r:id="rId120">
+      <w:hyperlink r:id="rId121">
         <w:r>
           <w:rPr>
             <w:rStyle w:val="Hyperlink"/>
@@ -3761,8 +3766,8 @@
         <w:t xml:space="preserve">D1, IF: 14.7, IC: 35</w:t>
       </w:r>
     </w:p>
-    <w:bookmarkEnd w:id="121"/>
-    <w:bookmarkStart w:id="126" w:name="section-3"/>
+    <w:bookmarkEnd w:id="122"/>
+    <w:bookmarkStart w:id="127" w:name="section-3"/>
     <w:p>
       <w:pPr>
         <w:pStyle w:val="Heading3"/>
@@ -3791,7 +3796,7 @@
       <w:r>
         <w:t xml:space="preserve"> </w:t>
       </w:r>
-      <w:hyperlink r:id="rId122">
+      <w:hyperlink r:id="rId123">
         <w:r>
           <w:rPr>
             <w:rStyle w:val="Hyperlink"/>
@@ -3849,7 +3854,7 @@
       <w:r>
         <w:t xml:space="preserve"> </w:t>
       </w:r>
-      <w:hyperlink r:id="rId123">
+      <w:hyperlink r:id="rId124">
         <w:r>
           <w:rPr>
             <w:rStyle w:val="Hyperlink"/>
@@ -3907,7 +3912,7 @@
       <w:r>
         <w:t xml:space="preserve"> </w:t>
       </w:r>
-      <w:hyperlink r:id="rId124">
+      <w:hyperlink r:id="rId125">
         <w:r>
           <w:rPr>
             <w:rStyle w:val="Hyperlink"/>
@@ -3945,7 +3950,7 @@
         </w:rPr>
         <w:t xml:space="preserve"> </w:t>
       </w:r>
-      <w:hyperlink r:id="rId125">
+      <w:hyperlink r:id="rId126">
         <w:r>
           <w:rPr>
             <w:rStyle w:val="Hyperlink"/>
@@ -3970,8 +3975,8 @@
         <w:t xml:space="preserve">szerint. (*levelező szerző)</w:t>
       </w:r>
     </w:p>
-    <w:bookmarkEnd w:id="126"/>
-    <w:bookmarkStart w:id="128" w:name="section-4"/>
+    <w:bookmarkEnd w:id="127"/>
+    <w:bookmarkStart w:id="129" w:name="section-4"/>
     <w:p>
       <w:pPr>
         <w:pStyle w:val="Heading3"/>
@@ -4007,7 +4012,7 @@
       <w:r>
         <w:t xml:space="preserve"> </w:t>
       </w:r>
-      <w:hyperlink r:id="rId127">
+      <w:hyperlink r:id="rId128">
         <w:r>
           <w:rPr>
             <w:rStyle w:val="Hyperlink"/>
@@ -4039,8 +4044,8 @@
         <w:t xml:space="preserve">D1, IF: 5.68, IC: 29</w:t>
       </w:r>
     </w:p>
-    <w:bookmarkEnd w:id="128"/>
-    <w:bookmarkStart w:id="135" w:name="section-5"/>
+    <w:bookmarkEnd w:id="129"/>
+    <w:bookmarkStart w:id="136" w:name="section-5"/>
     <w:p>
       <w:pPr>
         <w:pStyle w:val="Heading3"/>
@@ -4075,7 +4080,7 @@
       <w:r>
         <w:t xml:space="preserve"> </w:t>
       </w:r>
-      <w:hyperlink r:id="rId129">
+      <w:hyperlink r:id="rId130">
         <w:r>
           <w:rPr>
             <w:rStyle w:val="Hyperlink"/>
@@ -4133,7 +4138,7 @@
       <w:r>
         <w:t xml:space="preserve"> </w:t>
       </w:r>
-      <w:hyperlink r:id="rId130">
+      <w:hyperlink r:id="rId131">
         <w:r>
           <w:rPr>
             <w:rStyle w:val="Hyperlink"/>
@@ -4171,7 +4176,7 @@
         </w:rPr>
         <w:t xml:space="preserve"> </w:t>
       </w:r>
-      <w:hyperlink r:id="rId131">
+      <w:hyperlink r:id="rId132">
         <w:r>
           <w:rPr>
             <w:rStyle w:val="Hyperlink"/>
@@ -4195,7 +4200,7 @@
         </w:rPr>
         <w:t xml:space="preserve"> </w:t>
       </w:r>
-      <w:hyperlink r:id="rId132">
+      <w:hyperlink r:id="rId133">
         <w:r>
           <w:rPr>
             <w:rStyle w:val="Hyperlink"/>
@@ -4239,7 +4244,7 @@
       <w:r>
         <w:t xml:space="preserve"> </w:t>
       </w:r>
-      <w:hyperlink r:id="rId133">
+      <w:hyperlink r:id="rId134">
         <w:r>
           <w:rPr>
             <w:rStyle w:val="Hyperlink"/>
@@ -4297,7 +4302,7 @@
       <w:r>
         <w:t xml:space="preserve"> </w:t>
       </w:r>
-      <w:hyperlink r:id="rId134">
+      <w:hyperlink r:id="rId135">
         <w:r>
           <w:rPr>
             <w:rStyle w:val="Hyperlink"/>
@@ -4329,8 +4334,8 @@
         <w:t xml:space="preserve">D1, IF: 9.1, IC: 22</w:t>
       </w:r>
     </w:p>
-    <w:bookmarkEnd w:id="135"/>
-    <w:bookmarkStart w:id="137" w:name="section-6"/>
+    <w:bookmarkEnd w:id="136"/>
+    <w:bookmarkStart w:id="138" w:name="section-6"/>
     <w:p>
       <w:pPr>
         <w:pStyle w:val="Heading3"/>
@@ -4366,7 +4371,7 @@
       <w:r>
         <w:t xml:space="preserve"> </w:t>
       </w:r>
-      <w:hyperlink r:id="rId136">
+      <w:hyperlink r:id="rId137">
         <w:r>
           <w:rPr>
             <w:rStyle w:val="Hyperlink"/>
@@ -4398,8 +4403,8 @@
         <w:t xml:space="preserve">D1, IF: 9.58, IC: 96</w:t>
       </w:r>
     </w:p>
-    <w:bookmarkEnd w:id="137"/>
-    <w:bookmarkStart w:id="141" w:name="section-7"/>
+    <w:bookmarkEnd w:id="138"/>
+    <w:bookmarkStart w:id="142" w:name="section-7"/>
     <w:p>
       <w:pPr>
         <w:pStyle w:val="Heading3"/>
@@ -4434,7 +4439,7 @@
       <w:r>
         <w:t xml:space="preserve"> </w:t>
       </w:r>
-      <w:hyperlink r:id="rId138">
+      <w:hyperlink r:id="rId139">
         <w:r>
           <w:rPr>
             <w:rStyle w:val="Hyperlink"/>
@@ -4492,7 +4497,7 @@
       <w:r>
         <w:t xml:space="preserve"> </w:t>
       </w:r>
-      <w:hyperlink r:id="rId139">
+      <w:hyperlink r:id="rId140">
         <w:r>
           <w:rPr>
             <w:rStyle w:val="Hyperlink"/>
@@ -4576,7 +4581,7 @@
       <w:r>
         <w:t xml:space="preserve"> </w:t>
       </w:r>
-      <w:hyperlink r:id="rId140">
+      <w:hyperlink r:id="rId141">
         <w:r>
           <w:rPr>
             <w:rStyle w:val="Hyperlink"/>
@@ -4608,8 +4613,8 @@
         <w:t xml:space="preserve">Q2, IF: 0.98, IC: 2</w:t>
       </w:r>
     </w:p>
-    <w:bookmarkEnd w:id="141"/>
-    <w:bookmarkStart w:id="145" w:name="section-8"/>
+    <w:bookmarkEnd w:id="142"/>
+    <w:bookmarkStart w:id="146" w:name="section-8"/>
     <w:p>
       <w:pPr>
         <w:pStyle w:val="Heading3"/>
@@ -4644,7 +4649,7 @@
       <w:r>
         <w:t xml:space="preserve"> </w:t>
       </w:r>
-      <w:hyperlink r:id="rId142">
+      <w:hyperlink r:id="rId143">
         <w:r>
           <w:rPr>
             <w:rStyle w:val="Hyperlink"/>
@@ -4704,7 +4709,7 @@
       <w:r>
         <w:t xml:space="preserve"> </w:t>
       </w:r>
-      <w:hyperlink r:id="rId143">
+      <w:hyperlink r:id="rId144">
         <w:r>
           <w:rPr>
             <w:rStyle w:val="Hyperlink"/>
@@ -4762,7 +4767,7 @@
       <w:r>
         <w:t xml:space="preserve"> </w:t>
       </w:r>
-      <w:hyperlink r:id="rId144">
+      <w:hyperlink r:id="rId145">
         <w:r>
           <w:rPr>
             <w:rStyle w:val="Hyperlink"/>
@@ -4794,8 +4799,8 @@
         <w:t xml:space="preserve">D1, IF: 4.62, IC: 8</w:t>
       </w:r>
     </w:p>
-    <w:bookmarkEnd w:id="145"/>
-    <w:bookmarkStart w:id="147" w:name="section-9"/>
+    <w:bookmarkEnd w:id="146"/>
+    <w:bookmarkStart w:id="148" w:name="section-9"/>
     <w:p>
       <w:pPr>
         <w:pStyle w:val="Heading3"/>
@@ -4831,7 +4836,7 @@
       <w:r>
         <w:t xml:space="preserve"> </w:t>
       </w:r>
-      <w:hyperlink r:id="rId146">
+      <w:hyperlink r:id="rId147">
         <w:r>
           <w:rPr>
             <w:rStyle w:val="Hyperlink"/>
@@ -4863,8 +4868,8 @@
         <w:t xml:space="preserve">D1, IF: 5.85, IC: 17</w:t>
       </w:r>
     </w:p>
-    <w:bookmarkEnd w:id="147"/>
-    <w:bookmarkStart w:id="149" w:name="section-10"/>
+    <w:bookmarkEnd w:id="148"/>
+    <w:bookmarkStart w:id="150" w:name="section-10"/>
     <w:p>
       <w:pPr>
         <w:pStyle w:val="Heading3"/>
@@ -4894,7 +4899,7 @@
       <w:r>
         <w:t xml:space="preserve"> </w:t>
       </w:r>
-      <w:hyperlink r:id="rId148">
+      <w:hyperlink r:id="rId149">
         <w:r>
           <w:rPr>
             <w:rStyle w:val="Hyperlink"/>
@@ -4926,8 +4931,8 @@
         <w:t xml:space="preserve">D1, IF: 4.42, IC: 5 (*levelező szerző)</w:t>
       </w:r>
     </w:p>
-    <w:bookmarkEnd w:id="149"/>
-    <w:bookmarkStart w:id="152" w:name="section-11"/>
+    <w:bookmarkEnd w:id="150"/>
+    <w:bookmarkStart w:id="153" w:name="section-11"/>
     <w:p>
       <w:pPr>
         <w:pStyle w:val="Heading3"/>
@@ -4965,7 +4970,7 @@
       <w:r>
         <w:t xml:space="preserve"> </w:t>
       </w:r>
-      <w:hyperlink r:id="rId150">
+      <w:hyperlink r:id="rId151">
         <w:r>
           <w:rPr>
             <w:rStyle w:val="Hyperlink"/>
@@ -5049,7 +5054,7 @@
       <w:r>
         <w:t xml:space="preserve"> </w:t>
       </w:r>
-      <w:hyperlink r:id="rId151">
+      <w:hyperlink r:id="rId152">
         <w:r>
           <w:rPr>
             <w:rStyle w:val="Hyperlink"/>
@@ -5133,8 +5138,8 @@
         <w:t xml:space="preserve">Q1, IF: 2.78, IC: 28</w:t>
       </w:r>
     </w:p>
-    <w:bookmarkEnd w:id="152"/>
-    <w:bookmarkStart w:id="154" w:name="section-12"/>
+    <w:bookmarkEnd w:id="153"/>
+    <w:bookmarkStart w:id="155" w:name="section-12"/>
     <w:p>
       <w:pPr>
         <w:pStyle w:val="Heading3"/>
@@ -5170,7 +5175,7 @@
       <w:r>
         <w:t xml:space="preserve"> </w:t>
       </w:r>
-      <w:hyperlink r:id="rId153">
+      <w:hyperlink r:id="rId154">
         <w:r>
           <w:rPr>
             <w:rStyle w:val="Hyperlink"/>
@@ -5202,8 +5207,8 @@
         <w:t xml:space="preserve">D1, IF: 3.88, IC: 30</w:t>
       </w:r>
     </w:p>
-    <w:bookmarkEnd w:id="154"/>
-    <w:bookmarkStart w:id="156" w:name="section-13"/>
+    <w:bookmarkEnd w:id="155"/>
+    <w:bookmarkStart w:id="157" w:name="section-13"/>
     <w:p>
       <w:pPr>
         <w:pStyle w:val="Heading3"/>
@@ -5233,7 +5238,7 @@
       <w:r>
         <w:t xml:space="preserve"> </w:t>
       </w:r>
-      <w:hyperlink r:id="rId155">
+      <w:hyperlink r:id="rId156">
         <w:r>
           <w:rPr>
             <w:rStyle w:val="Hyperlink"/>
@@ -5265,10 +5270,10 @@
         <w:t xml:space="preserve">Q2, IF: 0.23, IC: 0</w:t>
       </w:r>
     </w:p>
-    <w:bookmarkEnd w:id="156"/>
     <w:bookmarkEnd w:id="157"/>
     <w:bookmarkEnd w:id="158"/>
-    <w:bookmarkStart w:id="166" w:name="konferencia-előadások"/>
+    <w:bookmarkEnd w:id="159"/>
+    <w:bookmarkStart w:id="167" w:name="konferencia-előadások"/>
     <w:p>
       <w:pPr>
         <w:pStyle w:val="Heading1"/>
@@ -5373,7 +5378,7 @@
       <w:r>
         <w:t xml:space="preserve"> </w:t>
       </w:r>
-      <w:hyperlink r:id="rId159">
+      <w:hyperlink r:id="rId160">
         <w:r>
           <w:rPr>
             <w:rStyle w:val="Hyperlink"/>
@@ -5401,7 +5406,7 @@
       <w:r>
         <w:t xml:space="preserve"> </w:t>
       </w:r>
-      <w:hyperlink r:id="rId160">
+      <w:hyperlink r:id="rId161">
         <w:r>
           <w:rPr>
             <w:rStyle w:val="Hyperlink"/>
@@ -5445,7 +5450,7 @@
       <w:r>
         <w:t xml:space="preserve"> </w:t>
       </w:r>
-      <w:hyperlink r:id="rId161">
+      <w:hyperlink r:id="rId162">
         <w:r>
           <w:rPr>
             <w:rStyle w:val="Hyperlink"/>
@@ -5489,7 +5494,7 @@
       <w:r>
         <w:t xml:space="preserve"> </w:t>
       </w:r>
-      <w:hyperlink r:id="rId162">
+      <w:hyperlink r:id="rId163">
         <w:r>
           <w:rPr>
             <w:rStyle w:val="Hyperlink"/>
@@ -5546,7 +5551,7 @@
       <w:r>
         <w:t xml:space="preserve"> </w:t>
       </w:r>
-      <w:hyperlink r:id="rId163">
+      <w:hyperlink r:id="rId164">
         <w:r>
           <w:rPr>
             <w:rStyle w:val="Hyperlink"/>
@@ -5603,7 +5608,7 @@
       <w:r>
         <w:t xml:space="preserve"> </w:t>
       </w:r>
-      <w:hyperlink r:id="rId164">
+      <w:hyperlink r:id="rId165">
         <w:r>
           <w:rPr>
             <w:rStyle w:val="Hyperlink"/>
@@ -5650,7 +5655,7 @@
       <w:r>
         <w:t xml:space="preserve"> </w:t>
       </w:r>
-      <w:hyperlink r:id="rId165">
+      <w:hyperlink r:id="rId166">
         <w:r>
           <w:rPr>
             <w:rStyle w:val="Hyperlink"/>
@@ -6014,8 +6019,8 @@
         <w:t xml:space="preserve">, szep. 4-9. St. Andrews, UK</w:t>
       </w:r>
     </w:p>
-    <w:bookmarkEnd w:id="166"/>
-    <w:bookmarkStart w:id="167" w:name="egyéb-meghívott-előadások"/>
+    <w:bookmarkEnd w:id="167"/>
+    <w:bookmarkStart w:id="168" w:name="egyéb-meghívott-előadások"/>
     <w:p>
       <w:pPr>
         <w:pStyle w:val="Heading1"/>
@@ -6086,8 +6091,8 @@
         <w:t xml:space="preserve">. The Genome Analysis Centre, feb. 23. Norwich, UK</w:t>
       </w:r>
     </w:p>
-    <w:bookmarkEnd w:id="167"/>
-    <w:bookmarkStart w:id="177" w:name="konferencia-poszter-prezentációk"/>
+    <w:bookmarkEnd w:id="168"/>
+    <w:bookmarkStart w:id="178" w:name="konferencia-poszter-prezentációk"/>
     <w:p>
       <w:pPr>
         <w:pStyle w:val="Heading1"/>
@@ -6148,7 +6153,7 @@
       <w:r>
         <w:t xml:space="preserve"> </w:t>
       </w:r>
-      <w:hyperlink r:id="rId168">
+      <w:hyperlink r:id="rId169">
         <w:r>
           <w:rPr>
             <w:rStyle w:val="Hyperlink"/>
@@ -6205,7 +6210,7 @@
       <w:r>
         <w:t xml:space="preserve"> </w:t>
       </w:r>
-      <w:hyperlink r:id="rId169">
+      <w:hyperlink r:id="rId170">
         <w:r>
           <w:rPr>
             <w:rStyle w:val="Hyperlink"/>
@@ -6249,7 +6254,7 @@
       <w:r>
         <w:t xml:space="preserve"> </w:t>
       </w:r>
-      <w:hyperlink r:id="rId170">
+      <w:hyperlink r:id="rId171">
         <w:r>
           <w:rPr>
             <w:rStyle w:val="Hyperlink"/>
@@ -6277,7 +6282,7 @@
       <w:r>
         <w:t xml:space="preserve"> </w:t>
       </w:r>
-      <w:hyperlink r:id="rId171">
+      <w:hyperlink r:id="rId172">
         <w:r>
           <w:rPr>
             <w:rStyle w:val="Hyperlink"/>
@@ -6334,7 +6339,7 @@
       <w:r>
         <w:t xml:space="preserve"> </w:t>
       </w:r>
-      <w:hyperlink r:id="rId172">
+      <w:hyperlink r:id="rId173">
         <w:r>
           <w:rPr>
             <w:rStyle w:val="Hyperlink"/>
@@ -6378,7 +6383,7 @@
       <w:r>
         <w:t xml:space="preserve"> </w:t>
       </w:r>
-      <w:hyperlink r:id="rId173">
+      <w:hyperlink r:id="rId174">
         <w:r>
           <w:rPr>
             <w:rStyle w:val="Hyperlink"/>
@@ -6406,7 +6411,7 @@
       <w:r>
         <w:t xml:space="preserve"> </w:t>
       </w:r>
-      <w:hyperlink r:id="rId174">
+      <w:hyperlink r:id="rId175">
         <w:r>
           <w:rPr>
             <w:rStyle w:val="Hyperlink"/>
@@ -6447,7 +6452,7 @@
       <w:r>
         <w:t xml:space="preserve"> </w:t>
       </w:r>
-      <w:hyperlink r:id="rId175">
+      <w:hyperlink r:id="rId176">
         <w:r>
           <w:rPr>
             <w:rStyle w:val="Hyperlink"/>
@@ -6512,7 +6517,7 @@
       <w:r>
         <w:t xml:space="preserve"> </w:t>
       </w:r>
-      <w:hyperlink r:id="rId176">
+      <w:hyperlink r:id="rId177">
         <w:r>
           <w:rPr>
             <w:rStyle w:val="Hyperlink"/>
@@ -6567,7 +6572,7 @@
       <w:r>
         <w:t xml:space="preserve"> </w:t>
       </w:r>
-      <w:hyperlink r:id="rId176">
+      <w:hyperlink r:id="rId177">
         <w:r>
           <w:rPr>
             <w:rStyle w:val="Hyperlink"/>
@@ -6699,7 +6704,7 @@
         <w:t xml:space="preserve">, máj. 25-27. Bécs, A</w:t>
       </w:r>
     </w:p>
-    <w:bookmarkEnd w:id="177"/>
+    <w:bookmarkEnd w:id="178"/>
     <w:sectPr>
       <w:footnotePr>
         <w:numRestart w:val="eachSect"/>
